--- a/115208.docx
+++ b/115208.docx
@@ -1,6 +1,6 @@
 
 <file path=word/document.xml><?xml version="1.0" encoding="utf-8"?>
-<w:document xmlns:wpc="http://schemas.microsoft.com/office/word/2010/wordprocessingCanvas" xmlns:cx="http://schemas.microsoft.com/office/drawing/2014/chartex" xmlns:cx1="http://schemas.microsoft.com/office/drawing/2015/9/8/chartex" xmlns:cx2="http://schemas.microsoft.com/office/drawing/2015/10/21/chartex" xmlns:cx3="http://schemas.microsoft.com/office/drawing/2016/5/9/chartex" xmlns:cx4="http://schemas.microsoft.com/office/drawing/2016/5/10/chartex" xmlns:cx5="http://schemas.microsoft.com/office/drawing/2016/5/11/chartex" xmlns:cx6="http://schemas.microsoft.com/office/drawing/2016/5/12/chartex" xmlns:cx7="http://schemas.microsoft.com/office/drawing/2016/5/13/chartex" xmlns:cx8="http://schemas.microsoft.com/office/drawing/2016/5/14/chartex" xmlns:mc="http://schemas.openxmlformats.org/markup-compatibility/2006" xmlns:aink="http://schemas.microsoft.com/office/drawing/2016/ink" xmlns:am3d="http://schemas.microsoft.com/office/drawing/2017/model3d" xmlns:o="urn:schemas-microsoft-com:office:office" xmlns:r="http://schemas.openxmlformats.org/officeDocument/2006/relationships" xmlns:m="http://schemas.openxmlformats.org/officeDocument/2006/math" xmlns:v="urn:schemas-microsoft-com:vml" xmlns:wp14="http://schemas.microsoft.com/office/word/2010/wordprocessingDrawing" xmlns:wp="http://schemas.openxmlformats.org/drawingml/2006/wordprocessingDrawing" xmlns:w10="urn:schemas-microsoft-com:office:word" xmlns:w="http://schemas.openxmlformats.org/wordprocessingml/2006/main" xmlns:w14="http://schemas.microsoft.com/office/word/2010/wordml" xmlns:w15="http://schemas.microsoft.com/office/word/2012/wordml" xmlns:w16cid="http://schemas.microsoft.com/office/word/2016/wordml/cid" xmlns:w16se="http://schemas.microsoft.com/office/word/2015/wordml/symex" xmlns:wpg="http://schemas.microsoft.com/office/word/2010/wordprocessingGroup" xmlns:wpi="http://schemas.microsoft.com/office/word/2010/wordprocessingInk" xmlns:wne="http://schemas.microsoft.com/office/word/2006/wordml" xmlns:wps="http://schemas.microsoft.com/office/word/2010/wordprocessingShape" mc:Ignorable="w14 w15 w16se w16cid wp14">
+<w:document xmlns:wpc="http://schemas.microsoft.com/office/word/2010/wordprocessingCanvas" xmlns:cx="http://schemas.microsoft.com/office/drawing/2014/chartex" xmlns:cx1="http://schemas.microsoft.com/office/drawing/2015/9/8/chartex" xmlns:cx2="http://schemas.microsoft.com/office/drawing/2015/10/21/chartex" xmlns:cx3="http://schemas.microsoft.com/office/drawing/2016/5/9/chartex" xmlns:cx4="http://schemas.microsoft.com/office/drawing/2016/5/10/chartex" xmlns:cx5="http://schemas.microsoft.com/office/drawing/2016/5/11/chartex" xmlns:cx6="http://schemas.microsoft.com/office/drawing/2016/5/12/chartex" xmlns:cx7="http://schemas.microsoft.com/office/drawing/2016/5/13/chartex" xmlns:cx8="http://schemas.microsoft.com/office/drawing/2016/5/14/chartex" xmlns:mc="http://schemas.openxmlformats.org/markup-compatibility/2006" xmlns:aink="http://schemas.microsoft.com/office/drawing/2016/ink" xmlns:am3d="http://schemas.microsoft.com/office/drawing/2017/model3d" xmlns:o="urn:schemas-microsoft-com:office:office" xmlns:oel="http://schemas.microsoft.com/office/2019/extlst" xmlns:r="http://schemas.openxmlformats.org/officeDocument/2006/relationships" xmlns:m="http://schemas.openxmlformats.org/officeDocument/2006/math" xmlns:v="urn:schemas-microsoft-com:vml" xmlns:wp14="http://schemas.microsoft.com/office/word/2010/wordprocessingDrawing" xmlns:wp="http://schemas.openxmlformats.org/drawingml/2006/wordprocessingDrawing" xmlns:w10="urn:schemas-microsoft-com:office:word" xmlns:w="http://schemas.openxmlformats.org/wordprocessingml/2006/main" xmlns:w14="http://schemas.microsoft.com/office/word/2010/wordml" xmlns:w15="http://schemas.microsoft.com/office/word/2012/wordml" xmlns:w16cex="http://schemas.microsoft.com/office/word/2018/wordml/cex" xmlns:w16cid="http://schemas.microsoft.com/office/word/2016/wordml/cid" xmlns:w16="http://schemas.microsoft.com/office/word/2018/wordml" xmlns:w16du="http://schemas.microsoft.com/office/word/2023/wordml/word16du" xmlns:w16sdtdh="http://schemas.microsoft.com/office/word/2020/wordml/sdtdatahash" xmlns:w16sdtfl="http://schemas.microsoft.com/office/word/2024/wordml/sdtformatlock" xmlns:w16se="http://schemas.microsoft.com/office/word/2015/wordml/symex" xmlns:wpg="http://schemas.microsoft.com/office/word/2010/wordprocessingGroup" xmlns:wpi="http://schemas.microsoft.com/office/word/2010/wordprocessingInk" xmlns:wne="http://schemas.microsoft.com/office/word/2006/wordml" xmlns:wps="http://schemas.microsoft.com/office/word/2010/wordprocessingShape" mc:Ignorable="w14 w15 w16se w16cid w16 w16cex w16sdtdh w16sdtfl w16du wp14">
   <w:body>
     <w:p>
       <w:pPr>
@@ -129,15 +129,6 @@
         </w:rPr>
         <w:t>115</w:t>
       </w:r>
-      <w:proofErr w:type="gramStart"/>
-      <w:r>
-        <w:rPr>
-          <w:rFonts w:eastAsia="標楷體" w:cs="Arial"/>
-          <w:sz w:val="48"/>
-        </w:rPr>
-        <w:t>’</w:t>
-      </w:r>
-      <w:proofErr w:type="gramEnd"/>
       <w:r>
         <w:rPr>
           <w:rFonts w:eastAsia="標楷體" w:hint="eastAsia"/>
@@ -193,7 +184,7 @@
           </w14:shadow>
         </w:rPr>
         <w:drawing>
-          <wp:inline distT="0" distB="0" distL="0" distR="0">
+          <wp:inline distT="0" distB="0" distL="0" distR="0" wp14:anchorId="62ADCD99" wp14:editId="40B55554">
             <wp:extent cx="3143250" cy="2081530"/>
             <wp:effectExtent l="0" t="0" r="0" b="0"/>
             <wp:docPr id="1" name="圖片 1" descr="bbb"/>
@@ -735,10 +726,12 @@
           <w:tab w:val="right" w:leader="dot" w:pos="10194"/>
         </w:tabs>
         <w:rPr>
-          <w:rFonts w:ascii="Times New Roman" w:eastAsia="標楷體" w:hAnsi="Times New Roman" w:cstheme="minorBidi"/>
+          <w:rFonts w:cstheme="minorBidi"/>
           <w:noProof/>
           <w:kern w:val="2"/>
           <w:sz w:val="24"/>
+          <w:szCs w:val="24"/>
+          <w14:ligatures w14:val="standardContextual"/>
         </w:rPr>
       </w:pPr>
       <w:r>
@@ -771,11 +764,11 @@
         </w:rPr>
         <w:fldChar w:fldCharType="separate"/>
       </w:r>
-      <w:hyperlink w:anchor="_Toc226649590" w:history="1">
+      <w:hyperlink w:anchor="_Toc227357985" w:history="1">
         <w:r>
           <w:rPr>
             <w:rStyle w:val="a7"/>
-            <w:rFonts w:ascii="Times New Roman" w:eastAsia="標楷體" w:hAnsi="Times New Roman" w:hint="eastAsia"/>
+            <w:rFonts w:eastAsia="標楷體" w:hint="eastAsia"/>
             <w:bCs/>
             <w:noProof/>
           </w:rPr>
@@ -784,7 +777,7 @@
         <w:r>
           <w:rPr>
             <w:rStyle w:val="a7"/>
-            <w:rFonts w:ascii="Times New Roman" w:eastAsia="標楷體" w:hAnsi="Times New Roman"/>
+            <w:rFonts w:eastAsia="標楷體"/>
             <w:bCs/>
             <w:noProof/>
           </w:rPr>
@@ -793,7 +786,7 @@
         <w:r>
           <w:rPr>
             <w:rStyle w:val="a7"/>
-            <w:rFonts w:ascii="Times New Roman" w:eastAsia="標楷體" w:hAnsi="Times New Roman" w:hint="eastAsia"/>
+            <w:rFonts w:eastAsia="標楷體" w:hint="eastAsia"/>
             <w:bCs/>
             <w:noProof/>
           </w:rPr>
@@ -801,17 +794,19 @@
         </w:r>
         <w:r>
           <w:rPr>
-            <w:rFonts w:ascii="Times New Roman" w:eastAsia="標楷體" w:hAnsi="Times New Roman" w:cstheme="minorBidi"/>
+            <w:rFonts w:cstheme="minorBidi"/>
             <w:noProof/>
             <w:kern w:val="2"/>
             <w:sz w:val="24"/>
+            <w:szCs w:val="24"/>
+            <w14:ligatures w14:val="standardContextual"/>
           </w:rPr>
           <w:tab/>
         </w:r>
         <w:r>
           <w:rPr>
             <w:rStyle w:val="a7"/>
-            <w:rFonts w:ascii="Times New Roman" w:eastAsia="標楷體" w:hAnsi="Times New Roman" w:hint="eastAsia"/>
+            <w:rFonts w:eastAsia="標楷體" w:hint="eastAsia"/>
             <w:bCs/>
             <w:noProof/>
           </w:rPr>
@@ -819,7 +814,6 @@
         </w:r>
         <w:r>
           <w:rPr>
-            <w:rFonts w:ascii="Times New Roman" w:eastAsia="標楷體" w:hAnsi="Times New Roman"/>
             <w:noProof/>
             <w:webHidden/>
           </w:rPr>
@@ -827,7 +821,6 @@
         </w:r>
         <w:r>
           <w:rPr>
-            <w:rFonts w:ascii="Times New Roman" w:eastAsia="標楷體" w:hAnsi="Times New Roman"/>
             <w:noProof/>
             <w:webHidden/>
           </w:rPr>
@@ -835,22 +828,19 @@
         </w:r>
         <w:r>
           <w:rPr>
-            <w:rFonts w:ascii="Times New Roman" w:eastAsia="標楷體" w:hAnsi="Times New Roman"/>
             <w:noProof/>
             <w:webHidden/>
           </w:rPr>
-          <w:instrText xml:space="preserve"> PAGEREF _Toc226649590 \h </w:instrText>
+          <w:instrText xml:space="preserve"> PAGEREF _Toc227357985 \h </w:instrText>
         </w:r>
         <w:r>
           <w:rPr>
-            <w:rFonts w:ascii="Times New Roman" w:eastAsia="標楷體" w:hAnsi="Times New Roman"/>
             <w:noProof/>
             <w:webHidden/>
           </w:rPr>
         </w:r>
         <w:r>
           <w:rPr>
-            <w:rFonts w:ascii="Times New Roman" w:eastAsia="標楷體" w:hAnsi="Times New Roman"/>
             <w:noProof/>
             <w:webHidden/>
           </w:rPr>
@@ -858,15 +848,13 @@
         </w:r>
         <w:r>
           <w:rPr>
-            <w:rFonts w:ascii="Times New Roman" w:eastAsia="標楷體" w:hAnsi="Times New Roman"/>
             <w:noProof/>
             <w:webHidden/>
           </w:rPr>
-          <w:t>5</w:t>
+          <w:t>6</w:t>
         </w:r>
         <w:r>
           <w:rPr>
-            <w:rFonts w:ascii="Times New Roman" w:eastAsia="標楷體" w:hAnsi="Times New Roman"/>
             <w:noProof/>
             <w:webHidden/>
           </w:rPr>
@@ -876,23 +864,25 @@
     </w:p>
     <w:p>
       <w:pPr>
-        <w:pStyle w:val="2"/>
+        <w:pStyle w:val="21"/>
         <w:tabs>
           <w:tab w:val="left" w:pos="960"/>
           <w:tab w:val="right" w:leader="dot" w:pos="10194"/>
         </w:tabs>
         <w:rPr>
-          <w:rFonts w:ascii="Times New Roman" w:eastAsia="標楷體" w:hAnsi="Times New Roman" w:cstheme="minorBidi"/>
+          <w:rFonts w:cstheme="minorBidi"/>
           <w:noProof/>
           <w:kern w:val="2"/>
           <w:sz w:val="24"/>
+          <w:szCs w:val="24"/>
+          <w14:ligatures w14:val="standardContextual"/>
         </w:rPr>
       </w:pPr>
-      <w:hyperlink w:anchor="_Toc226649591" w:history="1">
+      <w:hyperlink w:anchor="_Toc227357986" w:history="1">
         <w:r>
           <w:rPr>
             <w:rStyle w:val="a7"/>
-            <w:rFonts w:ascii="Times New Roman" w:eastAsia="標楷體" w:hAnsi="Times New Roman"/>
+            <w:rFonts w:eastAsia="標楷體"/>
             <w:bCs/>
             <w:noProof/>
           </w:rPr>
@@ -900,17 +890,19 @@
         </w:r>
         <w:r>
           <w:rPr>
-            <w:rFonts w:ascii="Times New Roman" w:eastAsia="標楷體" w:hAnsi="Times New Roman" w:cstheme="minorBidi"/>
+            <w:rFonts w:cstheme="minorBidi"/>
             <w:noProof/>
             <w:kern w:val="2"/>
             <w:sz w:val="24"/>
+            <w:szCs w:val="24"/>
+            <w14:ligatures w14:val="standardContextual"/>
           </w:rPr>
           <w:tab/>
         </w:r>
         <w:r>
           <w:rPr>
             <w:rStyle w:val="a7"/>
-            <w:rFonts w:ascii="Times New Roman" w:eastAsia="標楷體" w:hAnsi="Times New Roman" w:hint="eastAsia"/>
+            <w:rFonts w:eastAsia="標楷體" w:hint="eastAsia"/>
             <w:bCs/>
             <w:noProof/>
           </w:rPr>
@@ -918,7 +910,6 @@
         </w:r>
         <w:r>
           <w:rPr>
-            <w:rFonts w:ascii="Times New Roman" w:eastAsia="標楷體" w:hAnsi="Times New Roman"/>
             <w:noProof/>
             <w:webHidden/>
           </w:rPr>
@@ -926,7 +917,6 @@
         </w:r>
         <w:r>
           <w:rPr>
-            <w:rFonts w:ascii="Times New Roman" w:eastAsia="標楷體" w:hAnsi="Times New Roman"/>
             <w:noProof/>
             <w:webHidden/>
           </w:rPr>
@@ -934,22 +924,19 @@
         </w:r>
         <w:r>
           <w:rPr>
-            <w:rFonts w:ascii="Times New Roman" w:eastAsia="標楷體" w:hAnsi="Times New Roman"/>
             <w:noProof/>
             <w:webHidden/>
           </w:rPr>
-          <w:instrText xml:space="preserve"> PAGEREF _Toc226649591 \h </w:instrText>
+          <w:instrText xml:space="preserve"> PAGEREF _Toc227357986 \h </w:instrText>
         </w:r>
         <w:r>
           <w:rPr>
-            <w:rFonts w:ascii="Times New Roman" w:eastAsia="標楷體" w:hAnsi="Times New Roman"/>
             <w:noProof/>
             <w:webHidden/>
           </w:rPr>
         </w:r>
         <w:r>
           <w:rPr>
-            <w:rFonts w:ascii="Times New Roman" w:eastAsia="標楷體" w:hAnsi="Times New Roman"/>
             <w:noProof/>
             <w:webHidden/>
           </w:rPr>
@@ -957,15 +944,13 @@
         </w:r>
         <w:r>
           <w:rPr>
-            <w:rFonts w:ascii="Times New Roman" w:eastAsia="標楷體" w:hAnsi="Times New Roman"/>
             <w:noProof/>
             <w:webHidden/>
           </w:rPr>
-          <w:t>5</w:t>
+          <w:t>6</w:t>
         </w:r>
         <w:r>
           <w:rPr>
-            <w:rFonts w:ascii="Times New Roman" w:eastAsia="標楷體" w:hAnsi="Times New Roman"/>
             <w:noProof/>
             <w:webHidden/>
           </w:rPr>
@@ -981,17 +966,19 @@
           <w:tab w:val="right" w:leader="dot" w:pos="10194"/>
         </w:tabs>
         <w:rPr>
-          <w:rFonts w:ascii="Times New Roman" w:eastAsia="標楷體" w:hAnsi="Times New Roman" w:cstheme="minorBidi"/>
+          <w:rFonts w:cstheme="minorBidi"/>
           <w:noProof/>
           <w:kern w:val="2"/>
           <w:sz w:val="24"/>
+          <w:szCs w:val="24"/>
+          <w14:ligatures w14:val="standardContextual"/>
         </w:rPr>
       </w:pPr>
-      <w:hyperlink w:anchor="_Toc226649592" w:history="1">
+      <w:hyperlink w:anchor="_Toc227357987" w:history="1">
         <w:r>
           <w:rPr>
             <w:rStyle w:val="a7"/>
-            <w:rFonts w:ascii="Times New Roman" w:eastAsia="標楷體" w:hAnsi="Times New Roman" w:hint="eastAsia"/>
+            <w:rFonts w:eastAsia="標楷體" w:hint="eastAsia"/>
             <w:bCs/>
             <w:noProof/>
           </w:rPr>
@@ -1000,7 +987,7 @@
         <w:r>
           <w:rPr>
             <w:rStyle w:val="a7"/>
-            <w:rFonts w:ascii="Times New Roman" w:eastAsia="標楷體" w:hAnsi="Times New Roman"/>
+            <w:rFonts w:eastAsia="標楷體"/>
             <w:bCs/>
             <w:noProof/>
           </w:rPr>
@@ -1009,7 +996,7 @@
         <w:r>
           <w:rPr>
             <w:rStyle w:val="a7"/>
-            <w:rFonts w:ascii="Times New Roman" w:eastAsia="標楷體" w:hAnsi="Times New Roman" w:hint="eastAsia"/>
+            <w:rFonts w:eastAsia="標楷體" w:hint="eastAsia"/>
             <w:bCs/>
             <w:noProof/>
           </w:rPr>
@@ -1017,17 +1004,19 @@
         </w:r>
         <w:r>
           <w:rPr>
-            <w:rFonts w:ascii="Times New Roman" w:eastAsia="標楷體" w:hAnsi="Times New Roman" w:cstheme="minorBidi"/>
+            <w:rFonts w:cstheme="minorBidi"/>
             <w:noProof/>
             <w:kern w:val="2"/>
             <w:sz w:val="24"/>
+            <w:szCs w:val="24"/>
+            <w14:ligatures w14:val="standardContextual"/>
           </w:rPr>
           <w:tab/>
         </w:r>
         <w:r>
           <w:rPr>
             <w:rStyle w:val="a7"/>
-            <w:rFonts w:ascii="Times New Roman" w:eastAsia="標楷體" w:hAnsi="Times New Roman" w:hint="eastAsia"/>
+            <w:rFonts w:eastAsia="標楷體" w:hint="eastAsia"/>
             <w:bCs/>
             <w:noProof/>
           </w:rPr>
@@ -1035,7 +1024,6 @@
         </w:r>
         <w:r>
           <w:rPr>
-            <w:rFonts w:ascii="Times New Roman" w:eastAsia="標楷體" w:hAnsi="Times New Roman"/>
             <w:noProof/>
             <w:webHidden/>
           </w:rPr>
@@ -1043,7 +1031,6 @@
         </w:r>
         <w:r>
           <w:rPr>
-            <w:rFonts w:ascii="Times New Roman" w:eastAsia="標楷體" w:hAnsi="Times New Roman"/>
             <w:noProof/>
             <w:webHidden/>
           </w:rPr>
@@ -1051,22 +1038,19 @@
         </w:r>
         <w:r>
           <w:rPr>
-            <w:rFonts w:ascii="Times New Roman" w:eastAsia="標楷體" w:hAnsi="Times New Roman"/>
             <w:noProof/>
             <w:webHidden/>
           </w:rPr>
-          <w:instrText xml:space="preserve"> PAGEREF _Toc226649592 \h </w:instrText>
+          <w:instrText xml:space="preserve"> PAGEREF _Toc227357987 \h </w:instrText>
         </w:r>
         <w:r>
           <w:rPr>
-            <w:rFonts w:ascii="Times New Roman" w:eastAsia="標楷體" w:hAnsi="Times New Roman"/>
             <w:noProof/>
             <w:webHidden/>
           </w:rPr>
         </w:r>
         <w:r>
           <w:rPr>
-            <w:rFonts w:ascii="Times New Roman" w:eastAsia="標楷體" w:hAnsi="Times New Roman"/>
             <w:noProof/>
             <w:webHidden/>
           </w:rPr>
@@ -1074,15 +1058,13 @@
         </w:r>
         <w:r>
           <w:rPr>
-            <w:rFonts w:ascii="Times New Roman" w:eastAsia="標楷體" w:hAnsi="Times New Roman"/>
             <w:noProof/>
             <w:webHidden/>
           </w:rPr>
-          <w:t>6</w:t>
+          <w:t>7</w:t>
         </w:r>
         <w:r>
           <w:rPr>
-            <w:rFonts w:ascii="Times New Roman" w:eastAsia="標楷體" w:hAnsi="Times New Roman"/>
             <w:noProof/>
             <w:webHidden/>
           </w:rPr>
@@ -1092,23 +1074,25 @@
     </w:p>
     <w:p>
       <w:pPr>
-        <w:pStyle w:val="2"/>
+        <w:pStyle w:val="21"/>
         <w:tabs>
           <w:tab w:val="left" w:pos="960"/>
           <w:tab w:val="right" w:leader="dot" w:pos="10194"/>
         </w:tabs>
         <w:rPr>
-          <w:rFonts w:ascii="Times New Roman" w:eastAsia="標楷體" w:hAnsi="Times New Roman" w:cstheme="minorBidi"/>
+          <w:rFonts w:cstheme="minorBidi"/>
           <w:noProof/>
           <w:kern w:val="2"/>
           <w:sz w:val="24"/>
+          <w:szCs w:val="24"/>
+          <w14:ligatures w14:val="standardContextual"/>
         </w:rPr>
       </w:pPr>
-      <w:hyperlink w:anchor="_Toc226649593" w:history="1">
+      <w:hyperlink w:anchor="_Toc227357988" w:history="1">
         <w:r>
           <w:rPr>
             <w:rStyle w:val="a7"/>
-            <w:rFonts w:ascii="Times New Roman" w:eastAsia="標楷體" w:hAnsi="Times New Roman"/>
+            <w:rFonts w:eastAsia="標楷體"/>
             <w:bCs/>
             <w:noProof/>
           </w:rPr>
@@ -1116,17 +1100,19 @@
         </w:r>
         <w:r>
           <w:rPr>
-            <w:rFonts w:ascii="Times New Roman" w:eastAsia="標楷體" w:hAnsi="Times New Roman" w:cstheme="minorBidi"/>
+            <w:rFonts w:cstheme="minorBidi"/>
             <w:noProof/>
             <w:kern w:val="2"/>
             <w:sz w:val="24"/>
+            <w:szCs w:val="24"/>
+            <w14:ligatures w14:val="standardContextual"/>
           </w:rPr>
           <w:tab/>
         </w:r>
         <w:r>
           <w:rPr>
             <w:rStyle w:val="a7"/>
-            <w:rFonts w:ascii="Times New Roman" w:eastAsia="標楷體" w:hAnsi="Times New Roman" w:hint="eastAsia"/>
+            <w:rFonts w:eastAsia="標楷體" w:hint="eastAsia"/>
             <w:bCs/>
             <w:noProof/>
           </w:rPr>
@@ -1134,7 +1120,6 @@
         </w:r>
         <w:r>
           <w:rPr>
-            <w:rFonts w:ascii="Times New Roman" w:eastAsia="標楷體" w:hAnsi="Times New Roman"/>
             <w:noProof/>
             <w:webHidden/>
           </w:rPr>
@@ -1142,7 +1127,6 @@
         </w:r>
         <w:r>
           <w:rPr>
-            <w:rFonts w:ascii="Times New Roman" w:eastAsia="標楷體" w:hAnsi="Times New Roman"/>
             <w:noProof/>
             <w:webHidden/>
           </w:rPr>
@@ -1150,22 +1134,19 @@
         </w:r>
         <w:r>
           <w:rPr>
-            <w:rFonts w:ascii="Times New Roman" w:eastAsia="標楷體" w:hAnsi="Times New Roman"/>
             <w:noProof/>
             <w:webHidden/>
           </w:rPr>
-          <w:instrText xml:space="preserve"> PAGEREF _Toc226649593 \h </w:instrText>
+          <w:instrText xml:space="preserve"> PAGEREF _Toc227357988 \h </w:instrText>
         </w:r>
         <w:r>
           <w:rPr>
-            <w:rFonts w:ascii="Times New Roman" w:eastAsia="標楷體" w:hAnsi="Times New Roman"/>
             <w:noProof/>
             <w:webHidden/>
           </w:rPr>
         </w:r>
         <w:r>
           <w:rPr>
-            <w:rFonts w:ascii="Times New Roman" w:eastAsia="標楷體" w:hAnsi="Times New Roman"/>
             <w:noProof/>
             <w:webHidden/>
           </w:rPr>
@@ -1173,15 +1154,13 @@
         </w:r>
         <w:r>
           <w:rPr>
-            <w:rFonts w:ascii="Times New Roman" w:eastAsia="標楷體" w:hAnsi="Times New Roman"/>
             <w:noProof/>
             <w:webHidden/>
           </w:rPr>
-          <w:t>6</w:t>
+          <w:t>7</w:t>
         </w:r>
         <w:r>
           <w:rPr>
-            <w:rFonts w:ascii="Times New Roman" w:eastAsia="標楷體" w:hAnsi="Times New Roman"/>
             <w:noProof/>
             <w:webHidden/>
           </w:rPr>
@@ -1197,17 +1176,19 @@
           <w:tab w:val="right" w:leader="dot" w:pos="10194"/>
         </w:tabs>
         <w:rPr>
-          <w:rFonts w:ascii="Times New Roman" w:eastAsia="標楷體" w:hAnsi="Times New Roman" w:cstheme="minorBidi"/>
+          <w:rFonts w:cstheme="minorBidi"/>
           <w:noProof/>
           <w:kern w:val="2"/>
           <w:sz w:val="24"/>
+          <w:szCs w:val="24"/>
+          <w14:ligatures w14:val="standardContextual"/>
         </w:rPr>
       </w:pPr>
-      <w:hyperlink w:anchor="_Toc226649594" w:history="1">
+      <w:hyperlink w:anchor="_Toc227357989" w:history="1">
         <w:r>
           <w:rPr>
             <w:rStyle w:val="a7"/>
-            <w:rFonts w:ascii="Times New Roman" w:eastAsia="標楷體" w:hAnsi="Times New Roman" w:hint="eastAsia"/>
+            <w:rFonts w:eastAsia="標楷體" w:hint="eastAsia"/>
             <w:bCs/>
             <w:noProof/>
           </w:rPr>
@@ -1216,7 +1197,7 @@
         <w:r>
           <w:rPr>
             <w:rStyle w:val="a7"/>
-            <w:rFonts w:ascii="Times New Roman" w:eastAsia="標楷體" w:hAnsi="Times New Roman"/>
+            <w:rFonts w:eastAsia="標楷體"/>
             <w:bCs/>
             <w:noProof/>
           </w:rPr>
@@ -1225,7 +1206,7 @@
         <w:r>
           <w:rPr>
             <w:rStyle w:val="a7"/>
-            <w:rFonts w:ascii="Times New Roman" w:eastAsia="標楷體" w:hAnsi="Times New Roman" w:hint="eastAsia"/>
+            <w:rFonts w:eastAsia="標楷體" w:hint="eastAsia"/>
             <w:bCs/>
             <w:noProof/>
           </w:rPr>
@@ -1233,17 +1214,19 @@
         </w:r>
         <w:r>
           <w:rPr>
-            <w:rFonts w:ascii="Times New Roman" w:eastAsia="標楷體" w:hAnsi="Times New Roman" w:cstheme="minorBidi"/>
+            <w:rFonts w:cstheme="minorBidi"/>
             <w:noProof/>
             <w:kern w:val="2"/>
             <w:sz w:val="24"/>
+            <w:szCs w:val="24"/>
+            <w14:ligatures w14:val="standardContextual"/>
           </w:rPr>
           <w:tab/>
         </w:r>
         <w:r>
           <w:rPr>
             <w:rStyle w:val="a7"/>
-            <w:rFonts w:ascii="Times New Roman" w:eastAsia="標楷體" w:hAnsi="Times New Roman" w:hint="eastAsia"/>
+            <w:rFonts w:eastAsia="標楷體" w:hint="eastAsia"/>
             <w:bCs/>
             <w:noProof/>
           </w:rPr>
@@ -1251,7 +1234,6 @@
         </w:r>
         <w:r>
           <w:rPr>
-            <w:rFonts w:ascii="Times New Roman" w:eastAsia="標楷體" w:hAnsi="Times New Roman"/>
             <w:noProof/>
             <w:webHidden/>
           </w:rPr>
@@ -1259,7 +1241,6 @@
         </w:r>
         <w:r>
           <w:rPr>
-            <w:rFonts w:ascii="Times New Roman" w:eastAsia="標楷體" w:hAnsi="Times New Roman"/>
             <w:noProof/>
             <w:webHidden/>
           </w:rPr>
@@ -1267,22 +1248,19 @@
         </w:r>
         <w:r>
           <w:rPr>
-            <w:rFonts w:ascii="Times New Roman" w:eastAsia="標楷體" w:hAnsi="Times New Roman"/>
             <w:noProof/>
             <w:webHidden/>
           </w:rPr>
-          <w:instrText xml:space="preserve"> PAGEREF _Toc226649594 \h </w:instrText>
+          <w:instrText xml:space="preserve"> PAGEREF _Toc227357989 \h </w:instrText>
         </w:r>
         <w:r>
           <w:rPr>
-            <w:rFonts w:ascii="Times New Roman" w:eastAsia="標楷體" w:hAnsi="Times New Roman"/>
             <w:noProof/>
             <w:webHidden/>
           </w:rPr>
         </w:r>
         <w:r>
           <w:rPr>
-            <w:rFonts w:ascii="Times New Roman" w:eastAsia="標楷體" w:hAnsi="Times New Roman"/>
             <w:noProof/>
             <w:webHidden/>
           </w:rPr>
@@ -1290,15 +1268,13 @@
         </w:r>
         <w:r>
           <w:rPr>
-            <w:rFonts w:ascii="Times New Roman" w:eastAsia="標楷體" w:hAnsi="Times New Roman"/>
             <w:noProof/>
             <w:webHidden/>
           </w:rPr>
-          <w:t>7</w:t>
+          <w:t>8</w:t>
         </w:r>
         <w:r>
           <w:rPr>
-            <w:rFonts w:ascii="Times New Roman" w:eastAsia="標楷體" w:hAnsi="Times New Roman"/>
             <w:noProof/>
             <w:webHidden/>
           </w:rPr>
@@ -1308,23 +1284,25 @@
     </w:p>
     <w:p>
       <w:pPr>
-        <w:pStyle w:val="2"/>
+        <w:pStyle w:val="21"/>
         <w:tabs>
           <w:tab w:val="left" w:pos="960"/>
           <w:tab w:val="right" w:leader="dot" w:pos="10194"/>
         </w:tabs>
         <w:rPr>
-          <w:rFonts w:ascii="Times New Roman" w:eastAsia="標楷體" w:hAnsi="Times New Roman" w:cstheme="minorBidi"/>
+          <w:rFonts w:cstheme="minorBidi"/>
           <w:noProof/>
           <w:kern w:val="2"/>
           <w:sz w:val="24"/>
+          <w:szCs w:val="24"/>
+          <w14:ligatures w14:val="standardContextual"/>
         </w:rPr>
       </w:pPr>
-      <w:hyperlink w:anchor="_Toc226649595" w:history="1">
+      <w:hyperlink w:anchor="_Toc227357990" w:history="1">
         <w:r>
           <w:rPr>
             <w:rStyle w:val="a7"/>
-            <w:rFonts w:ascii="Times New Roman" w:eastAsia="標楷體" w:hAnsi="Times New Roman"/>
+            <w:rFonts w:eastAsia="標楷體"/>
             <w:bCs/>
             <w:noProof/>
           </w:rPr>
@@ -1332,17 +1310,19 @@
         </w:r>
         <w:r>
           <w:rPr>
-            <w:rFonts w:ascii="Times New Roman" w:eastAsia="標楷體" w:hAnsi="Times New Roman" w:cstheme="minorBidi"/>
+            <w:rFonts w:cstheme="minorBidi"/>
             <w:noProof/>
             <w:kern w:val="2"/>
             <w:sz w:val="24"/>
+            <w:szCs w:val="24"/>
+            <w14:ligatures w14:val="standardContextual"/>
           </w:rPr>
           <w:tab/>
         </w:r>
         <w:r>
           <w:rPr>
             <w:rStyle w:val="a7"/>
-            <w:rFonts w:ascii="Times New Roman" w:eastAsia="標楷體" w:hAnsi="Times New Roman" w:hint="eastAsia"/>
+            <w:rFonts w:eastAsia="標楷體" w:hint="eastAsia"/>
             <w:bCs/>
             <w:noProof/>
           </w:rPr>
@@ -1350,7 +1330,6 @@
         </w:r>
         <w:r>
           <w:rPr>
-            <w:rFonts w:ascii="Times New Roman" w:eastAsia="標楷體" w:hAnsi="Times New Roman"/>
             <w:noProof/>
             <w:webHidden/>
           </w:rPr>
@@ -1358,7 +1337,6 @@
         </w:r>
         <w:r>
           <w:rPr>
-            <w:rFonts w:ascii="Times New Roman" w:eastAsia="標楷體" w:hAnsi="Times New Roman"/>
             <w:noProof/>
             <w:webHidden/>
           </w:rPr>
@@ -1366,22 +1344,19 @@
         </w:r>
         <w:r>
           <w:rPr>
-            <w:rFonts w:ascii="Times New Roman" w:eastAsia="標楷體" w:hAnsi="Times New Roman"/>
             <w:noProof/>
             <w:webHidden/>
           </w:rPr>
-          <w:instrText xml:space="preserve"> PAGEREF _Toc226649595 \h </w:instrText>
+          <w:instrText xml:space="preserve"> PAGEREF _Toc227357990 \h </w:instrText>
         </w:r>
         <w:r>
           <w:rPr>
-            <w:rFonts w:ascii="Times New Roman" w:eastAsia="標楷體" w:hAnsi="Times New Roman"/>
             <w:noProof/>
             <w:webHidden/>
           </w:rPr>
         </w:r>
         <w:r>
           <w:rPr>
-            <w:rFonts w:ascii="Times New Roman" w:eastAsia="標楷體" w:hAnsi="Times New Roman"/>
             <w:noProof/>
             <w:webHidden/>
           </w:rPr>
@@ -1389,15 +1364,205 @@
         </w:r>
         <w:r>
           <w:rPr>
-            <w:rFonts w:ascii="Times New Roman" w:eastAsia="標楷體" w:hAnsi="Times New Roman"/>
             <w:noProof/>
             <w:webHidden/>
           </w:rPr>
-          <w:t>7</w:t>
+          <w:t>8</w:t>
         </w:r>
         <w:r>
           <w:rPr>
-            <w:rFonts w:ascii="Times New Roman" w:eastAsia="標楷體" w:hAnsi="Times New Roman"/>
+            <w:noProof/>
+            <w:webHidden/>
+          </w:rPr>
+          <w:fldChar w:fldCharType="end"/>
+        </w:r>
+      </w:hyperlink>
+    </w:p>
+    <w:p>
+      <w:pPr>
+        <w:pStyle w:val="21"/>
+        <w:tabs>
+          <w:tab w:val="left" w:pos="960"/>
+          <w:tab w:val="right" w:leader="dot" w:pos="10194"/>
+        </w:tabs>
+        <w:rPr>
+          <w:rFonts w:cstheme="minorBidi"/>
+          <w:noProof/>
+          <w:kern w:val="2"/>
+          <w:sz w:val="24"/>
+          <w:szCs w:val="24"/>
+          <w14:ligatures w14:val="standardContextual"/>
+        </w:rPr>
+      </w:pPr>
+      <w:hyperlink w:anchor="_Toc227357991" w:history="1">
+        <w:r>
+          <w:rPr>
+            <w:rStyle w:val="a7"/>
+            <w:rFonts w:eastAsia="標楷體"/>
+            <w:bCs/>
+            <w:noProof/>
+          </w:rPr>
+          <w:t>3-2</w:t>
+        </w:r>
+        <w:r>
+          <w:rPr>
+            <w:rFonts w:cstheme="minorBidi"/>
+            <w:noProof/>
+            <w:kern w:val="2"/>
+            <w:sz w:val="24"/>
+            <w:szCs w:val="24"/>
+            <w14:ligatures w14:val="standardContextual"/>
+          </w:rPr>
+          <w:tab/>
+        </w:r>
+        <w:r>
+          <w:rPr>
+            <w:rStyle w:val="a7"/>
+            <w:rFonts w:eastAsia="標楷體" w:hint="eastAsia"/>
+            <w:bCs/>
+            <w:noProof/>
+          </w:rPr>
+          <w:t>系統軟、硬體需求與技術平台</w:t>
+        </w:r>
+        <w:r>
+          <w:rPr>
+            <w:noProof/>
+            <w:webHidden/>
+          </w:rPr>
+          <w:tab/>
+        </w:r>
+        <w:r>
+          <w:rPr>
+            <w:noProof/>
+            <w:webHidden/>
+          </w:rPr>
+          <w:fldChar w:fldCharType="begin"/>
+        </w:r>
+        <w:r>
+          <w:rPr>
+            <w:noProof/>
+            <w:webHidden/>
+          </w:rPr>
+          <w:instrText xml:space="preserve"> PAGEREF _Toc227357991 \h </w:instrText>
+        </w:r>
+        <w:r>
+          <w:rPr>
+            <w:noProof/>
+            <w:webHidden/>
+          </w:rPr>
+        </w:r>
+        <w:r>
+          <w:rPr>
+            <w:noProof/>
+            <w:webHidden/>
+          </w:rPr>
+          <w:fldChar w:fldCharType="separate"/>
+        </w:r>
+        <w:r>
+          <w:rPr>
+            <w:noProof/>
+            <w:webHidden/>
+          </w:rPr>
+          <w:t>8</w:t>
+        </w:r>
+        <w:r>
+          <w:rPr>
+            <w:noProof/>
+            <w:webHidden/>
+          </w:rPr>
+          <w:fldChar w:fldCharType="end"/>
+        </w:r>
+      </w:hyperlink>
+    </w:p>
+    <w:p>
+      <w:pPr>
+        <w:pStyle w:val="21"/>
+        <w:tabs>
+          <w:tab w:val="left" w:pos="960"/>
+          <w:tab w:val="right" w:leader="dot" w:pos="10194"/>
+        </w:tabs>
+        <w:rPr>
+          <w:rFonts w:cstheme="minorBidi"/>
+          <w:noProof/>
+          <w:kern w:val="2"/>
+          <w:sz w:val="24"/>
+          <w:szCs w:val="24"/>
+          <w14:ligatures w14:val="standardContextual"/>
+        </w:rPr>
+      </w:pPr>
+      <w:hyperlink w:anchor="_Toc227357992" w:history="1">
+        <w:r>
+          <w:rPr>
+            <w:rStyle w:val="a7"/>
+            <w:rFonts w:eastAsia="標楷體"/>
+            <w:bCs/>
+            <w:noProof/>
+          </w:rPr>
+          <w:t>3-3</w:t>
+        </w:r>
+        <w:r>
+          <w:rPr>
+            <w:rFonts w:cstheme="minorBidi"/>
+            <w:noProof/>
+            <w:kern w:val="2"/>
+            <w:sz w:val="24"/>
+            <w:szCs w:val="24"/>
+            <w14:ligatures w14:val="standardContextual"/>
+          </w:rPr>
+          <w:tab/>
+        </w:r>
+        <w:r>
+          <w:rPr>
+            <w:rStyle w:val="a7"/>
+            <w:rFonts w:eastAsia="標楷體" w:hint="eastAsia"/>
+            <w:bCs/>
+            <w:noProof/>
+          </w:rPr>
+          <w:t>開發標準與使用工具</w:t>
+        </w:r>
+        <w:r>
+          <w:rPr>
+            <w:noProof/>
+            <w:webHidden/>
+          </w:rPr>
+          <w:tab/>
+        </w:r>
+        <w:r>
+          <w:rPr>
+            <w:noProof/>
+            <w:webHidden/>
+          </w:rPr>
+          <w:fldChar w:fldCharType="begin"/>
+        </w:r>
+        <w:r>
+          <w:rPr>
+            <w:noProof/>
+            <w:webHidden/>
+          </w:rPr>
+          <w:instrText xml:space="preserve"> PAGEREF _Toc227357992 \h </w:instrText>
+        </w:r>
+        <w:r>
+          <w:rPr>
+            <w:noProof/>
+            <w:webHidden/>
+          </w:rPr>
+        </w:r>
+        <w:r>
+          <w:rPr>
+            <w:noProof/>
+            <w:webHidden/>
+          </w:rPr>
+          <w:fldChar w:fldCharType="separate"/>
+        </w:r>
+        <w:r>
+          <w:rPr>
+            <w:noProof/>
+            <w:webHidden/>
+          </w:rPr>
+          <w:t>8</w:t>
+        </w:r>
+        <w:r>
+          <w:rPr>
             <w:noProof/>
             <w:webHidden/>
           </w:rPr>
@@ -1413,17 +1578,19 @@
           <w:tab w:val="right" w:leader="dot" w:pos="10194"/>
         </w:tabs>
         <w:rPr>
-          <w:rFonts w:ascii="Times New Roman" w:eastAsia="標楷體" w:hAnsi="Times New Roman" w:cstheme="minorBidi"/>
+          <w:rFonts w:cstheme="minorBidi"/>
           <w:noProof/>
           <w:kern w:val="2"/>
           <w:sz w:val="24"/>
+          <w:szCs w:val="24"/>
+          <w14:ligatures w14:val="standardContextual"/>
         </w:rPr>
       </w:pPr>
-      <w:hyperlink w:anchor="_Toc226649596" w:history="1">
+      <w:hyperlink w:anchor="_Toc227357993" w:history="1">
         <w:r>
           <w:rPr>
             <w:rStyle w:val="a7"/>
-            <w:rFonts w:ascii="Times New Roman" w:eastAsia="標楷體" w:hAnsi="Times New Roman" w:hint="eastAsia"/>
+            <w:rFonts w:eastAsia="標楷體" w:hint="eastAsia"/>
             <w:bCs/>
             <w:noProof/>
           </w:rPr>
@@ -1432,7 +1599,7 @@
         <w:r>
           <w:rPr>
             <w:rStyle w:val="a7"/>
-            <w:rFonts w:ascii="Times New Roman" w:eastAsia="標楷體" w:hAnsi="Times New Roman"/>
+            <w:rFonts w:eastAsia="標楷體"/>
             <w:bCs/>
             <w:noProof/>
           </w:rPr>
@@ -1441,7 +1608,7 @@
         <w:r>
           <w:rPr>
             <w:rStyle w:val="a7"/>
-            <w:rFonts w:ascii="Times New Roman" w:eastAsia="標楷體" w:hAnsi="Times New Roman" w:hint="eastAsia"/>
+            <w:rFonts w:eastAsia="標楷體" w:hint="eastAsia"/>
             <w:bCs/>
             <w:noProof/>
           </w:rPr>
@@ -1449,17 +1616,19 @@
         </w:r>
         <w:r>
           <w:rPr>
-            <w:rFonts w:ascii="Times New Roman" w:eastAsia="標楷體" w:hAnsi="Times New Roman" w:cstheme="minorBidi"/>
+            <w:rFonts w:cstheme="minorBidi"/>
             <w:noProof/>
             <w:kern w:val="2"/>
             <w:sz w:val="24"/>
+            <w:szCs w:val="24"/>
+            <w14:ligatures w14:val="standardContextual"/>
           </w:rPr>
           <w:tab/>
         </w:r>
         <w:r>
           <w:rPr>
             <w:rStyle w:val="a7"/>
-            <w:rFonts w:ascii="Times New Roman" w:eastAsia="標楷體" w:hAnsi="Times New Roman" w:hint="eastAsia"/>
+            <w:rFonts w:eastAsia="標楷體" w:hint="eastAsia"/>
             <w:bCs/>
             <w:noProof/>
           </w:rPr>
@@ -1467,7 +1636,6 @@
         </w:r>
         <w:r>
           <w:rPr>
-            <w:rFonts w:ascii="Times New Roman" w:eastAsia="標楷體" w:hAnsi="Times New Roman"/>
             <w:noProof/>
             <w:webHidden/>
           </w:rPr>
@@ -1475,7 +1643,6 @@
         </w:r>
         <w:r>
           <w:rPr>
-            <w:rFonts w:ascii="Times New Roman" w:eastAsia="標楷體" w:hAnsi="Times New Roman"/>
             <w:noProof/>
             <w:webHidden/>
           </w:rPr>
@@ -1483,22 +1650,19 @@
         </w:r>
         <w:r>
           <w:rPr>
-            <w:rFonts w:ascii="Times New Roman" w:eastAsia="標楷體" w:hAnsi="Times New Roman"/>
             <w:noProof/>
             <w:webHidden/>
           </w:rPr>
-          <w:instrText xml:space="preserve"> PAGEREF _Toc226649596 \h </w:instrText>
+          <w:instrText xml:space="preserve"> PAGEREF _Toc227357993 \h </w:instrText>
         </w:r>
         <w:r>
           <w:rPr>
-            <w:rFonts w:ascii="Times New Roman" w:eastAsia="標楷體" w:hAnsi="Times New Roman"/>
             <w:noProof/>
             <w:webHidden/>
           </w:rPr>
         </w:r>
         <w:r>
           <w:rPr>
-            <w:rFonts w:ascii="Times New Roman" w:eastAsia="標楷體" w:hAnsi="Times New Roman"/>
             <w:noProof/>
             <w:webHidden/>
           </w:rPr>
@@ -1506,15 +1670,13 @@
         </w:r>
         <w:r>
           <w:rPr>
-            <w:rFonts w:ascii="Times New Roman" w:eastAsia="標楷體" w:hAnsi="Times New Roman"/>
             <w:noProof/>
             <w:webHidden/>
           </w:rPr>
-          <w:t>8</w:t>
+          <w:t>10</w:t>
         </w:r>
         <w:r>
           <w:rPr>
-            <w:rFonts w:ascii="Times New Roman" w:eastAsia="標楷體" w:hAnsi="Times New Roman"/>
             <w:noProof/>
             <w:webHidden/>
           </w:rPr>
@@ -1524,23 +1686,25 @@
     </w:p>
     <w:p>
       <w:pPr>
-        <w:pStyle w:val="2"/>
+        <w:pStyle w:val="21"/>
         <w:tabs>
           <w:tab w:val="left" w:pos="960"/>
           <w:tab w:val="right" w:leader="dot" w:pos="10194"/>
         </w:tabs>
         <w:rPr>
-          <w:rFonts w:ascii="Times New Roman" w:eastAsia="標楷體" w:hAnsi="Times New Roman" w:cstheme="minorBidi"/>
+          <w:rFonts w:cstheme="minorBidi"/>
           <w:noProof/>
           <w:kern w:val="2"/>
           <w:sz w:val="24"/>
+          <w:szCs w:val="24"/>
+          <w14:ligatures w14:val="standardContextual"/>
         </w:rPr>
       </w:pPr>
-      <w:hyperlink w:anchor="_Toc226649597" w:history="1">
+      <w:hyperlink w:anchor="_Toc227357994" w:history="1">
         <w:r>
           <w:rPr>
             <w:rStyle w:val="a7"/>
-            <w:rFonts w:ascii="Times New Roman" w:eastAsia="標楷體" w:hAnsi="Times New Roman"/>
+            <w:rFonts w:eastAsia="標楷體"/>
             <w:bCs/>
             <w:noProof/>
           </w:rPr>
@@ -1548,17 +1712,19 @@
         </w:r>
         <w:r>
           <w:rPr>
-            <w:rFonts w:ascii="Times New Roman" w:eastAsia="標楷體" w:hAnsi="Times New Roman" w:cstheme="minorBidi"/>
+            <w:rFonts w:cstheme="minorBidi"/>
             <w:noProof/>
             <w:kern w:val="2"/>
             <w:sz w:val="24"/>
+            <w:szCs w:val="24"/>
+            <w14:ligatures w14:val="standardContextual"/>
           </w:rPr>
           <w:tab/>
         </w:r>
         <w:r>
           <w:rPr>
             <w:rStyle w:val="a7"/>
-            <w:rFonts w:ascii="Times New Roman" w:eastAsia="標楷體" w:hAnsi="Times New Roman" w:hint="eastAsia"/>
+            <w:rFonts w:eastAsia="標楷體" w:hint="eastAsia"/>
             <w:bCs/>
             <w:noProof/>
           </w:rPr>
@@ -1566,7 +1732,6 @@
         </w:r>
         <w:r>
           <w:rPr>
-            <w:rFonts w:ascii="Times New Roman" w:eastAsia="標楷體" w:hAnsi="Times New Roman"/>
             <w:noProof/>
             <w:webHidden/>
           </w:rPr>
@@ -1574,7 +1739,6 @@
         </w:r>
         <w:r>
           <w:rPr>
-            <w:rFonts w:ascii="Times New Roman" w:eastAsia="標楷體" w:hAnsi="Times New Roman"/>
             <w:noProof/>
             <w:webHidden/>
           </w:rPr>
@@ -1582,22 +1746,19 @@
         </w:r>
         <w:r>
           <w:rPr>
-            <w:rFonts w:ascii="Times New Roman" w:eastAsia="標楷體" w:hAnsi="Times New Roman"/>
             <w:noProof/>
             <w:webHidden/>
           </w:rPr>
-          <w:instrText xml:space="preserve"> PAGEREF _Toc226649597 \h </w:instrText>
+          <w:instrText xml:space="preserve"> PAGEREF _Toc227357994 \h </w:instrText>
         </w:r>
         <w:r>
           <w:rPr>
-            <w:rFonts w:ascii="Times New Roman" w:eastAsia="標楷體" w:hAnsi="Times New Roman"/>
             <w:noProof/>
             <w:webHidden/>
           </w:rPr>
         </w:r>
         <w:r>
           <w:rPr>
-            <w:rFonts w:ascii="Times New Roman" w:eastAsia="標楷體" w:hAnsi="Times New Roman"/>
             <w:noProof/>
             <w:webHidden/>
           </w:rPr>
@@ -1605,15 +1766,199 @@
         </w:r>
         <w:r>
           <w:rPr>
-            <w:rFonts w:ascii="Times New Roman" w:eastAsia="標楷體" w:hAnsi="Times New Roman"/>
             <w:noProof/>
             <w:webHidden/>
           </w:rPr>
-          <w:t>8</w:t>
+          <w:t>10</w:t>
         </w:r>
         <w:r>
           <w:rPr>
-            <w:rFonts w:ascii="Times New Roman" w:eastAsia="標楷體" w:hAnsi="Times New Roman"/>
+            <w:noProof/>
+            <w:webHidden/>
+          </w:rPr>
+          <w:fldChar w:fldCharType="end"/>
+        </w:r>
+      </w:hyperlink>
+    </w:p>
+    <w:p>
+      <w:pPr>
+        <w:pStyle w:val="21"/>
+        <w:tabs>
+          <w:tab w:val="right" w:leader="dot" w:pos="10194"/>
+        </w:tabs>
+        <w:rPr>
+          <w:rFonts w:cstheme="minorBidi"/>
+          <w:noProof/>
+          <w:kern w:val="2"/>
+          <w:sz w:val="24"/>
+          <w:szCs w:val="24"/>
+          <w14:ligatures w14:val="standardContextual"/>
+        </w:rPr>
+      </w:pPr>
+      <w:hyperlink w:anchor="_Toc227357995" w:history="1">
+        <w:r>
+          <w:rPr>
+            <w:rStyle w:val="a7"/>
+            <w:rFonts w:ascii="標楷體" w:eastAsia="標楷體" w:hAnsi="標楷體" w:hint="eastAsia"/>
+            <w:noProof/>
+          </w:rPr>
+          <w:t>圖</w:t>
+        </w:r>
+        <w:r>
+          <w:rPr>
+            <w:rStyle w:val="a7"/>
+            <w:rFonts w:ascii="標楷體" w:eastAsia="標楷體" w:hAnsi="標楷體"/>
+            <w:noProof/>
+          </w:rPr>
+          <w:t xml:space="preserve">4-1-1 </w:t>
+        </w:r>
+        <w:r>
+          <w:rPr>
+            <w:rStyle w:val="a7"/>
+            <w:rFonts w:ascii="標楷體" w:eastAsia="標楷體" w:hAnsi="標楷體" w:hint="eastAsia"/>
+            <w:noProof/>
+          </w:rPr>
+          <w:t>專案時程甘特圖</w:t>
+        </w:r>
+        <w:r>
+          <w:rPr>
+            <w:noProof/>
+            <w:webHidden/>
+          </w:rPr>
+          <w:tab/>
+        </w:r>
+        <w:r>
+          <w:rPr>
+            <w:noProof/>
+            <w:webHidden/>
+          </w:rPr>
+          <w:fldChar w:fldCharType="begin"/>
+        </w:r>
+        <w:r>
+          <w:rPr>
+            <w:noProof/>
+            <w:webHidden/>
+          </w:rPr>
+          <w:instrText xml:space="preserve"> PAGEREF _Toc227357995 \h </w:instrText>
+        </w:r>
+        <w:r>
+          <w:rPr>
+            <w:noProof/>
+            <w:webHidden/>
+          </w:rPr>
+        </w:r>
+        <w:r>
+          <w:rPr>
+            <w:noProof/>
+            <w:webHidden/>
+          </w:rPr>
+          <w:fldChar w:fldCharType="separate"/>
+        </w:r>
+        <w:r>
+          <w:rPr>
+            <w:noProof/>
+            <w:webHidden/>
+          </w:rPr>
+          <w:t>10</w:t>
+        </w:r>
+        <w:r>
+          <w:rPr>
+            <w:noProof/>
+            <w:webHidden/>
+          </w:rPr>
+          <w:fldChar w:fldCharType="end"/>
+        </w:r>
+      </w:hyperlink>
+    </w:p>
+    <w:p>
+      <w:pPr>
+        <w:pStyle w:val="21"/>
+        <w:tabs>
+          <w:tab w:val="left" w:pos="960"/>
+          <w:tab w:val="right" w:leader="dot" w:pos="10194"/>
+        </w:tabs>
+        <w:rPr>
+          <w:rFonts w:cstheme="minorBidi"/>
+          <w:noProof/>
+          <w:kern w:val="2"/>
+          <w:sz w:val="24"/>
+          <w:szCs w:val="24"/>
+          <w14:ligatures w14:val="standardContextual"/>
+        </w:rPr>
+      </w:pPr>
+      <w:hyperlink w:anchor="_Toc227357996" w:history="1">
+        <w:r>
+          <w:rPr>
+            <w:rStyle w:val="a7"/>
+            <w:rFonts w:eastAsia="標楷體"/>
+            <w:bCs/>
+            <w:noProof/>
+          </w:rPr>
+          <w:t>4-2</w:t>
+        </w:r>
+        <w:r>
+          <w:rPr>
+            <w:rFonts w:cstheme="minorBidi"/>
+            <w:noProof/>
+            <w:kern w:val="2"/>
+            <w:sz w:val="24"/>
+            <w:szCs w:val="24"/>
+            <w14:ligatures w14:val="standardContextual"/>
+          </w:rPr>
+          <w:tab/>
+        </w:r>
+        <w:r>
+          <w:rPr>
+            <w:rStyle w:val="a7"/>
+            <w:rFonts w:eastAsia="標楷體" w:hint="eastAsia"/>
+            <w:bCs/>
+            <w:noProof/>
+          </w:rPr>
+          <w:t>專案組織與分工</w:t>
+        </w:r>
+        <w:r>
+          <w:rPr>
+            <w:noProof/>
+            <w:webHidden/>
+          </w:rPr>
+          <w:tab/>
+        </w:r>
+        <w:r>
+          <w:rPr>
+            <w:noProof/>
+            <w:webHidden/>
+          </w:rPr>
+          <w:fldChar w:fldCharType="begin"/>
+        </w:r>
+        <w:r>
+          <w:rPr>
+            <w:noProof/>
+            <w:webHidden/>
+          </w:rPr>
+          <w:instrText xml:space="preserve"> PAGEREF _Toc227357996 \h </w:instrText>
+        </w:r>
+        <w:r>
+          <w:rPr>
+            <w:noProof/>
+            <w:webHidden/>
+          </w:rPr>
+        </w:r>
+        <w:r>
+          <w:rPr>
+            <w:noProof/>
+            <w:webHidden/>
+          </w:rPr>
+          <w:fldChar w:fldCharType="separate"/>
+        </w:r>
+        <w:r>
+          <w:rPr>
+            <w:noProof/>
+            <w:webHidden/>
+          </w:rPr>
+          <w:t>11</w:t>
+        </w:r>
+        <w:r>
+          <w:rPr>
             <w:noProof/>
             <w:webHidden/>
           </w:rPr>
@@ -1629,17 +1974,19 @@
           <w:tab w:val="right" w:leader="dot" w:pos="10194"/>
         </w:tabs>
         <w:rPr>
-          <w:rFonts w:ascii="Times New Roman" w:eastAsia="標楷體" w:hAnsi="Times New Roman" w:cstheme="minorBidi"/>
+          <w:rFonts w:cstheme="minorBidi"/>
           <w:noProof/>
           <w:kern w:val="2"/>
           <w:sz w:val="24"/>
+          <w:szCs w:val="24"/>
+          <w14:ligatures w14:val="standardContextual"/>
         </w:rPr>
       </w:pPr>
-      <w:hyperlink w:anchor="_Toc226649598" w:history="1">
+      <w:hyperlink w:anchor="_Toc227357997" w:history="1">
         <w:r>
           <w:rPr>
             <w:rStyle w:val="a7"/>
-            <w:rFonts w:ascii="Times New Roman" w:eastAsia="標楷體" w:hAnsi="Times New Roman" w:hint="eastAsia"/>
+            <w:rFonts w:eastAsia="標楷體" w:hint="eastAsia"/>
             <w:bCs/>
             <w:noProof/>
           </w:rPr>
@@ -1648,7 +1995,7 @@
         <w:r>
           <w:rPr>
             <w:rStyle w:val="a7"/>
-            <w:rFonts w:ascii="Times New Roman" w:eastAsia="標楷體" w:hAnsi="Times New Roman"/>
+            <w:rFonts w:eastAsia="標楷體"/>
             <w:bCs/>
             <w:noProof/>
           </w:rPr>
@@ -1657,7 +2004,7 @@
         <w:r>
           <w:rPr>
             <w:rStyle w:val="a7"/>
-            <w:rFonts w:ascii="Times New Roman" w:eastAsia="標楷體" w:hAnsi="Times New Roman" w:hint="eastAsia"/>
+            <w:rFonts w:eastAsia="標楷體" w:hint="eastAsia"/>
             <w:bCs/>
             <w:noProof/>
           </w:rPr>
@@ -1665,17 +2012,19 @@
         </w:r>
         <w:r>
           <w:rPr>
-            <w:rFonts w:ascii="Times New Roman" w:eastAsia="標楷體" w:hAnsi="Times New Roman" w:cstheme="minorBidi"/>
+            <w:rFonts w:cstheme="minorBidi"/>
             <w:noProof/>
             <w:kern w:val="2"/>
             <w:sz w:val="24"/>
+            <w:szCs w:val="24"/>
+            <w14:ligatures w14:val="standardContextual"/>
           </w:rPr>
           <w:tab/>
         </w:r>
         <w:r>
           <w:rPr>
             <w:rStyle w:val="a7"/>
-            <w:rFonts w:ascii="Times New Roman" w:eastAsia="標楷體" w:hAnsi="Times New Roman" w:hint="eastAsia"/>
+            <w:rFonts w:eastAsia="標楷體" w:hint="eastAsia"/>
             <w:bCs/>
             <w:noProof/>
           </w:rPr>
@@ -1683,7 +2032,6 @@
         </w:r>
         <w:r>
           <w:rPr>
-            <w:rFonts w:ascii="Times New Roman" w:eastAsia="標楷體" w:hAnsi="Times New Roman"/>
             <w:noProof/>
             <w:webHidden/>
           </w:rPr>
@@ -1691,7 +2039,6 @@
         </w:r>
         <w:r>
           <w:rPr>
-            <w:rFonts w:ascii="Times New Roman" w:eastAsia="標楷體" w:hAnsi="Times New Roman"/>
             <w:noProof/>
             <w:webHidden/>
           </w:rPr>
@@ -1699,22 +2046,19 @@
         </w:r>
         <w:r>
           <w:rPr>
-            <w:rFonts w:ascii="Times New Roman" w:eastAsia="標楷體" w:hAnsi="Times New Roman"/>
             <w:noProof/>
             <w:webHidden/>
           </w:rPr>
-          <w:instrText xml:space="preserve"> PAGEREF _Toc226649598 \h </w:instrText>
+          <w:instrText xml:space="preserve"> PAGEREF _Toc227357997 \h </w:instrText>
         </w:r>
         <w:r>
           <w:rPr>
-            <w:rFonts w:ascii="Times New Roman" w:eastAsia="標楷體" w:hAnsi="Times New Roman"/>
             <w:noProof/>
             <w:webHidden/>
           </w:rPr>
         </w:r>
         <w:r>
           <w:rPr>
-            <w:rFonts w:ascii="Times New Roman" w:eastAsia="標楷體" w:hAnsi="Times New Roman"/>
             <w:noProof/>
             <w:webHidden/>
           </w:rPr>
@@ -1722,15 +2066,13 @@
         </w:r>
         <w:r>
           <w:rPr>
-            <w:rFonts w:ascii="Times New Roman" w:eastAsia="標楷體" w:hAnsi="Times New Roman"/>
             <w:noProof/>
             <w:webHidden/>
           </w:rPr>
-          <w:t>9</w:t>
+          <w:t>13</w:t>
         </w:r>
         <w:r>
           <w:rPr>
-            <w:rFonts w:ascii="Times New Roman" w:eastAsia="標楷體" w:hAnsi="Times New Roman"/>
             <w:noProof/>
             <w:webHidden/>
           </w:rPr>
@@ -1746,17 +2088,19 @@
           <w:tab w:val="right" w:leader="dot" w:pos="10194"/>
         </w:tabs>
         <w:rPr>
-          <w:rFonts w:ascii="Times New Roman" w:eastAsia="標楷體" w:hAnsi="Times New Roman" w:cstheme="minorBidi"/>
+          <w:rFonts w:cstheme="minorBidi"/>
           <w:noProof/>
           <w:kern w:val="2"/>
           <w:sz w:val="24"/>
+          <w:szCs w:val="24"/>
+          <w14:ligatures w14:val="standardContextual"/>
         </w:rPr>
       </w:pPr>
-      <w:hyperlink w:anchor="_Toc226649599" w:history="1">
+      <w:hyperlink w:anchor="_Toc227357998" w:history="1">
         <w:r>
           <w:rPr>
             <w:rStyle w:val="a7"/>
-            <w:rFonts w:ascii="Times New Roman" w:eastAsia="標楷體" w:hAnsi="Times New Roman" w:hint="eastAsia"/>
+            <w:rFonts w:eastAsia="標楷體" w:hint="eastAsia"/>
             <w:bCs/>
             <w:noProof/>
           </w:rPr>
@@ -1765,7 +2109,7 @@
         <w:r>
           <w:rPr>
             <w:rStyle w:val="a7"/>
-            <w:rFonts w:ascii="Times New Roman" w:eastAsia="標楷體" w:hAnsi="Times New Roman"/>
+            <w:rFonts w:eastAsia="標楷體"/>
             <w:bCs/>
             <w:noProof/>
           </w:rPr>
@@ -1774,7 +2118,7 @@
         <w:r>
           <w:rPr>
             <w:rStyle w:val="a7"/>
-            <w:rFonts w:ascii="Times New Roman" w:eastAsia="標楷體" w:hAnsi="Times New Roman" w:hint="eastAsia"/>
+            <w:rFonts w:eastAsia="標楷體" w:hint="eastAsia"/>
             <w:bCs/>
             <w:noProof/>
           </w:rPr>
@@ -1782,17 +2126,19 @@
         </w:r>
         <w:r>
           <w:rPr>
-            <w:rFonts w:ascii="Times New Roman" w:eastAsia="標楷體" w:hAnsi="Times New Roman" w:cstheme="minorBidi"/>
+            <w:rFonts w:cstheme="minorBidi"/>
             <w:noProof/>
             <w:kern w:val="2"/>
             <w:sz w:val="24"/>
+            <w:szCs w:val="24"/>
+            <w14:ligatures w14:val="standardContextual"/>
           </w:rPr>
           <w:tab/>
         </w:r>
         <w:r>
           <w:rPr>
             <w:rStyle w:val="a7"/>
-            <w:rFonts w:ascii="Times New Roman" w:eastAsia="標楷體" w:hAnsi="Times New Roman" w:hint="eastAsia"/>
+            <w:rFonts w:eastAsia="標楷體" w:hint="eastAsia"/>
             <w:bCs/>
             <w:noProof/>
           </w:rPr>
@@ -1800,7 +2146,6 @@
         </w:r>
         <w:r>
           <w:rPr>
-            <w:rFonts w:ascii="Times New Roman" w:eastAsia="標楷體" w:hAnsi="Times New Roman"/>
             <w:noProof/>
             <w:webHidden/>
           </w:rPr>
@@ -1808,7 +2153,6 @@
         </w:r>
         <w:r>
           <w:rPr>
-            <w:rFonts w:ascii="Times New Roman" w:eastAsia="標楷體" w:hAnsi="Times New Roman"/>
             <w:noProof/>
             <w:webHidden/>
           </w:rPr>
@@ -1816,22 +2160,19 @@
         </w:r>
         <w:r>
           <w:rPr>
-            <w:rFonts w:ascii="Times New Roman" w:eastAsia="標楷體" w:hAnsi="Times New Roman"/>
             <w:noProof/>
             <w:webHidden/>
           </w:rPr>
-          <w:instrText xml:space="preserve"> PAGEREF _Toc226649599 \h </w:instrText>
+          <w:instrText xml:space="preserve"> PAGEREF _Toc227357998 \h </w:instrText>
         </w:r>
         <w:r>
           <w:rPr>
-            <w:rFonts w:ascii="Times New Roman" w:eastAsia="標楷體" w:hAnsi="Times New Roman"/>
             <w:noProof/>
             <w:webHidden/>
           </w:rPr>
         </w:r>
         <w:r>
           <w:rPr>
-            <w:rFonts w:ascii="Times New Roman" w:eastAsia="標楷體" w:hAnsi="Times New Roman"/>
             <w:noProof/>
             <w:webHidden/>
           </w:rPr>
@@ -1839,15 +2180,13 @@
         </w:r>
         <w:r>
           <w:rPr>
-            <w:rFonts w:ascii="Times New Roman" w:eastAsia="標楷體" w:hAnsi="Times New Roman"/>
             <w:noProof/>
             <w:webHidden/>
           </w:rPr>
-          <w:t>10</w:t>
+          <w:t>14</w:t>
         </w:r>
         <w:r>
           <w:rPr>
-            <w:rFonts w:ascii="Times New Roman" w:eastAsia="標楷體" w:hAnsi="Times New Roman"/>
             <w:noProof/>
             <w:webHidden/>
           </w:rPr>
@@ -1863,17 +2202,19 @@
           <w:tab w:val="right" w:leader="dot" w:pos="10194"/>
         </w:tabs>
         <w:rPr>
-          <w:rFonts w:ascii="Times New Roman" w:eastAsia="標楷體" w:hAnsi="Times New Roman" w:cstheme="minorBidi"/>
+          <w:rFonts w:cstheme="minorBidi"/>
           <w:noProof/>
           <w:kern w:val="2"/>
           <w:sz w:val="24"/>
+          <w:szCs w:val="24"/>
+          <w14:ligatures w14:val="standardContextual"/>
         </w:rPr>
       </w:pPr>
-      <w:hyperlink w:anchor="_Toc226649600" w:history="1">
+      <w:hyperlink w:anchor="_Toc227357999" w:history="1">
         <w:r>
           <w:rPr>
             <w:rStyle w:val="a7"/>
-            <w:rFonts w:ascii="Times New Roman" w:eastAsia="標楷體" w:hAnsi="Times New Roman" w:hint="eastAsia"/>
+            <w:rFonts w:eastAsia="標楷體" w:hint="eastAsia"/>
             <w:bCs/>
             <w:noProof/>
           </w:rPr>
@@ -1882,7 +2223,7 @@
         <w:r>
           <w:rPr>
             <w:rStyle w:val="a7"/>
-            <w:rFonts w:ascii="Times New Roman" w:eastAsia="標楷體" w:hAnsi="Times New Roman"/>
+            <w:rFonts w:eastAsia="標楷體"/>
             <w:bCs/>
             <w:noProof/>
           </w:rPr>
@@ -1891,7 +2232,7 @@
         <w:r>
           <w:rPr>
             <w:rStyle w:val="a7"/>
-            <w:rFonts w:ascii="Times New Roman" w:eastAsia="標楷體" w:hAnsi="Times New Roman" w:hint="eastAsia"/>
+            <w:rFonts w:eastAsia="標楷體" w:hint="eastAsia"/>
             <w:bCs/>
             <w:noProof/>
           </w:rPr>
@@ -1899,17 +2240,19 @@
         </w:r>
         <w:r>
           <w:rPr>
-            <w:rFonts w:ascii="Times New Roman" w:eastAsia="標楷體" w:hAnsi="Times New Roman" w:cstheme="minorBidi"/>
+            <w:rFonts w:cstheme="minorBidi"/>
             <w:noProof/>
             <w:kern w:val="2"/>
             <w:sz w:val="24"/>
+            <w:szCs w:val="24"/>
+            <w14:ligatures w14:val="standardContextual"/>
           </w:rPr>
           <w:tab/>
         </w:r>
         <w:r>
           <w:rPr>
             <w:rStyle w:val="a7"/>
-            <w:rFonts w:ascii="Times New Roman" w:eastAsia="標楷體" w:hAnsi="Times New Roman" w:hint="eastAsia"/>
+            <w:rFonts w:eastAsia="標楷體" w:hint="eastAsia"/>
             <w:bCs/>
             <w:noProof/>
           </w:rPr>
@@ -1917,7 +2260,6 @@
         </w:r>
         <w:r>
           <w:rPr>
-            <w:rFonts w:ascii="Times New Roman" w:eastAsia="標楷體" w:hAnsi="Times New Roman"/>
             <w:noProof/>
             <w:webHidden/>
           </w:rPr>
@@ -1925,7 +2267,6 @@
         </w:r>
         <w:r>
           <w:rPr>
-            <w:rFonts w:ascii="Times New Roman" w:eastAsia="標楷體" w:hAnsi="Times New Roman"/>
             <w:noProof/>
             <w:webHidden/>
           </w:rPr>
@@ -1933,22 +2274,19 @@
         </w:r>
         <w:r>
           <w:rPr>
-            <w:rFonts w:ascii="Times New Roman" w:eastAsia="標楷體" w:hAnsi="Times New Roman"/>
             <w:noProof/>
             <w:webHidden/>
           </w:rPr>
-          <w:instrText xml:space="preserve"> PAGEREF _Toc226649600 \h </w:instrText>
+          <w:instrText xml:space="preserve"> PAGEREF _Toc227357999 \h </w:instrText>
         </w:r>
         <w:r>
           <w:rPr>
-            <w:rFonts w:ascii="Times New Roman" w:eastAsia="標楷體" w:hAnsi="Times New Roman"/>
             <w:noProof/>
             <w:webHidden/>
           </w:rPr>
         </w:r>
         <w:r>
           <w:rPr>
-            <w:rFonts w:ascii="Times New Roman" w:eastAsia="標楷體" w:hAnsi="Times New Roman"/>
             <w:noProof/>
             <w:webHidden/>
           </w:rPr>
@@ -1956,15 +2294,13 @@
         </w:r>
         <w:r>
           <w:rPr>
-            <w:rFonts w:ascii="Times New Roman" w:eastAsia="標楷體" w:hAnsi="Times New Roman"/>
             <w:noProof/>
             <w:webHidden/>
           </w:rPr>
-          <w:t>11</w:t>
+          <w:t>15</w:t>
         </w:r>
         <w:r>
           <w:rPr>
-            <w:rFonts w:ascii="Times New Roman" w:eastAsia="標楷體" w:hAnsi="Times New Roman"/>
             <w:noProof/>
             <w:webHidden/>
           </w:rPr>
@@ -1980,17 +2316,19 @@
           <w:tab w:val="right" w:leader="dot" w:pos="10194"/>
         </w:tabs>
         <w:rPr>
-          <w:rFonts w:ascii="Times New Roman" w:eastAsia="標楷體" w:hAnsi="Times New Roman" w:cstheme="minorBidi"/>
+          <w:rFonts w:cstheme="minorBidi"/>
           <w:noProof/>
           <w:kern w:val="2"/>
           <w:sz w:val="24"/>
+          <w:szCs w:val="24"/>
+          <w14:ligatures w14:val="standardContextual"/>
         </w:rPr>
       </w:pPr>
-      <w:hyperlink w:anchor="_Toc226649601" w:history="1">
+      <w:hyperlink w:anchor="_Toc227358000" w:history="1">
         <w:r>
           <w:rPr>
             <w:rStyle w:val="a7"/>
-            <w:rFonts w:ascii="Times New Roman" w:eastAsia="標楷體" w:hAnsi="Times New Roman" w:hint="eastAsia"/>
+            <w:rFonts w:eastAsia="標楷體" w:hint="eastAsia"/>
             <w:bCs/>
             <w:noProof/>
           </w:rPr>
@@ -1999,7 +2337,7 @@
         <w:r>
           <w:rPr>
             <w:rStyle w:val="a7"/>
-            <w:rFonts w:ascii="Times New Roman" w:eastAsia="標楷體" w:hAnsi="Times New Roman"/>
+            <w:rFonts w:eastAsia="標楷體"/>
             <w:bCs/>
             <w:noProof/>
           </w:rPr>
@@ -2008,7 +2346,7 @@
         <w:r>
           <w:rPr>
             <w:rStyle w:val="a7"/>
-            <w:rFonts w:ascii="Times New Roman" w:eastAsia="標楷體" w:hAnsi="Times New Roman" w:hint="eastAsia"/>
+            <w:rFonts w:eastAsia="標楷體" w:hint="eastAsia"/>
             <w:bCs/>
             <w:noProof/>
           </w:rPr>
@@ -2016,17 +2354,19 @@
         </w:r>
         <w:r>
           <w:rPr>
-            <w:rFonts w:ascii="Times New Roman" w:eastAsia="標楷體" w:hAnsi="Times New Roman" w:cstheme="minorBidi"/>
+            <w:rFonts w:cstheme="minorBidi"/>
             <w:noProof/>
             <w:kern w:val="2"/>
             <w:sz w:val="24"/>
+            <w:szCs w:val="24"/>
+            <w14:ligatures w14:val="standardContextual"/>
           </w:rPr>
           <w:tab/>
         </w:r>
         <w:r>
           <w:rPr>
             <w:rStyle w:val="a7"/>
-            <w:rFonts w:ascii="Times New Roman" w:eastAsia="標楷體" w:hAnsi="Times New Roman" w:hint="eastAsia"/>
+            <w:rFonts w:eastAsia="標楷體" w:hint="eastAsia"/>
             <w:bCs/>
             <w:noProof/>
           </w:rPr>
@@ -2034,7 +2374,6 @@
         </w:r>
         <w:r>
           <w:rPr>
-            <w:rFonts w:ascii="Times New Roman" w:eastAsia="標楷體" w:hAnsi="Times New Roman"/>
             <w:noProof/>
             <w:webHidden/>
           </w:rPr>
@@ -2042,7 +2381,6 @@
         </w:r>
         <w:r>
           <w:rPr>
-            <w:rFonts w:ascii="Times New Roman" w:eastAsia="標楷體" w:hAnsi="Times New Roman"/>
             <w:noProof/>
             <w:webHidden/>
           </w:rPr>
@@ -2050,22 +2388,19 @@
         </w:r>
         <w:r>
           <w:rPr>
-            <w:rFonts w:ascii="Times New Roman" w:eastAsia="標楷體" w:hAnsi="Times New Roman"/>
             <w:noProof/>
             <w:webHidden/>
           </w:rPr>
-          <w:instrText xml:space="preserve"> PAGEREF _Toc226649601 \h </w:instrText>
+          <w:instrText xml:space="preserve"> PAGEREF _Toc227358000 \h </w:instrText>
         </w:r>
         <w:r>
           <w:rPr>
-            <w:rFonts w:ascii="Times New Roman" w:eastAsia="標楷體" w:hAnsi="Times New Roman"/>
             <w:noProof/>
             <w:webHidden/>
           </w:rPr>
         </w:r>
         <w:r>
           <w:rPr>
-            <w:rFonts w:ascii="Times New Roman" w:eastAsia="標楷體" w:hAnsi="Times New Roman"/>
             <w:noProof/>
             <w:webHidden/>
           </w:rPr>
@@ -2073,15 +2408,13 @@
         </w:r>
         <w:r>
           <w:rPr>
-            <w:rFonts w:ascii="Times New Roman" w:eastAsia="標楷體" w:hAnsi="Times New Roman"/>
             <w:noProof/>
             <w:webHidden/>
           </w:rPr>
-          <w:t>12</w:t>
+          <w:t>16</w:t>
         </w:r>
         <w:r>
           <w:rPr>
-            <w:rFonts w:ascii="Times New Roman" w:eastAsia="標楷體" w:hAnsi="Times New Roman"/>
             <w:noProof/>
             <w:webHidden/>
           </w:rPr>
@@ -2265,17 +2598,6 @@
         <w:lastRenderedPageBreak/>
         <w:t>表目錄</w:t>
       </w:r>
-    </w:p>
-    <w:p>
-      <w:pPr>
-        <w:rPr>
-          <w:rFonts w:eastAsia="標楷體"/>
-          <w:b/>
-          <w:bCs/>
-          <w:sz w:val="36"/>
-          <w:szCs w:val="36"/>
-        </w:rPr>
-      </w:pPr>
     </w:p>
     <w:p>
       <w:pPr>
@@ -2318,7 +2640,7 @@
           <w:szCs w:val="36"/>
         </w:rPr>
       </w:pPr>
-      <w:bookmarkStart w:id="0" w:name="_Toc226649590"/>
+      <w:bookmarkStart w:id="0" w:name="_Toc227357985"/>
       <w:r>
         <w:rPr>
           <w:rFonts w:eastAsia="標楷體" w:hint="eastAsia"/>
@@ -2383,7 +2705,7 @@
           <w:szCs w:val="36"/>
         </w:rPr>
       </w:pPr>
-      <w:bookmarkStart w:id="1" w:name="_Toc226649591"/>
+      <w:bookmarkStart w:id="1" w:name="_Toc227357986"/>
       <w:r>
         <w:rPr>
           <w:rFonts w:eastAsia="標楷體" w:hint="eastAsia"/>
@@ -2432,7 +2754,7 @@
           <w:szCs w:val="36"/>
         </w:rPr>
       </w:pPr>
-      <w:bookmarkStart w:id="2" w:name="_Toc226649592"/>
+      <w:bookmarkStart w:id="2" w:name="_Toc227357987"/>
       <w:r>
         <w:rPr>
           <w:rFonts w:eastAsia="標楷體" w:hint="eastAsia"/>
@@ -2497,7 +2819,7 @@
           <w:szCs w:val="36"/>
         </w:rPr>
       </w:pPr>
-      <w:bookmarkStart w:id="3" w:name="_Toc226649593"/>
+      <w:bookmarkStart w:id="3" w:name="_Toc227357988"/>
       <w:r>
         <w:rPr>
           <w:rFonts w:eastAsia="標楷體" w:hint="eastAsia"/>
@@ -2556,7 +2878,7 @@
           <w:szCs w:val="36"/>
         </w:rPr>
       </w:pPr>
-      <w:bookmarkStart w:id="4" w:name="_Toc226649594"/>
+      <w:bookmarkStart w:id="4" w:name="_Toc227357989"/>
       <w:r>
         <w:rPr>
           <w:rFonts w:eastAsia="標楷體" w:hint="eastAsia"/>
@@ -2621,7 +2943,7 @@
           <w:szCs w:val="36"/>
         </w:rPr>
       </w:pPr>
-      <w:bookmarkStart w:id="5" w:name="_Toc226649595"/>
+      <w:bookmarkStart w:id="5" w:name="_Toc227357990"/>
       <w:r>
         <w:rPr>
           <w:rFonts w:eastAsia="標楷體" w:hint="eastAsia"/>
@@ -2635,6 +2957,21 @@
     </w:p>
     <w:p>
       <w:pPr>
+        <w:rPr>
+          <w:rFonts w:hint="eastAsia"/>
+          <w:sz w:val="32"/>
+          <w:szCs w:val="32"/>
+        </w:rPr>
+      </w:pPr>
+    </w:p>
+    <w:p>
+      <w:pPr>
+        <w:pStyle w:val="a5"/>
+        <w:numPr>
+          <w:ilvl w:val="1"/>
+          <w:numId w:val="7"/>
+        </w:numPr>
+        <w:ind w:leftChars="0"/>
         <w:outlineLvl w:val="1"/>
         <w:rPr>
           <w:rFonts w:eastAsia="標楷體"/>
@@ -2642,6 +2979,680 @@
           <w:sz w:val="32"/>
           <w:szCs w:val="36"/>
         </w:rPr>
+      </w:pPr>
+      <w:bookmarkStart w:id="6" w:name="_Toc210653903"/>
+      <w:bookmarkStart w:id="7" w:name="_Toc227357991"/>
+      <w:r>
+        <w:rPr>
+          <w:rFonts w:eastAsia="標楷體" w:hint="eastAsia"/>
+          <w:bCs/>
+          <w:sz w:val="32"/>
+          <w:szCs w:val="36"/>
+        </w:rPr>
+        <w:t>系統軟、硬體需求與技術平台</w:t>
+      </w:r>
+      <w:bookmarkEnd w:id="6"/>
+      <w:bookmarkEnd w:id="7"/>
+    </w:p>
+    <w:p>
+      <w:pPr>
+        <w:jc w:val="center"/>
+        <w:rPr>
+          <w:rFonts w:eastAsia="標楷體" w:hint="eastAsia"/>
+          <w:sz w:val="28"/>
+          <w:szCs w:val="28"/>
+        </w:rPr>
+      </w:pPr>
+      <w:bookmarkStart w:id="8" w:name="_Toc210656378"/>
+      <w:r>
+        <w:rPr>
+          <w:rFonts w:eastAsia="標楷體" w:hint="eastAsia"/>
+          <w:sz w:val="28"/>
+          <w:szCs w:val="28"/>
+        </w:rPr>
+        <w:t>表</w:t>
+      </w:r>
+      <w:r>
+        <w:rPr>
+          <w:rFonts w:eastAsia="標楷體"/>
+          <w:sz w:val="28"/>
+          <w:szCs w:val="28"/>
+        </w:rPr>
+        <w:t>3-</w:t>
+      </w:r>
+      <w:r>
+        <w:rPr>
+          <w:rFonts w:eastAsia="標楷體" w:hint="eastAsia"/>
+          <w:sz w:val="28"/>
+          <w:szCs w:val="28"/>
+        </w:rPr>
+        <w:t>2</w:t>
+      </w:r>
+      <w:r>
+        <w:rPr>
+          <w:rFonts w:eastAsia="標楷體"/>
+          <w:sz w:val="28"/>
+          <w:szCs w:val="28"/>
+        </w:rPr>
+        <w:t>-1</w:t>
+      </w:r>
+      <w:r>
+        <w:rPr>
+          <w:rFonts w:eastAsia="標楷體" w:hint="eastAsia"/>
+          <w:sz w:val="28"/>
+          <w:szCs w:val="28"/>
+        </w:rPr>
+        <w:t xml:space="preserve"> </w:t>
+      </w:r>
+      <w:r>
+        <w:rPr>
+          <w:rFonts w:eastAsia="標楷體" w:hint="eastAsia"/>
+          <w:sz w:val="28"/>
+          <w:szCs w:val="28"/>
+        </w:rPr>
+        <w:t>軟體需求</w:t>
+      </w:r>
+      <w:bookmarkEnd w:id="8"/>
+    </w:p>
+    <w:tbl>
+      <w:tblPr>
+        <w:tblStyle w:val="a8"/>
+        <w:tblW w:w="0" w:type="auto"/>
+        <w:tblLook w:val="04A0" w:firstRow="1" w:lastRow="0" w:firstColumn="1" w:lastColumn="0" w:noHBand="0" w:noVBand="1"/>
+      </w:tblPr>
+      <w:tblGrid>
+        <w:gridCol w:w="3539"/>
+        <w:gridCol w:w="6655"/>
+      </w:tblGrid>
+      <w:tr>
+        <w:tc>
+          <w:tcPr>
+            <w:tcW w:w="10194" w:type="dxa"/>
+            <w:gridSpan w:val="2"/>
+            <w:shd w:val="clear" w:color="auto" w:fill="F2F2F2" w:themeFill="background1" w:themeFillShade="F2"/>
+          </w:tcPr>
+          <w:p>
+            <w:pPr>
+              <w:jc w:val="center"/>
+              <w:rPr>
+                <w:rFonts w:eastAsia="標楷體"/>
+                <w:color w:val="000000" w:themeColor="text1"/>
+                <w:sz w:val="32"/>
+                <w:szCs w:val="28"/>
+              </w:rPr>
+            </w:pPr>
+            <w:r>
+              <w:rPr>
+                <w:rFonts w:eastAsia="標楷體" w:hint="eastAsia"/>
+                <w:color w:val="000000" w:themeColor="text1"/>
+                <w:sz w:val="28"/>
+              </w:rPr>
+              <w:t>軟體需求</w:t>
+            </w:r>
+          </w:p>
+        </w:tc>
+      </w:tr>
+      <w:tr>
+        <w:tc>
+          <w:tcPr>
+            <w:tcW w:w="3539" w:type="dxa"/>
+            <w:vAlign w:val="center"/>
+          </w:tcPr>
+          <w:p>
+            <w:pPr>
+              <w:jc w:val="both"/>
+              <w:rPr>
+                <w:rFonts w:eastAsia="標楷體"/>
+                <w:color w:val="000000" w:themeColor="text1"/>
+                <w:sz w:val="28"/>
+                <w:szCs w:val="28"/>
+              </w:rPr>
+            </w:pPr>
+            <w:r>
+              <w:rPr>
+                <w:rFonts w:eastAsia="標楷體" w:hint="eastAsia"/>
+                <w:color w:val="000000" w:themeColor="text1"/>
+                <w:sz w:val="28"/>
+                <w:szCs w:val="28"/>
+              </w:rPr>
+              <w:t>作業系統</w:t>
+            </w:r>
+          </w:p>
+        </w:tc>
+        <w:tc>
+          <w:tcPr>
+            <w:tcW w:w="6655" w:type="dxa"/>
+            <w:vAlign w:val="center"/>
+          </w:tcPr>
+          <w:p>
+            <w:pPr>
+              <w:jc w:val="both"/>
+              <w:rPr>
+                <w:rFonts w:eastAsia="標楷體"/>
+                <w:color w:val="000000" w:themeColor="text1"/>
+                <w:sz w:val="28"/>
+                <w:szCs w:val="28"/>
+              </w:rPr>
+            </w:pPr>
+            <w:r>
+              <w:rPr>
+                <w:rFonts w:eastAsia="標楷體" w:hint="eastAsia"/>
+                <w:color w:val="000000" w:themeColor="text1"/>
+                <w:sz w:val="28"/>
+                <w:szCs w:val="28"/>
+              </w:rPr>
+              <w:t>Windows</w:t>
+            </w:r>
+          </w:p>
+        </w:tc>
+      </w:tr>
+      <w:tr>
+        <w:tc>
+          <w:tcPr>
+            <w:tcW w:w="3539" w:type="dxa"/>
+            <w:vAlign w:val="center"/>
+          </w:tcPr>
+          <w:p>
+            <w:pPr>
+              <w:jc w:val="both"/>
+              <w:rPr>
+                <w:rFonts w:eastAsia="標楷體"/>
+                <w:color w:val="000000" w:themeColor="text1"/>
+                <w:sz w:val="28"/>
+                <w:szCs w:val="28"/>
+              </w:rPr>
+            </w:pPr>
+            <w:r>
+              <w:rPr>
+                <w:rFonts w:eastAsia="標楷體" w:hint="eastAsia"/>
+                <w:color w:val="000000" w:themeColor="text1"/>
+                <w:sz w:val="28"/>
+                <w:szCs w:val="28"/>
+              </w:rPr>
+              <w:t>系統版本控制</w:t>
+            </w:r>
+          </w:p>
+        </w:tc>
+        <w:tc>
+          <w:tcPr>
+            <w:tcW w:w="6655" w:type="dxa"/>
+            <w:vAlign w:val="center"/>
+          </w:tcPr>
+          <w:p>
+            <w:pPr>
+              <w:jc w:val="both"/>
+              <w:rPr>
+                <w:rFonts w:eastAsia="標楷體"/>
+                <w:color w:val="000000" w:themeColor="text1"/>
+                <w:sz w:val="28"/>
+                <w:szCs w:val="28"/>
+              </w:rPr>
+            </w:pPr>
+            <w:r>
+              <w:rPr>
+                <w:rFonts w:eastAsia="標楷體" w:hint="eastAsia"/>
+                <w:color w:val="000000" w:themeColor="text1"/>
+                <w:sz w:val="28"/>
+                <w:szCs w:val="28"/>
+              </w:rPr>
+              <w:t>Git Fork</w:t>
+            </w:r>
+          </w:p>
+        </w:tc>
+      </w:tr>
+      <w:tr>
+        <w:tc>
+          <w:tcPr>
+            <w:tcW w:w="3539" w:type="dxa"/>
+            <w:vAlign w:val="center"/>
+          </w:tcPr>
+          <w:p>
+            <w:pPr>
+              <w:jc w:val="both"/>
+              <w:rPr>
+                <w:rFonts w:eastAsia="標楷體"/>
+                <w:color w:val="000000" w:themeColor="text1"/>
+                <w:sz w:val="28"/>
+                <w:szCs w:val="28"/>
+              </w:rPr>
+            </w:pPr>
+            <w:r>
+              <w:rPr>
+                <w:rFonts w:eastAsia="標楷體" w:hint="eastAsia"/>
+                <w:color w:val="000000" w:themeColor="text1"/>
+                <w:sz w:val="28"/>
+                <w:szCs w:val="28"/>
+              </w:rPr>
+              <w:t>資料庫管理</w:t>
+            </w:r>
+          </w:p>
+        </w:tc>
+        <w:tc>
+          <w:tcPr>
+            <w:tcW w:w="6655" w:type="dxa"/>
+            <w:vAlign w:val="center"/>
+          </w:tcPr>
+          <w:p>
+            <w:pPr>
+              <w:jc w:val="both"/>
+              <w:rPr>
+                <w:rFonts w:eastAsia="標楷體" w:hint="eastAsia"/>
+                <w:color w:val="000000" w:themeColor="text1"/>
+                <w:sz w:val="28"/>
+                <w:szCs w:val="28"/>
+              </w:rPr>
+            </w:pPr>
+            <w:proofErr w:type="spellStart"/>
+            <w:r>
+              <w:rPr>
+                <w:rFonts w:eastAsia="標楷體" w:hint="eastAsia"/>
+                <w:color w:val="000000" w:themeColor="text1"/>
+                <w:sz w:val="28"/>
+                <w:szCs w:val="28"/>
+              </w:rPr>
+              <w:t>Supabase</w:t>
+            </w:r>
+            <w:proofErr w:type="spellEnd"/>
+            <w:r>
+              <w:rPr>
+                <w:rFonts w:eastAsia="標楷體" w:hint="eastAsia"/>
+                <w:color w:val="000000" w:themeColor="text1"/>
+                <w:sz w:val="28"/>
+                <w:szCs w:val="28"/>
+              </w:rPr>
+              <w:t>, Excel</w:t>
+            </w:r>
+          </w:p>
+        </w:tc>
+      </w:tr>
+      <w:tr>
+        <w:tc>
+          <w:tcPr>
+            <w:tcW w:w="3539" w:type="dxa"/>
+            <w:vAlign w:val="center"/>
+          </w:tcPr>
+          <w:p>
+            <w:pPr>
+              <w:jc w:val="both"/>
+              <w:rPr>
+                <w:rFonts w:eastAsia="標楷體"/>
+                <w:color w:val="000000" w:themeColor="text1"/>
+                <w:sz w:val="28"/>
+                <w:szCs w:val="28"/>
+              </w:rPr>
+            </w:pPr>
+            <w:r>
+              <w:rPr>
+                <w:rFonts w:eastAsia="標楷體" w:hint="eastAsia"/>
+                <w:color w:val="000000" w:themeColor="text1"/>
+                <w:sz w:val="28"/>
+                <w:szCs w:val="28"/>
+              </w:rPr>
+              <w:t>程式語言</w:t>
+            </w:r>
+          </w:p>
+        </w:tc>
+        <w:tc>
+          <w:tcPr>
+            <w:tcW w:w="6655" w:type="dxa"/>
+            <w:vAlign w:val="center"/>
+          </w:tcPr>
+          <w:p>
+            <w:pPr>
+              <w:jc w:val="both"/>
+              <w:rPr>
+                <w:rFonts w:eastAsia="標楷體"/>
+                <w:color w:val="000000" w:themeColor="text1"/>
+                <w:sz w:val="28"/>
+                <w:szCs w:val="28"/>
+              </w:rPr>
+            </w:pPr>
+            <w:r>
+              <w:rPr>
+                <w:rFonts w:eastAsia="標楷體" w:hint="eastAsia"/>
+                <w:color w:val="000000" w:themeColor="text1"/>
+                <w:sz w:val="28"/>
+                <w:szCs w:val="28"/>
+              </w:rPr>
+              <w:t>Python</w:t>
+            </w:r>
+            <w:r>
+              <w:rPr>
+                <w:rFonts w:eastAsia="標楷體" w:hint="eastAsia"/>
+                <w:color w:val="000000" w:themeColor="text1"/>
+                <w:sz w:val="28"/>
+                <w:szCs w:val="28"/>
+              </w:rPr>
+              <w:t xml:space="preserve">, </w:t>
+            </w:r>
+            <w:r>
+              <w:rPr>
+                <w:rFonts w:eastAsia="標楷體" w:hint="eastAsia"/>
+                <w:color w:val="000000" w:themeColor="text1"/>
+                <w:sz w:val="28"/>
+                <w:szCs w:val="28"/>
+              </w:rPr>
+              <w:t>HTML</w:t>
+            </w:r>
+            <w:r>
+              <w:rPr>
+                <w:rFonts w:eastAsia="標楷體" w:hint="eastAsia"/>
+                <w:color w:val="000000" w:themeColor="text1"/>
+                <w:sz w:val="28"/>
+                <w:szCs w:val="28"/>
+              </w:rPr>
+              <w:t xml:space="preserve">, </w:t>
+            </w:r>
+            <w:r>
+              <w:rPr>
+                <w:rFonts w:eastAsia="標楷體" w:hint="eastAsia"/>
+                <w:color w:val="000000" w:themeColor="text1"/>
+                <w:sz w:val="28"/>
+                <w:szCs w:val="28"/>
+              </w:rPr>
+              <w:t>CSS</w:t>
+            </w:r>
+            <w:r>
+              <w:rPr>
+                <w:rFonts w:eastAsia="標楷體" w:hint="eastAsia"/>
+                <w:color w:val="000000" w:themeColor="text1"/>
+                <w:sz w:val="28"/>
+                <w:szCs w:val="28"/>
+              </w:rPr>
+              <w:t xml:space="preserve">, </w:t>
+            </w:r>
+            <w:r>
+              <w:rPr>
+                <w:rFonts w:eastAsia="標楷體" w:hint="eastAsia"/>
+                <w:color w:val="000000" w:themeColor="text1"/>
+                <w:sz w:val="28"/>
+                <w:szCs w:val="28"/>
+              </w:rPr>
+              <w:t>JavaScript</w:t>
+            </w:r>
+          </w:p>
+        </w:tc>
+      </w:tr>
+    </w:tbl>
+    <w:p>
+      <w:pPr>
+        <w:jc w:val="center"/>
+        <w:rPr>
+          <w:rFonts w:eastAsia="標楷體"/>
+          <w:sz w:val="28"/>
+          <w:szCs w:val="28"/>
+        </w:rPr>
+      </w:pPr>
+      <w:bookmarkStart w:id="9" w:name="_Toc210656379"/>
+      <w:r>
+        <w:rPr>
+          <w:rFonts w:eastAsia="標楷體" w:hint="eastAsia"/>
+          <w:sz w:val="28"/>
+          <w:szCs w:val="28"/>
+        </w:rPr>
+        <w:t>表</w:t>
+      </w:r>
+      <w:r>
+        <w:rPr>
+          <w:rFonts w:eastAsia="標楷體"/>
+          <w:sz w:val="28"/>
+          <w:szCs w:val="28"/>
+        </w:rPr>
+        <w:t>3-</w:t>
+      </w:r>
+      <w:r>
+        <w:rPr>
+          <w:rFonts w:eastAsia="標楷體" w:hint="eastAsia"/>
+          <w:sz w:val="28"/>
+          <w:szCs w:val="28"/>
+        </w:rPr>
+        <w:t>2</w:t>
+      </w:r>
+      <w:r>
+        <w:rPr>
+          <w:rFonts w:eastAsia="標楷體"/>
+          <w:sz w:val="28"/>
+          <w:szCs w:val="28"/>
+        </w:rPr>
+        <w:t>-</w:t>
+      </w:r>
+      <w:r>
+        <w:rPr>
+          <w:rFonts w:eastAsia="標楷體" w:hint="eastAsia"/>
+          <w:sz w:val="28"/>
+          <w:szCs w:val="28"/>
+        </w:rPr>
+        <w:t xml:space="preserve">2 </w:t>
+      </w:r>
+      <w:r>
+        <w:rPr>
+          <w:rFonts w:eastAsia="標楷體" w:hint="eastAsia"/>
+          <w:sz w:val="28"/>
+          <w:szCs w:val="28"/>
+        </w:rPr>
+        <w:t>硬體需求</w:t>
+      </w:r>
+      <w:bookmarkEnd w:id="9"/>
+    </w:p>
+    <w:tbl>
+      <w:tblPr>
+        <w:tblStyle w:val="a8"/>
+        <w:tblW w:w="0" w:type="auto"/>
+        <w:tblLook w:val="04A0" w:firstRow="1" w:lastRow="0" w:firstColumn="1" w:lastColumn="0" w:noHBand="0" w:noVBand="1"/>
+      </w:tblPr>
+      <w:tblGrid>
+        <w:gridCol w:w="3539"/>
+        <w:gridCol w:w="6655"/>
+      </w:tblGrid>
+      <w:tr>
+        <w:tc>
+          <w:tcPr>
+            <w:tcW w:w="10194" w:type="dxa"/>
+            <w:gridSpan w:val="2"/>
+            <w:shd w:val="clear" w:color="auto" w:fill="F2F2F2" w:themeFill="background1" w:themeFillShade="F2"/>
+          </w:tcPr>
+          <w:p>
+            <w:pPr>
+              <w:jc w:val="center"/>
+              <w:rPr>
+                <w:rFonts w:eastAsia="標楷體"/>
+                <w:color w:val="000000" w:themeColor="text1"/>
+                <w:sz w:val="32"/>
+                <w:szCs w:val="28"/>
+              </w:rPr>
+            </w:pPr>
+            <w:r>
+              <w:rPr>
+                <w:rFonts w:eastAsia="標楷體" w:hint="eastAsia"/>
+                <w:color w:val="000000" w:themeColor="text1"/>
+                <w:sz w:val="28"/>
+              </w:rPr>
+              <w:t>硬體需求</w:t>
+            </w:r>
+          </w:p>
+        </w:tc>
+      </w:tr>
+      <w:tr>
+        <w:tc>
+          <w:tcPr>
+            <w:tcW w:w="3539" w:type="dxa"/>
+            <w:vAlign w:val="center"/>
+          </w:tcPr>
+          <w:p>
+            <w:pPr>
+              <w:jc w:val="both"/>
+              <w:rPr>
+                <w:rFonts w:eastAsia="標楷體"/>
+                <w:color w:val="000000" w:themeColor="text1"/>
+                <w:sz w:val="28"/>
+                <w:szCs w:val="28"/>
+              </w:rPr>
+            </w:pPr>
+            <w:r>
+              <w:rPr>
+                <w:rFonts w:eastAsia="標楷體" w:hint="eastAsia"/>
+                <w:color w:val="000000" w:themeColor="text1"/>
+                <w:sz w:val="28"/>
+                <w:szCs w:val="28"/>
+              </w:rPr>
+              <w:t>CPU</w:t>
+            </w:r>
+          </w:p>
+        </w:tc>
+        <w:tc>
+          <w:tcPr>
+            <w:tcW w:w="6655" w:type="dxa"/>
+            <w:vAlign w:val="center"/>
+          </w:tcPr>
+          <w:p>
+            <w:pPr>
+              <w:jc w:val="both"/>
+              <w:rPr>
+                <w:rFonts w:eastAsia="標楷體"/>
+                <w:color w:val="000000" w:themeColor="text1"/>
+                <w:sz w:val="28"/>
+                <w:szCs w:val="28"/>
+              </w:rPr>
+            </w:pPr>
+            <w:r>
+              <w:rPr>
+                <w:rFonts w:eastAsia="標楷體" w:hint="eastAsia"/>
+                <w:color w:val="000000" w:themeColor="text1"/>
+                <w:sz w:val="28"/>
+                <w:szCs w:val="28"/>
+              </w:rPr>
+              <w:t>雙核心以上</w:t>
+            </w:r>
+          </w:p>
+        </w:tc>
+      </w:tr>
+      <w:tr>
+        <w:trPr>
+          <w:trHeight w:val="651"/>
+        </w:trPr>
+        <w:tc>
+          <w:tcPr>
+            <w:tcW w:w="3539" w:type="dxa"/>
+            <w:vAlign w:val="center"/>
+          </w:tcPr>
+          <w:p>
+            <w:pPr>
+              <w:jc w:val="both"/>
+              <w:rPr>
+                <w:rFonts w:eastAsia="標楷體"/>
+                <w:color w:val="000000" w:themeColor="text1"/>
+                <w:sz w:val="28"/>
+                <w:szCs w:val="28"/>
+              </w:rPr>
+            </w:pPr>
+            <w:r>
+              <w:rPr>
+                <w:rFonts w:eastAsia="標楷體" w:hint="eastAsia"/>
+                <w:color w:val="000000" w:themeColor="text1"/>
+                <w:sz w:val="28"/>
+                <w:szCs w:val="28"/>
+              </w:rPr>
+              <w:t>RAM</w:t>
+            </w:r>
+          </w:p>
+        </w:tc>
+        <w:tc>
+          <w:tcPr>
+            <w:tcW w:w="6655" w:type="dxa"/>
+            <w:vAlign w:val="center"/>
+          </w:tcPr>
+          <w:p>
+            <w:pPr>
+              <w:jc w:val="both"/>
+              <w:rPr>
+                <w:rFonts w:eastAsia="標楷體"/>
+                <w:color w:val="000000" w:themeColor="text1"/>
+                <w:sz w:val="28"/>
+                <w:szCs w:val="28"/>
+              </w:rPr>
+            </w:pPr>
+            <w:r>
+              <w:rPr>
+                <w:rFonts w:eastAsia="標楷體" w:hint="eastAsia"/>
+                <w:color w:val="000000" w:themeColor="text1"/>
+                <w:sz w:val="28"/>
+                <w:szCs w:val="28"/>
+              </w:rPr>
+              <w:t>8GB</w:t>
+            </w:r>
+            <w:r>
+              <w:rPr>
+                <w:rFonts w:eastAsia="標楷體" w:hint="eastAsia"/>
+                <w:color w:val="000000" w:themeColor="text1"/>
+                <w:sz w:val="28"/>
+                <w:szCs w:val="28"/>
+              </w:rPr>
+              <w:t>以上</w:t>
+            </w:r>
+          </w:p>
+        </w:tc>
+      </w:tr>
+    </w:tbl>
+    <w:p>
+      <w:pPr>
+        <w:rPr>
+          <w:rFonts w:hint="eastAsia"/>
+          <w:sz w:val="32"/>
+          <w:szCs w:val="32"/>
+        </w:rPr>
+      </w:pPr>
+      <w:bookmarkStart w:id="10" w:name="_Toc210653904"/>
+    </w:p>
+    <w:p>
+      <w:pPr>
+        <w:pStyle w:val="a5"/>
+        <w:numPr>
+          <w:ilvl w:val="1"/>
+          <w:numId w:val="7"/>
+        </w:numPr>
+        <w:ind w:leftChars="0"/>
+        <w:outlineLvl w:val="1"/>
+        <w:rPr>
+          <w:rFonts w:eastAsia="標楷體"/>
+          <w:bCs/>
+          <w:sz w:val="32"/>
+          <w:szCs w:val="36"/>
+        </w:rPr>
+      </w:pPr>
+      <w:bookmarkStart w:id="11" w:name="_Toc227357992"/>
+      <w:r>
+        <w:rPr>
+          <w:rFonts w:eastAsia="標楷體" w:hint="eastAsia"/>
+          <w:bCs/>
+          <w:sz w:val="32"/>
+          <w:szCs w:val="36"/>
+        </w:rPr>
+        <w:t>開發標準與使用工具</w:t>
+      </w:r>
+      <w:bookmarkEnd w:id="10"/>
+      <w:bookmarkEnd w:id="11"/>
+    </w:p>
+    <w:p>
+      <w:pPr>
+        <w:pStyle w:val="a5"/>
+        <w:numPr>
+          <w:ilvl w:val="1"/>
+          <w:numId w:val="9"/>
+        </w:numPr>
+        <w:ind w:leftChars="0"/>
+        <w:outlineLvl w:val="1"/>
+        <w:rPr>
+          <w:rFonts w:eastAsia="標楷體"/>
+          <w:bCs/>
+          <w:sz w:val="32"/>
+          <w:szCs w:val="36"/>
+        </w:rPr>
+        <w:sectPr>
+          <w:pgSz w:w="11906" w:h="16838" w:code="9"/>
+          <w:pgMar w:top="851" w:right="851" w:bottom="851" w:left="851" w:header="567" w:footer="567" w:gutter="0"/>
+          <w:cols w:space="425"/>
+          <w:docGrid w:type="lines" w:linePitch="360"/>
+        </w:sectPr>
       </w:pPr>
     </w:p>
     <w:p>
@@ -2679,44 +3690,41 @@
     </w:p>
     <w:p>
       <w:pPr>
-        <w:outlineLvl w:val="1"/>
-        <w:rPr>
-          <w:rFonts w:eastAsia="標楷體"/>
-          <w:bCs/>
+        <w:rPr>
           <w:sz w:val="32"/>
-          <w:szCs w:val="36"/>
+          <w:szCs w:val="32"/>
         </w:rPr>
       </w:pPr>
     </w:p>
     <w:p>
       <w:pPr>
-        <w:outlineLvl w:val="1"/>
-        <w:rPr>
-          <w:rFonts w:eastAsia="標楷體"/>
-          <w:bCs/>
+        <w:rPr>
           <w:sz w:val="32"/>
-          <w:szCs w:val="36"/>
+          <w:szCs w:val="32"/>
         </w:rPr>
       </w:pPr>
     </w:p>
     <w:p>
       <w:pPr>
-        <w:outlineLvl w:val="1"/>
-        <w:rPr>
-          <w:rFonts w:eastAsia="標楷體"/>
-          <w:bCs/>
+        <w:rPr>
           <w:sz w:val="32"/>
-          <w:szCs w:val="36"/>
+          <w:szCs w:val="32"/>
         </w:rPr>
       </w:pPr>
     </w:p>
     <w:p>
       <w:pPr>
         <w:rPr>
-          <w:rFonts w:eastAsia="標楷體"/>
-          <w:bCs/>
           <w:sz w:val="32"/>
-          <w:szCs w:val="36"/>
+          <w:szCs w:val="32"/>
+        </w:rPr>
+      </w:pPr>
+    </w:p>
+    <w:p>
+      <w:pPr>
+        <w:rPr>
+          <w:sz w:val="32"/>
+          <w:szCs w:val="32"/>
         </w:rPr>
         <w:sectPr>
           <w:pgSz w:w="11906" w:h="16838" w:code="9"/>
@@ -2737,7 +3745,7 @@
           <w:szCs w:val="36"/>
         </w:rPr>
       </w:pPr>
-      <w:bookmarkStart w:id="6" w:name="_Toc226649596"/>
+      <w:bookmarkStart w:id="12" w:name="_Toc227357993"/>
       <w:r>
         <w:rPr>
           <w:rFonts w:eastAsia="標楷體" w:hint="eastAsia"/>
@@ -2784,7 +3792,7 @@
         </w:rPr>
         <w:t>專程與組織分工</w:t>
       </w:r>
-      <w:bookmarkEnd w:id="6"/>
+      <w:bookmarkEnd w:id="12"/>
     </w:p>
     <w:p>
       <w:pPr>
@@ -2802,7 +3810,7 @@
           <w:szCs w:val="36"/>
         </w:rPr>
       </w:pPr>
-      <w:bookmarkStart w:id="7" w:name="_Toc226649597"/>
+      <w:bookmarkStart w:id="13" w:name="_Toc227357994"/>
       <w:r>
         <w:rPr>
           <w:rFonts w:eastAsia="標楷體" w:hint="eastAsia"/>
@@ -2812,12 +3820,12 @@
         </w:rPr>
         <w:t>系統架構</w:t>
       </w:r>
-      <w:bookmarkEnd w:id="7"/>
+      <w:bookmarkEnd w:id="13"/>
     </w:p>
     <w:p>
       <w:pPr>
         <w:rPr>
-          <w:rFonts w:eastAsia="標楷體" w:hint="eastAsia"/>
+          <w:rFonts w:eastAsia="標楷體"/>
           <w:color w:val="000000" w:themeColor="text1"/>
           <w:sz w:val="26"/>
           <w:szCs w:val="26"/>
@@ -2922,7 +3930,7 @@
                 <w:szCs w:val="28"/>
               </w:rPr>
             </w:pPr>
-            <w:bookmarkStart w:id="8" w:name="_Hlk198593632"/>
+            <w:bookmarkStart w:id="14" w:name="_Hlk198593632"/>
             <w:r>
               <w:rPr>
                 <w:rFonts w:eastAsia="標楷體" w:hint="eastAsia"/>
@@ -3356,7 +4364,7 @@
             <w:pPr>
               <w:jc w:val="center"/>
               <w:rPr>
-                <w:rFonts w:eastAsia="標楷體" w:hint="eastAsia"/>
+                <w:rFonts w:eastAsia="標楷體"/>
                 <w:color w:val="000000" w:themeColor="text1"/>
                 <w:sz w:val="28"/>
                 <w:szCs w:val="28"/>
@@ -4625,7 +5633,6 @@
               <w:bottom w:val="nil"/>
               <w:right w:val="nil"/>
             </w:tcBorders>
-            <w:shd w:val="clear" w:color="auto" w:fill="auto"/>
           </w:tcPr>
           <w:p>
             <w:pPr>
@@ -4647,7 +5654,6 @@
               <w:bottom w:val="nil"/>
               <w:right w:val="nil"/>
             </w:tcBorders>
-            <w:shd w:val="clear" w:color="auto" w:fill="auto"/>
             <w:vAlign w:val="center"/>
           </w:tcPr>
           <w:p>
@@ -4670,7 +5676,6 @@
               <w:bottom w:val="nil"/>
               <w:right w:val="nil"/>
             </w:tcBorders>
-            <w:shd w:val="clear" w:color="auto" w:fill="auto"/>
           </w:tcPr>
           <w:p>
             <w:pPr>
@@ -4805,7 +5810,6 @@
               <w:bottom w:val="nil"/>
               <w:right w:val="nil"/>
             </w:tcBorders>
-            <w:shd w:val="clear" w:color="auto" w:fill="auto"/>
           </w:tcPr>
           <w:p>
             <w:pPr>
@@ -4827,7 +5831,6 @@
               <w:bottom w:val="nil"/>
               <w:right w:val="nil"/>
             </w:tcBorders>
-            <w:shd w:val="clear" w:color="auto" w:fill="auto"/>
             <w:vAlign w:val="center"/>
           </w:tcPr>
           <w:p>
@@ -4850,7 +5853,6 @@
               <w:bottom w:val="nil"/>
               <w:right w:val="nil"/>
             </w:tcBorders>
-            <w:shd w:val="clear" w:color="auto" w:fill="auto"/>
           </w:tcPr>
           <w:p>
             <w:pPr>
@@ -4872,7 +5874,6 @@
               <w:bottom w:val="nil"/>
               <w:right w:val="nil"/>
             </w:tcBorders>
-            <w:shd w:val="clear" w:color="auto" w:fill="auto"/>
             <w:vAlign w:val="center"/>
           </w:tcPr>
           <w:p>
@@ -4895,7 +5896,6 @@
               <w:bottom w:val="nil"/>
               <w:right w:val="nil"/>
             </w:tcBorders>
-            <w:shd w:val="clear" w:color="auto" w:fill="auto"/>
           </w:tcPr>
           <w:p>
             <w:pPr>
@@ -4917,7 +5917,6 @@
               <w:bottom w:val="nil"/>
               <w:right w:val="nil"/>
             </w:tcBorders>
-            <w:shd w:val="clear" w:color="auto" w:fill="auto"/>
             <w:vAlign w:val="center"/>
           </w:tcPr>
           <w:p>
@@ -4940,7 +5939,6 @@
               <w:bottom w:val="nil"/>
               <w:right w:val="nil"/>
             </w:tcBorders>
-            <w:shd w:val="clear" w:color="auto" w:fill="auto"/>
           </w:tcPr>
           <w:p>
             <w:pPr>
@@ -4962,7 +5960,6 @@
               <w:bottom w:val="nil"/>
               <w:right w:val="nil"/>
             </w:tcBorders>
-            <w:shd w:val="clear" w:color="auto" w:fill="auto"/>
             <w:vAlign w:val="center"/>
           </w:tcPr>
           <w:p>
@@ -4985,7 +5982,6 @@
               <w:bottom w:val="nil"/>
               <w:right w:val="nil"/>
             </w:tcBorders>
-            <w:shd w:val="clear" w:color="auto" w:fill="auto"/>
           </w:tcPr>
           <w:p>
             <w:pPr>
@@ -5007,7 +6003,6 @@
               <w:bottom w:val="nil"/>
               <w:right w:val="nil"/>
             </w:tcBorders>
-            <w:shd w:val="clear" w:color="auto" w:fill="auto"/>
           </w:tcPr>
           <w:p>
             <w:pPr>
@@ -5029,7 +6024,6 @@
               <w:bottom w:val="nil"/>
               <w:right w:val="nil"/>
             </w:tcBorders>
-            <w:shd w:val="clear" w:color="auto" w:fill="auto"/>
           </w:tcPr>
           <w:p>
             <w:pPr>
@@ -5051,7 +6045,6 @@
               <w:bottom w:val="nil"/>
               <w:right w:val="nil"/>
             </w:tcBorders>
-            <w:shd w:val="clear" w:color="auto" w:fill="auto"/>
           </w:tcPr>
           <w:p>
             <w:pPr>
@@ -5186,7 +6179,6 @@
               <w:bottom w:val="nil"/>
               <w:right w:val="nil"/>
             </w:tcBorders>
-            <w:shd w:val="clear" w:color="auto" w:fill="auto"/>
           </w:tcPr>
           <w:p>
             <w:pPr>
@@ -5208,7 +6200,6 @@
               <w:bottom w:val="nil"/>
               <w:right w:val="nil"/>
             </w:tcBorders>
-            <w:shd w:val="clear" w:color="auto" w:fill="auto"/>
           </w:tcPr>
           <w:p>
             <w:pPr>
@@ -5230,7 +6221,6 @@
               <w:bottom w:val="nil"/>
               <w:right w:val="nil"/>
             </w:tcBorders>
-            <w:shd w:val="clear" w:color="auto" w:fill="auto"/>
           </w:tcPr>
           <w:p>
             <w:pPr>
@@ -5252,7 +6242,6 @@
               <w:bottom w:val="nil"/>
               <w:right w:val="nil"/>
             </w:tcBorders>
-            <w:shd w:val="clear" w:color="auto" w:fill="auto"/>
           </w:tcPr>
           <w:p>
             <w:pPr>
@@ -5274,7 +6263,6 @@
               <w:bottom w:val="nil"/>
               <w:right w:val="nil"/>
             </w:tcBorders>
-            <w:shd w:val="clear" w:color="auto" w:fill="auto"/>
           </w:tcPr>
           <w:p>
             <w:pPr>
@@ -5296,7 +6284,6 @@
               <w:bottom w:val="nil"/>
               <w:right w:val="nil"/>
             </w:tcBorders>
-            <w:shd w:val="clear" w:color="auto" w:fill="auto"/>
             <w:vAlign w:val="center"/>
           </w:tcPr>
           <w:p>
@@ -5319,7 +6306,6 @@
               <w:bottom w:val="nil"/>
               <w:right w:val="nil"/>
             </w:tcBorders>
-            <w:shd w:val="clear" w:color="auto" w:fill="auto"/>
           </w:tcPr>
           <w:p>
             <w:pPr>
@@ -5341,7 +6327,6 @@
               <w:bottom w:val="nil"/>
               <w:right w:val="nil"/>
             </w:tcBorders>
-            <w:shd w:val="clear" w:color="auto" w:fill="auto"/>
             <w:vAlign w:val="center"/>
           </w:tcPr>
           <w:p>
@@ -5364,7 +6349,6 @@
               <w:bottom w:val="nil"/>
               <w:right w:val="nil"/>
             </w:tcBorders>
-            <w:shd w:val="clear" w:color="auto" w:fill="auto"/>
           </w:tcPr>
           <w:p>
             <w:pPr>
@@ -5386,7 +6370,6 @@
               <w:bottom w:val="nil"/>
               <w:right w:val="nil"/>
             </w:tcBorders>
-            <w:shd w:val="clear" w:color="auto" w:fill="auto"/>
             <w:vAlign w:val="center"/>
           </w:tcPr>
           <w:p>
@@ -5409,7 +6392,6 @@
               <w:bottom w:val="nil"/>
               <w:right w:val="nil"/>
             </w:tcBorders>
-            <w:shd w:val="clear" w:color="auto" w:fill="auto"/>
           </w:tcPr>
           <w:p>
             <w:pPr>
@@ -5431,7 +6413,6 @@
               <w:bottom w:val="nil"/>
               <w:right w:val="nil"/>
             </w:tcBorders>
-            <w:shd w:val="clear" w:color="auto" w:fill="auto"/>
             <w:vAlign w:val="center"/>
           </w:tcPr>
           <w:p>
@@ -5454,7 +6435,6 @@
               <w:bottom w:val="nil"/>
               <w:right w:val="nil"/>
             </w:tcBorders>
-            <w:shd w:val="clear" w:color="auto" w:fill="auto"/>
           </w:tcPr>
           <w:p>
             <w:pPr>
@@ -5476,7 +6456,6 @@
               <w:bottom w:val="nil"/>
               <w:right w:val="nil"/>
             </w:tcBorders>
-            <w:shd w:val="clear" w:color="auto" w:fill="auto"/>
             <w:vAlign w:val="center"/>
           </w:tcPr>
           <w:p>
@@ -5499,7 +6478,6 @@
               <w:bottom w:val="nil"/>
               <w:right w:val="nil"/>
             </w:tcBorders>
-            <w:shd w:val="clear" w:color="auto" w:fill="auto"/>
           </w:tcPr>
           <w:p>
             <w:pPr>
@@ -5521,7 +6499,6 @@
               <w:bottom w:val="nil"/>
               <w:right w:val="nil"/>
             </w:tcBorders>
-            <w:shd w:val="clear" w:color="auto" w:fill="auto"/>
             <w:vAlign w:val="center"/>
           </w:tcPr>
           <w:p>
@@ -5544,7 +6521,6 @@
               <w:bottom w:val="nil"/>
               <w:right w:val="nil"/>
             </w:tcBorders>
-            <w:shd w:val="clear" w:color="auto" w:fill="auto"/>
           </w:tcPr>
           <w:p>
             <w:pPr>
@@ -5566,7 +6542,6 @@
               <w:bottom w:val="nil"/>
               <w:right w:val="nil"/>
             </w:tcBorders>
-            <w:shd w:val="clear" w:color="auto" w:fill="auto"/>
           </w:tcPr>
           <w:p>
             <w:pPr>
@@ -5588,7 +6563,6 @@
               <w:bottom w:val="nil"/>
               <w:right w:val="nil"/>
             </w:tcBorders>
-            <w:shd w:val="clear" w:color="auto" w:fill="auto"/>
           </w:tcPr>
           <w:p>
             <w:pPr>
@@ -5610,7 +6584,6 @@
               <w:bottom w:val="nil"/>
               <w:right w:val="nil"/>
             </w:tcBorders>
-            <w:shd w:val="clear" w:color="auto" w:fill="auto"/>
           </w:tcPr>
           <w:p>
             <w:pPr>
@@ -5970,7 +6943,6 @@
               <w:bottom w:val="nil"/>
               <w:right w:val="nil"/>
             </w:tcBorders>
-            <w:shd w:val="clear" w:color="auto" w:fill="auto"/>
           </w:tcPr>
           <w:p>
             <w:pPr>
@@ -5992,7 +6964,6 @@
               <w:bottom w:val="nil"/>
               <w:right w:val="nil"/>
             </w:tcBorders>
-            <w:shd w:val="clear" w:color="auto" w:fill="auto"/>
           </w:tcPr>
           <w:p>
             <w:pPr>
@@ -6014,7 +6985,6 @@
               <w:bottom w:val="nil"/>
               <w:right w:val="nil"/>
             </w:tcBorders>
-            <w:shd w:val="clear" w:color="auto" w:fill="auto"/>
           </w:tcPr>
           <w:p>
             <w:pPr>
@@ -6036,7 +7006,6 @@
               <w:bottom w:val="nil"/>
               <w:right w:val="nil"/>
             </w:tcBorders>
-            <w:shd w:val="clear" w:color="auto" w:fill="auto"/>
           </w:tcPr>
           <w:p>
             <w:pPr>
@@ -6058,7 +7027,6 @@
               <w:bottom w:val="nil"/>
               <w:right w:val="nil"/>
             </w:tcBorders>
-            <w:shd w:val="clear" w:color="auto" w:fill="auto"/>
           </w:tcPr>
           <w:p>
             <w:pPr>
@@ -6080,7 +7048,6 @@
               <w:bottom w:val="nil"/>
               <w:right w:val="nil"/>
             </w:tcBorders>
-            <w:shd w:val="clear" w:color="auto" w:fill="auto"/>
           </w:tcPr>
           <w:p>
             <w:pPr>
@@ -6102,7 +7069,6 @@
               <w:bottom w:val="nil"/>
               <w:right w:val="nil"/>
             </w:tcBorders>
-            <w:shd w:val="clear" w:color="auto" w:fill="auto"/>
           </w:tcPr>
           <w:p>
             <w:pPr>
@@ -6124,7 +7090,6 @@
               <w:bottom w:val="nil"/>
               <w:right w:val="nil"/>
             </w:tcBorders>
-            <w:shd w:val="clear" w:color="auto" w:fill="auto"/>
           </w:tcPr>
           <w:p>
             <w:pPr>
@@ -6146,7 +7111,6 @@
               <w:bottom w:val="nil"/>
               <w:right w:val="nil"/>
             </w:tcBorders>
-            <w:shd w:val="clear" w:color="auto" w:fill="auto"/>
           </w:tcPr>
           <w:p>
             <w:pPr>
@@ -6168,7 +7132,6 @@
               <w:bottom w:val="nil"/>
               <w:right w:val="nil"/>
             </w:tcBorders>
-            <w:shd w:val="clear" w:color="auto" w:fill="auto"/>
           </w:tcPr>
           <w:p>
             <w:pPr>
@@ -6190,7 +7153,6 @@
               <w:bottom w:val="nil"/>
               <w:right w:val="nil"/>
             </w:tcBorders>
-            <w:shd w:val="clear" w:color="auto" w:fill="auto"/>
           </w:tcPr>
           <w:p>
             <w:pPr>
@@ -6212,7 +7174,6 @@
               <w:bottom w:val="nil"/>
               <w:right w:val="nil"/>
             </w:tcBorders>
-            <w:shd w:val="clear" w:color="auto" w:fill="auto"/>
           </w:tcPr>
           <w:p>
             <w:pPr>
@@ -6234,7 +7195,6 @@
               <w:bottom w:val="nil"/>
               <w:right w:val="single" w:sz="4" w:space="0" w:color="auto"/>
             </w:tcBorders>
-            <w:shd w:val="clear" w:color="auto" w:fill="auto"/>
           </w:tcPr>
           <w:p>
             <w:pPr>
@@ -6523,7 +7483,6 @@
               <w:bottom w:val="nil"/>
               <w:right w:val="nil"/>
             </w:tcBorders>
-            <w:shd w:val="clear" w:color="auto" w:fill="auto"/>
           </w:tcPr>
           <w:p>
             <w:pPr>
@@ -6545,7 +7504,6 @@
               <w:bottom w:val="nil"/>
               <w:right w:val="nil"/>
             </w:tcBorders>
-            <w:shd w:val="clear" w:color="auto" w:fill="auto"/>
           </w:tcPr>
           <w:p>
             <w:pPr>
@@ -6567,7 +7525,6 @@
               <w:bottom w:val="nil"/>
               <w:right w:val="nil"/>
             </w:tcBorders>
-            <w:shd w:val="clear" w:color="auto" w:fill="auto"/>
           </w:tcPr>
           <w:p>
             <w:pPr>
@@ -6589,7 +7546,6 @@
               <w:bottom w:val="nil"/>
               <w:right w:val="nil"/>
             </w:tcBorders>
-            <w:shd w:val="clear" w:color="auto" w:fill="auto"/>
           </w:tcPr>
           <w:p>
             <w:pPr>
@@ -6611,7 +7567,6 @@
               <w:bottom w:val="nil"/>
               <w:right w:val="nil"/>
             </w:tcBorders>
-            <w:shd w:val="clear" w:color="auto" w:fill="auto"/>
           </w:tcPr>
           <w:p>
             <w:pPr>
@@ -6633,7 +7588,6 @@
               <w:bottom w:val="nil"/>
               <w:right w:val="nil"/>
             </w:tcBorders>
-            <w:shd w:val="clear" w:color="auto" w:fill="auto"/>
           </w:tcPr>
           <w:p>
             <w:pPr>
@@ -6655,7 +7609,6 @@
               <w:bottom w:val="nil"/>
               <w:right w:val="nil"/>
             </w:tcBorders>
-            <w:shd w:val="clear" w:color="auto" w:fill="auto"/>
           </w:tcPr>
           <w:p>
             <w:pPr>
@@ -6677,7 +7630,6 @@
               <w:bottom w:val="nil"/>
               <w:right w:val="nil"/>
             </w:tcBorders>
-            <w:shd w:val="clear" w:color="auto" w:fill="auto"/>
           </w:tcPr>
           <w:p>
             <w:pPr>
@@ -6699,7 +7651,6 @@
               <w:bottom w:val="nil"/>
               <w:right w:val="nil"/>
             </w:tcBorders>
-            <w:shd w:val="clear" w:color="auto" w:fill="auto"/>
           </w:tcPr>
           <w:p>
             <w:pPr>
@@ -6721,7 +7672,6 @@
               <w:bottom w:val="nil"/>
               <w:right w:val="nil"/>
             </w:tcBorders>
-            <w:shd w:val="clear" w:color="auto" w:fill="auto"/>
           </w:tcPr>
           <w:p>
             <w:pPr>
@@ -6743,7 +7693,6 @@
               <w:bottom w:val="nil"/>
               <w:right w:val="nil"/>
             </w:tcBorders>
-            <w:shd w:val="clear" w:color="auto" w:fill="auto"/>
           </w:tcPr>
           <w:p>
             <w:pPr>
@@ -6765,7 +7714,6 @@
               <w:bottom w:val="nil"/>
               <w:right w:val="nil"/>
             </w:tcBorders>
-            <w:shd w:val="clear" w:color="auto" w:fill="auto"/>
           </w:tcPr>
           <w:p>
             <w:pPr>
@@ -6787,7 +7735,6 @@
               <w:bottom w:val="nil"/>
               <w:right w:val="single" w:sz="4" w:space="0" w:color="auto"/>
             </w:tcBorders>
-            <w:shd w:val="clear" w:color="auto" w:fill="auto"/>
           </w:tcPr>
           <w:p>
             <w:pPr>
@@ -7248,7 +8195,6 @@
               <w:bottom w:val="nil"/>
               <w:right w:val="nil"/>
             </w:tcBorders>
-            <w:shd w:val="clear" w:color="auto" w:fill="auto"/>
           </w:tcPr>
           <w:p>
             <w:pPr>
@@ -7270,7 +8216,6 @@
               <w:bottom w:val="nil"/>
               <w:right w:val="nil"/>
             </w:tcBorders>
-            <w:shd w:val="clear" w:color="auto" w:fill="auto"/>
           </w:tcPr>
           <w:p>
             <w:pPr>
@@ -7292,7 +8237,6 @@
               <w:bottom w:val="nil"/>
               <w:right w:val="nil"/>
             </w:tcBorders>
-            <w:shd w:val="clear" w:color="auto" w:fill="auto"/>
           </w:tcPr>
           <w:p>
             <w:pPr>
@@ -7314,7 +8258,6 @@
               <w:bottom w:val="nil"/>
               <w:right w:val="nil"/>
             </w:tcBorders>
-            <w:shd w:val="clear" w:color="auto" w:fill="auto"/>
           </w:tcPr>
           <w:p>
             <w:pPr>
@@ -7336,7 +8279,6 @@
               <w:bottom w:val="nil"/>
               <w:right w:val="nil"/>
             </w:tcBorders>
-            <w:shd w:val="clear" w:color="auto" w:fill="auto"/>
           </w:tcPr>
           <w:p>
             <w:pPr>
@@ -7358,7 +8300,6 @@
               <w:bottom w:val="nil"/>
               <w:right w:val="single" w:sz="4" w:space="0" w:color="auto"/>
             </w:tcBorders>
-            <w:shd w:val="clear" w:color="auto" w:fill="auto"/>
           </w:tcPr>
           <w:p>
             <w:pPr>
@@ -7645,7 +8586,6 @@
               <w:bottom w:val="nil"/>
               <w:right w:val="nil"/>
             </w:tcBorders>
-            <w:shd w:val="clear" w:color="auto" w:fill="auto"/>
           </w:tcPr>
           <w:p>
             <w:pPr>
@@ -7667,7 +8607,6 @@
               <w:bottom w:val="nil"/>
               <w:right w:val="nil"/>
             </w:tcBorders>
-            <w:shd w:val="clear" w:color="auto" w:fill="auto"/>
           </w:tcPr>
           <w:p>
             <w:pPr>
@@ -7689,7 +8628,6 @@
               <w:bottom w:val="nil"/>
               <w:right w:val="nil"/>
             </w:tcBorders>
-            <w:shd w:val="clear" w:color="auto" w:fill="auto"/>
           </w:tcPr>
           <w:p>
             <w:pPr>
@@ -7711,7 +8649,6 @@
               <w:bottom w:val="nil"/>
               <w:right w:val="nil"/>
             </w:tcBorders>
-            <w:shd w:val="clear" w:color="auto" w:fill="auto"/>
           </w:tcPr>
           <w:p>
             <w:pPr>
@@ -7733,7 +8670,6 @@
               <w:bottom w:val="nil"/>
               <w:right w:val="nil"/>
             </w:tcBorders>
-            <w:shd w:val="clear" w:color="auto" w:fill="auto"/>
           </w:tcPr>
           <w:p>
             <w:pPr>
@@ -7755,7 +8691,6 @@
               <w:bottom w:val="nil"/>
               <w:right w:val="nil"/>
             </w:tcBorders>
-            <w:shd w:val="clear" w:color="auto" w:fill="auto"/>
           </w:tcPr>
           <w:p>
             <w:pPr>
@@ -7777,7 +8712,6 @@
               <w:bottom w:val="nil"/>
               <w:right w:val="nil"/>
             </w:tcBorders>
-            <w:shd w:val="clear" w:color="auto" w:fill="auto"/>
           </w:tcPr>
           <w:p>
             <w:pPr>
@@ -7799,7 +8733,6 @@
               <w:bottom w:val="nil"/>
               <w:right w:val="nil"/>
             </w:tcBorders>
-            <w:shd w:val="clear" w:color="auto" w:fill="auto"/>
           </w:tcPr>
           <w:p>
             <w:pPr>
@@ -7821,7 +8754,6 @@
               <w:bottom w:val="nil"/>
               <w:right w:val="nil"/>
             </w:tcBorders>
-            <w:shd w:val="clear" w:color="auto" w:fill="auto"/>
           </w:tcPr>
           <w:p>
             <w:pPr>
@@ -7843,7 +8775,6 @@
               <w:bottom w:val="nil"/>
               <w:right w:val="nil"/>
             </w:tcBorders>
-            <w:shd w:val="clear" w:color="auto" w:fill="auto"/>
           </w:tcPr>
           <w:p>
             <w:pPr>
@@ -7865,7 +8796,6 @@
               <w:bottom w:val="nil"/>
               <w:right w:val="nil"/>
             </w:tcBorders>
-            <w:shd w:val="clear" w:color="auto" w:fill="auto"/>
           </w:tcPr>
           <w:p>
             <w:pPr>
@@ -7887,7 +8817,6 @@
               <w:bottom w:val="nil"/>
               <w:right w:val="nil"/>
             </w:tcBorders>
-            <w:shd w:val="clear" w:color="auto" w:fill="auto"/>
           </w:tcPr>
           <w:p>
             <w:pPr>
@@ -7909,7 +8838,6 @@
               <w:bottom w:val="nil"/>
               <w:right w:val="single" w:sz="4" w:space="0" w:color="auto"/>
             </w:tcBorders>
-            <w:shd w:val="clear" w:color="auto" w:fill="auto"/>
           </w:tcPr>
           <w:p>
             <w:pPr>
@@ -8104,7 +9032,6 @@
               <w:bottom w:val="nil"/>
               <w:right w:val="nil"/>
             </w:tcBorders>
-            <w:shd w:val="clear" w:color="auto" w:fill="auto"/>
           </w:tcPr>
           <w:p>
             <w:pPr>
@@ -8126,7 +9053,6 @@
               <w:bottom w:val="nil"/>
               <w:right w:val="nil"/>
             </w:tcBorders>
-            <w:shd w:val="clear" w:color="auto" w:fill="auto"/>
           </w:tcPr>
           <w:p>
             <w:pPr>
@@ -8368,7 +9294,6 @@
               <w:bottom w:val="nil"/>
               <w:right w:val="nil"/>
             </w:tcBorders>
-            <w:shd w:val="clear" w:color="auto" w:fill="auto"/>
           </w:tcPr>
           <w:p>
             <w:pPr>
@@ -8390,7 +9315,6 @@
               <w:bottom w:val="nil"/>
               <w:right w:val="nil"/>
             </w:tcBorders>
-            <w:shd w:val="clear" w:color="auto" w:fill="auto"/>
           </w:tcPr>
           <w:p>
             <w:pPr>
@@ -8412,7 +9336,6 @@
               <w:bottom w:val="nil"/>
               <w:right w:val="nil"/>
             </w:tcBorders>
-            <w:shd w:val="clear" w:color="auto" w:fill="auto"/>
           </w:tcPr>
           <w:p>
             <w:pPr>
@@ -8434,7 +9357,6 @@
               <w:bottom w:val="nil"/>
               <w:right w:val="nil"/>
             </w:tcBorders>
-            <w:shd w:val="clear" w:color="auto" w:fill="auto"/>
           </w:tcPr>
           <w:p>
             <w:pPr>
@@ -8456,7 +9378,6 @@
               <w:bottom w:val="nil"/>
               <w:right w:val="nil"/>
             </w:tcBorders>
-            <w:shd w:val="clear" w:color="auto" w:fill="auto"/>
           </w:tcPr>
           <w:p>
             <w:pPr>
@@ -8478,7 +9399,6 @@
               <w:bottom w:val="nil"/>
               <w:right w:val="single" w:sz="4" w:space="0" w:color="auto"/>
             </w:tcBorders>
-            <w:shd w:val="clear" w:color="auto" w:fill="auto"/>
           </w:tcPr>
           <w:p>
             <w:pPr>
@@ -8655,7 +9575,6 @@
               <w:bottom w:val="nil"/>
               <w:right w:val="nil"/>
             </w:tcBorders>
-            <w:shd w:val="clear" w:color="auto" w:fill="auto"/>
           </w:tcPr>
           <w:p>
             <w:pPr>
@@ -8677,7 +9596,6 @@
               <w:bottom w:val="nil"/>
               <w:right w:val="nil"/>
             </w:tcBorders>
-            <w:shd w:val="clear" w:color="auto" w:fill="auto"/>
           </w:tcPr>
           <w:p>
             <w:pPr>
@@ -8765,7 +9683,6 @@
               <w:bottom w:val="nil"/>
               <w:right w:val="nil"/>
             </w:tcBorders>
-            <w:shd w:val="clear" w:color="auto" w:fill="auto"/>
           </w:tcPr>
           <w:p>
             <w:pPr>
@@ -8787,7 +9704,6 @@
               <w:bottom w:val="nil"/>
               <w:right w:val="nil"/>
             </w:tcBorders>
-            <w:shd w:val="clear" w:color="auto" w:fill="auto"/>
           </w:tcPr>
           <w:p>
             <w:pPr>
@@ -8809,7 +9725,6 @@
               <w:bottom w:val="nil"/>
               <w:right w:val="nil"/>
             </w:tcBorders>
-            <w:shd w:val="clear" w:color="auto" w:fill="auto"/>
           </w:tcPr>
           <w:p>
             <w:pPr>
@@ -8831,7 +9746,6 @@
               <w:bottom w:val="nil"/>
               <w:right w:val="nil"/>
             </w:tcBorders>
-            <w:shd w:val="clear" w:color="auto" w:fill="auto"/>
           </w:tcPr>
           <w:p>
             <w:pPr>
@@ -8853,7 +9767,6 @@
               <w:bottom w:val="nil"/>
               <w:right w:val="nil"/>
             </w:tcBorders>
-            <w:shd w:val="clear" w:color="auto" w:fill="auto"/>
           </w:tcPr>
           <w:p>
             <w:pPr>
@@ -8875,7 +9788,6 @@
               <w:bottom w:val="nil"/>
               <w:right w:val="nil"/>
             </w:tcBorders>
-            <w:shd w:val="clear" w:color="auto" w:fill="auto"/>
           </w:tcPr>
           <w:p>
             <w:pPr>
@@ -8897,7 +9809,6 @@
               <w:bottom w:val="nil"/>
               <w:right w:val="nil"/>
             </w:tcBorders>
-            <w:shd w:val="clear" w:color="auto" w:fill="auto"/>
           </w:tcPr>
           <w:p>
             <w:pPr>
@@ -8919,7 +9830,6 @@
               <w:bottom w:val="nil"/>
               <w:right w:val="nil"/>
             </w:tcBorders>
-            <w:shd w:val="clear" w:color="auto" w:fill="auto"/>
           </w:tcPr>
           <w:p>
             <w:pPr>
@@ -8941,7 +9851,6 @@
               <w:bottom w:val="nil"/>
               <w:right w:val="nil"/>
             </w:tcBorders>
-            <w:shd w:val="clear" w:color="auto" w:fill="auto"/>
           </w:tcPr>
           <w:p>
             <w:pPr>
@@ -8963,7 +9872,6 @@
               <w:bottom w:val="nil"/>
               <w:right w:val="nil"/>
             </w:tcBorders>
-            <w:shd w:val="clear" w:color="auto" w:fill="auto"/>
           </w:tcPr>
           <w:p>
             <w:pPr>
@@ -8985,7 +9893,6 @@
               <w:bottom w:val="nil"/>
               <w:right w:val="nil"/>
             </w:tcBorders>
-            <w:shd w:val="clear" w:color="auto" w:fill="auto"/>
           </w:tcPr>
           <w:p>
             <w:pPr>
@@ -9007,7 +9914,6 @@
               <w:bottom w:val="nil"/>
               <w:right w:val="nil"/>
             </w:tcBorders>
-            <w:shd w:val="clear" w:color="auto" w:fill="auto"/>
           </w:tcPr>
           <w:p>
             <w:pPr>
@@ -9029,7 +9935,6 @@
               <w:bottom w:val="nil"/>
               <w:right w:val="single" w:sz="4" w:space="0" w:color="auto"/>
             </w:tcBorders>
-            <w:shd w:val="clear" w:color="auto" w:fill="auto"/>
           </w:tcPr>
           <w:p>
             <w:pPr>
@@ -9258,7 +10163,6 @@
               <w:bottom w:val="nil"/>
               <w:right w:val="nil"/>
             </w:tcBorders>
-            <w:shd w:val="clear" w:color="auto" w:fill="auto"/>
           </w:tcPr>
           <w:p>
             <w:pPr>
@@ -9280,7 +10184,6 @@
               <w:bottom w:val="nil"/>
               <w:right w:val="nil"/>
             </w:tcBorders>
-            <w:shd w:val="clear" w:color="auto" w:fill="auto"/>
           </w:tcPr>
           <w:p>
             <w:pPr>
@@ -9302,7 +10205,6 @@
               <w:bottom w:val="nil"/>
               <w:right w:val="nil"/>
             </w:tcBorders>
-            <w:shd w:val="clear" w:color="auto" w:fill="auto"/>
           </w:tcPr>
           <w:p>
             <w:pPr>
@@ -9324,7 +10226,6 @@
               <w:bottom w:val="nil"/>
               <w:right w:val="nil"/>
             </w:tcBorders>
-            <w:shd w:val="clear" w:color="auto" w:fill="auto"/>
           </w:tcPr>
           <w:p>
             <w:pPr>
@@ -9346,7 +10247,6 @@
               <w:bottom w:val="nil"/>
               <w:right w:val="nil"/>
             </w:tcBorders>
-            <w:shd w:val="clear" w:color="auto" w:fill="auto"/>
           </w:tcPr>
           <w:p>
             <w:pPr>
@@ -9368,7 +10268,6 @@
               <w:bottom w:val="nil"/>
               <w:right w:val="nil"/>
             </w:tcBorders>
-            <w:shd w:val="clear" w:color="auto" w:fill="auto"/>
           </w:tcPr>
           <w:p>
             <w:pPr>
@@ -9390,7 +10289,6 @@
               <w:bottom w:val="nil"/>
               <w:right w:val="nil"/>
             </w:tcBorders>
-            <w:shd w:val="clear" w:color="auto" w:fill="auto"/>
           </w:tcPr>
           <w:p>
             <w:pPr>
@@ -9412,7 +10310,6 @@
               <w:bottom w:val="nil"/>
               <w:right w:val="nil"/>
             </w:tcBorders>
-            <w:shd w:val="clear" w:color="auto" w:fill="auto"/>
           </w:tcPr>
           <w:p>
             <w:pPr>
@@ -9434,7 +10331,6 @@
               <w:bottom w:val="nil"/>
               <w:right w:val="nil"/>
             </w:tcBorders>
-            <w:shd w:val="clear" w:color="auto" w:fill="auto"/>
           </w:tcPr>
           <w:p>
             <w:pPr>
@@ -9456,7 +10352,6 @@
               <w:bottom w:val="nil"/>
               <w:right w:val="nil"/>
             </w:tcBorders>
-            <w:shd w:val="clear" w:color="auto" w:fill="auto"/>
           </w:tcPr>
           <w:p>
             <w:pPr>
@@ -9478,7 +10373,6 @@
               <w:bottom w:val="nil"/>
               <w:right w:val="nil"/>
             </w:tcBorders>
-            <w:shd w:val="clear" w:color="auto" w:fill="auto"/>
           </w:tcPr>
           <w:p>
             <w:pPr>
@@ -9500,7 +10394,6 @@
               <w:bottom w:val="nil"/>
               <w:right w:val="nil"/>
             </w:tcBorders>
-            <w:shd w:val="clear" w:color="auto" w:fill="auto"/>
           </w:tcPr>
           <w:p>
             <w:pPr>
@@ -9522,7 +10415,6 @@
               <w:bottom w:val="nil"/>
               <w:right w:val="nil"/>
             </w:tcBorders>
-            <w:shd w:val="clear" w:color="auto" w:fill="auto"/>
           </w:tcPr>
           <w:p>
             <w:pPr>
@@ -9544,7 +10436,6 @@
               <w:bottom w:val="nil"/>
               <w:right w:val="nil"/>
             </w:tcBorders>
-            <w:shd w:val="clear" w:color="auto" w:fill="auto"/>
           </w:tcPr>
           <w:p>
             <w:pPr>
@@ -9566,7 +10457,6 @@
               <w:bottom w:val="nil"/>
               <w:right w:val="nil"/>
             </w:tcBorders>
-            <w:shd w:val="clear" w:color="auto" w:fill="auto"/>
           </w:tcPr>
           <w:p>
             <w:pPr>
@@ -9588,7 +10478,6 @@
               <w:bottom w:val="nil"/>
               <w:right w:val="single" w:sz="4" w:space="0" w:color="auto"/>
             </w:tcBorders>
-            <w:shd w:val="clear" w:color="auto" w:fill="auto"/>
           </w:tcPr>
           <w:p>
             <w:pPr>
@@ -9808,7 +10697,6 @@
               <w:bottom w:val="nil"/>
               <w:right w:val="nil"/>
             </w:tcBorders>
-            <w:shd w:val="clear" w:color="auto" w:fill="auto"/>
           </w:tcPr>
           <w:p>
             <w:pPr>
@@ -9830,7 +10718,6 @@
               <w:bottom w:val="nil"/>
               <w:right w:val="nil"/>
             </w:tcBorders>
-            <w:shd w:val="clear" w:color="auto" w:fill="auto"/>
           </w:tcPr>
           <w:p>
             <w:pPr>
@@ -9852,7 +10739,6 @@
               <w:bottom w:val="nil"/>
               <w:right w:val="nil"/>
             </w:tcBorders>
-            <w:shd w:val="clear" w:color="auto" w:fill="auto"/>
           </w:tcPr>
           <w:p>
             <w:pPr>
@@ -9874,7 +10760,6 @@
               <w:bottom w:val="nil"/>
               <w:right w:val="nil"/>
             </w:tcBorders>
-            <w:shd w:val="clear" w:color="auto" w:fill="auto"/>
           </w:tcPr>
           <w:p>
             <w:pPr>
@@ -9896,7 +10781,6 @@
               <w:bottom w:val="nil"/>
               <w:right w:val="nil"/>
             </w:tcBorders>
-            <w:shd w:val="clear" w:color="auto" w:fill="auto"/>
           </w:tcPr>
           <w:p>
             <w:pPr>
@@ -9918,7 +10802,6 @@
               <w:bottom w:val="nil"/>
               <w:right w:val="nil"/>
             </w:tcBorders>
-            <w:shd w:val="clear" w:color="auto" w:fill="auto"/>
           </w:tcPr>
           <w:p>
             <w:pPr>
@@ -9940,7 +10823,6 @@
               <w:bottom w:val="nil"/>
               <w:right w:val="nil"/>
             </w:tcBorders>
-            <w:shd w:val="clear" w:color="auto" w:fill="auto"/>
           </w:tcPr>
           <w:p>
             <w:pPr>
@@ -9962,7 +10844,6 @@
               <w:bottom w:val="nil"/>
               <w:right w:val="nil"/>
             </w:tcBorders>
-            <w:shd w:val="clear" w:color="auto" w:fill="auto"/>
           </w:tcPr>
           <w:p>
             <w:pPr>
@@ -9984,7 +10865,6 @@
               <w:bottom w:val="nil"/>
               <w:right w:val="nil"/>
             </w:tcBorders>
-            <w:shd w:val="clear" w:color="auto" w:fill="auto"/>
           </w:tcPr>
           <w:p>
             <w:pPr>
@@ -10006,7 +10886,6 @@
               <w:bottom w:val="nil"/>
               <w:right w:val="nil"/>
             </w:tcBorders>
-            <w:shd w:val="clear" w:color="auto" w:fill="auto"/>
           </w:tcPr>
           <w:p>
             <w:pPr>
@@ -10028,7 +10907,6 @@
               <w:bottom w:val="nil"/>
               <w:right w:val="nil"/>
             </w:tcBorders>
-            <w:shd w:val="clear" w:color="auto" w:fill="auto"/>
           </w:tcPr>
           <w:p>
             <w:pPr>
@@ -10050,7 +10928,6 @@
               <w:bottom w:val="nil"/>
               <w:right w:val="nil"/>
             </w:tcBorders>
-            <w:shd w:val="clear" w:color="auto" w:fill="auto"/>
           </w:tcPr>
           <w:p>
             <w:pPr>
@@ -10072,7 +10949,6 @@
               <w:bottom w:val="nil"/>
               <w:right w:val="nil"/>
             </w:tcBorders>
-            <w:shd w:val="clear" w:color="auto" w:fill="auto"/>
           </w:tcPr>
           <w:p>
             <w:pPr>
@@ -10094,7 +10970,6 @@
               <w:bottom w:val="nil"/>
               <w:right w:val="nil"/>
             </w:tcBorders>
-            <w:shd w:val="clear" w:color="auto" w:fill="auto"/>
           </w:tcPr>
           <w:p>
             <w:pPr>
@@ -10116,7 +10991,6 @@
               <w:bottom w:val="nil"/>
               <w:right w:val="nil"/>
             </w:tcBorders>
-            <w:shd w:val="clear" w:color="auto" w:fill="auto"/>
           </w:tcPr>
           <w:p>
             <w:pPr>
@@ -10138,7 +11012,6 @@
               <w:bottom w:val="nil"/>
               <w:right w:val="single" w:sz="4" w:space="0" w:color="auto"/>
             </w:tcBorders>
-            <w:shd w:val="clear" w:color="auto" w:fill="auto"/>
           </w:tcPr>
           <w:p>
             <w:pPr>
@@ -10367,7 +11240,6 @@
               <w:bottom w:val="nil"/>
               <w:right w:val="nil"/>
             </w:tcBorders>
-            <w:shd w:val="clear" w:color="auto" w:fill="auto"/>
           </w:tcPr>
           <w:p>
             <w:pPr>
@@ -10389,7 +11261,6 @@
               <w:bottom w:val="nil"/>
               <w:right w:val="nil"/>
             </w:tcBorders>
-            <w:shd w:val="clear" w:color="auto" w:fill="auto"/>
           </w:tcPr>
           <w:p>
             <w:pPr>
@@ -10411,7 +11282,6 @@
               <w:bottom w:val="nil"/>
               <w:right w:val="nil"/>
             </w:tcBorders>
-            <w:shd w:val="clear" w:color="auto" w:fill="auto"/>
           </w:tcPr>
           <w:p>
             <w:pPr>
@@ -10433,7 +11303,6 @@
               <w:bottom w:val="nil"/>
               <w:right w:val="nil"/>
             </w:tcBorders>
-            <w:shd w:val="clear" w:color="auto" w:fill="auto"/>
           </w:tcPr>
           <w:p>
             <w:pPr>
@@ -10455,7 +11324,6 @@
               <w:bottom w:val="nil"/>
               <w:right w:val="nil"/>
             </w:tcBorders>
-            <w:shd w:val="clear" w:color="auto" w:fill="auto"/>
           </w:tcPr>
           <w:p>
             <w:pPr>
@@ -10477,7 +11345,6 @@
               <w:bottom w:val="nil"/>
               <w:right w:val="nil"/>
             </w:tcBorders>
-            <w:shd w:val="clear" w:color="auto" w:fill="auto"/>
           </w:tcPr>
           <w:p>
             <w:pPr>
@@ -10499,7 +11366,6 @@
               <w:bottom w:val="nil"/>
               <w:right w:val="nil"/>
             </w:tcBorders>
-            <w:shd w:val="clear" w:color="auto" w:fill="auto"/>
           </w:tcPr>
           <w:p>
             <w:pPr>
@@ -10521,7 +11387,6 @@
               <w:bottom w:val="nil"/>
               <w:right w:val="nil"/>
             </w:tcBorders>
-            <w:shd w:val="clear" w:color="auto" w:fill="auto"/>
           </w:tcPr>
           <w:p>
             <w:pPr>
@@ -10543,7 +11408,6 @@
               <w:bottom w:val="nil"/>
               <w:right w:val="nil"/>
             </w:tcBorders>
-            <w:shd w:val="clear" w:color="auto" w:fill="auto"/>
           </w:tcPr>
           <w:p>
             <w:pPr>
@@ -10565,7 +11429,6 @@
               <w:bottom w:val="nil"/>
               <w:right w:val="nil"/>
             </w:tcBorders>
-            <w:shd w:val="clear" w:color="auto" w:fill="auto"/>
           </w:tcPr>
           <w:p>
             <w:pPr>
@@ -10587,7 +11450,6 @@
               <w:bottom w:val="nil"/>
               <w:right w:val="nil"/>
             </w:tcBorders>
-            <w:shd w:val="clear" w:color="auto" w:fill="auto"/>
           </w:tcPr>
           <w:p>
             <w:pPr>
@@ -10609,7 +11471,6 @@
               <w:bottom w:val="nil"/>
               <w:right w:val="nil"/>
             </w:tcBorders>
-            <w:shd w:val="clear" w:color="auto" w:fill="auto"/>
           </w:tcPr>
           <w:p>
             <w:pPr>
@@ -10631,7 +11492,6 @@
               <w:bottom w:val="nil"/>
               <w:right w:val="nil"/>
             </w:tcBorders>
-            <w:shd w:val="clear" w:color="auto" w:fill="auto"/>
           </w:tcPr>
           <w:p>
             <w:pPr>
@@ -10653,7 +11513,6 @@
               <w:bottom w:val="nil"/>
               <w:right w:val="nil"/>
             </w:tcBorders>
-            <w:shd w:val="clear" w:color="auto" w:fill="auto"/>
           </w:tcPr>
           <w:p>
             <w:pPr>
@@ -10675,7 +11534,6 @@
               <w:bottom w:val="nil"/>
               <w:right w:val="nil"/>
             </w:tcBorders>
-            <w:shd w:val="clear" w:color="auto" w:fill="auto"/>
           </w:tcPr>
           <w:p>
             <w:pPr>
@@ -10697,7 +11555,6 @@
               <w:bottom w:val="nil"/>
               <w:right w:val="single" w:sz="4" w:space="0" w:color="auto"/>
             </w:tcBorders>
-            <w:shd w:val="clear" w:color="auto" w:fill="auto"/>
           </w:tcPr>
           <w:p>
             <w:pPr>
@@ -10732,7 +11589,7 @@
             <w:pPr>
               <w:jc w:val="both"/>
               <w:rPr>
-                <w:rFonts w:eastAsia="標楷體" w:hint="eastAsia"/>
+                <w:rFonts w:eastAsia="標楷體"/>
                 <w:color w:val="000000" w:themeColor="text1"/>
                 <w:sz w:val="22"/>
                 <w:szCs w:val="28"/>
@@ -10917,7 +11774,6 @@
               <w:bottom w:val="nil"/>
               <w:right w:val="nil"/>
             </w:tcBorders>
-            <w:shd w:val="clear" w:color="auto" w:fill="auto"/>
           </w:tcPr>
           <w:p>
             <w:pPr>
@@ -10939,7 +11795,6 @@
               <w:bottom w:val="nil"/>
               <w:right w:val="nil"/>
             </w:tcBorders>
-            <w:shd w:val="clear" w:color="auto" w:fill="auto"/>
           </w:tcPr>
           <w:p>
             <w:pPr>
@@ -10961,7 +11816,6 @@
               <w:bottom w:val="nil"/>
               <w:right w:val="nil"/>
             </w:tcBorders>
-            <w:shd w:val="clear" w:color="auto" w:fill="auto"/>
           </w:tcPr>
           <w:p>
             <w:pPr>
@@ -10983,7 +11837,6 @@
               <w:bottom w:val="nil"/>
               <w:right w:val="nil"/>
             </w:tcBorders>
-            <w:shd w:val="clear" w:color="auto" w:fill="auto"/>
           </w:tcPr>
           <w:p>
             <w:pPr>
@@ -11005,7 +11858,6 @@
               <w:bottom w:val="nil"/>
               <w:right w:val="nil"/>
             </w:tcBorders>
-            <w:shd w:val="clear" w:color="auto" w:fill="auto"/>
           </w:tcPr>
           <w:p>
             <w:pPr>
@@ -11027,7 +11879,6 @@
               <w:bottom w:val="nil"/>
               <w:right w:val="nil"/>
             </w:tcBorders>
-            <w:shd w:val="clear" w:color="auto" w:fill="auto"/>
           </w:tcPr>
           <w:p>
             <w:pPr>
@@ -11049,7 +11900,6 @@
               <w:bottom w:val="nil"/>
               <w:right w:val="nil"/>
             </w:tcBorders>
-            <w:shd w:val="clear" w:color="auto" w:fill="auto"/>
           </w:tcPr>
           <w:p>
             <w:pPr>
@@ -11071,7 +11921,6 @@
               <w:bottom w:val="nil"/>
               <w:right w:val="nil"/>
             </w:tcBorders>
-            <w:shd w:val="clear" w:color="auto" w:fill="auto"/>
           </w:tcPr>
           <w:p>
             <w:pPr>
@@ -11093,7 +11942,6 @@
               <w:bottom w:val="nil"/>
               <w:right w:val="nil"/>
             </w:tcBorders>
-            <w:shd w:val="clear" w:color="auto" w:fill="auto"/>
           </w:tcPr>
           <w:p>
             <w:pPr>
@@ -11115,7 +11963,6 @@
               <w:bottom w:val="nil"/>
               <w:right w:val="nil"/>
             </w:tcBorders>
-            <w:shd w:val="clear" w:color="auto" w:fill="auto"/>
           </w:tcPr>
           <w:p>
             <w:pPr>
@@ -11137,7 +11984,6 @@
               <w:bottom w:val="nil"/>
               <w:right w:val="nil"/>
             </w:tcBorders>
-            <w:shd w:val="clear" w:color="auto" w:fill="auto"/>
           </w:tcPr>
           <w:p>
             <w:pPr>
@@ -11159,7 +12005,6 @@
               <w:bottom w:val="nil"/>
               <w:right w:val="nil"/>
             </w:tcBorders>
-            <w:shd w:val="clear" w:color="auto" w:fill="auto"/>
           </w:tcPr>
           <w:p>
             <w:pPr>
@@ -11181,7 +12026,6 @@
               <w:bottom w:val="nil"/>
               <w:right w:val="nil"/>
             </w:tcBorders>
-            <w:shd w:val="clear" w:color="auto" w:fill="auto"/>
           </w:tcPr>
           <w:p>
             <w:pPr>
@@ -11203,7 +12047,6 @@
               <w:bottom w:val="nil"/>
               <w:right w:val="nil"/>
             </w:tcBorders>
-            <w:shd w:val="clear" w:color="auto" w:fill="auto"/>
           </w:tcPr>
           <w:p>
             <w:pPr>
@@ -11225,7 +12068,6 @@
               <w:bottom w:val="nil"/>
               <w:right w:val="nil"/>
             </w:tcBorders>
-            <w:shd w:val="clear" w:color="auto" w:fill="auto"/>
           </w:tcPr>
           <w:p>
             <w:pPr>
@@ -11247,7 +12089,6 @@
               <w:bottom w:val="nil"/>
               <w:right w:val="single" w:sz="4" w:space="0" w:color="auto"/>
             </w:tcBorders>
-            <w:shd w:val="clear" w:color="auto" w:fill="auto"/>
           </w:tcPr>
           <w:p>
             <w:pPr>
@@ -11476,7 +12317,6 @@
               <w:bottom w:val="nil"/>
               <w:right w:val="nil"/>
             </w:tcBorders>
-            <w:shd w:val="clear" w:color="auto" w:fill="auto"/>
           </w:tcPr>
           <w:p>
             <w:pPr>
@@ -11498,7 +12338,6 @@
               <w:bottom w:val="nil"/>
               <w:right w:val="nil"/>
             </w:tcBorders>
-            <w:shd w:val="clear" w:color="auto" w:fill="auto"/>
           </w:tcPr>
           <w:p>
             <w:pPr>
@@ -11520,7 +12359,6 @@
               <w:bottom w:val="nil"/>
               <w:right w:val="nil"/>
             </w:tcBorders>
-            <w:shd w:val="clear" w:color="auto" w:fill="auto"/>
           </w:tcPr>
           <w:p>
             <w:pPr>
@@ -11542,7 +12380,6 @@
               <w:bottom w:val="nil"/>
               <w:right w:val="nil"/>
             </w:tcBorders>
-            <w:shd w:val="clear" w:color="auto" w:fill="auto"/>
           </w:tcPr>
           <w:p>
             <w:pPr>
@@ -11564,7 +12401,6 @@
               <w:bottom w:val="nil"/>
               <w:right w:val="nil"/>
             </w:tcBorders>
-            <w:shd w:val="clear" w:color="auto" w:fill="auto"/>
           </w:tcPr>
           <w:p>
             <w:pPr>
@@ -11586,7 +12422,6 @@
               <w:bottom w:val="nil"/>
               <w:right w:val="nil"/>
             </w:tcBorders>
-            <w:shd w:val="clear" w:color="auto" w:fill="auto"/>
           </w:tcPr>
           <w:p>
             <w:pPr>
@@ -11608,7 +12443,6 @@
               <w:bottom w:val="nil"/>
               <w:right w:val="nil"/>
             </w:tcBorders>
-            <w:shd w:val="clear" w:color="auto" w:fill="auto"/>
           </w:tcPr>
           <w:p>
             <w:pPr>
@@ -11630,7 +12464,6 @@
               <w:bottom w:val="nil"/>
               <w:right w:val="nil"/>
             </w:tcBorders>
-            <w:shd w:val="clear" w:color="auto" w:fill="auto"/>
           </w:tcPr>
           <w:p>
             <w:pPr>
@@ -11652,7 +12485,6 @@
               <w:bottom w:val="nil"/>
               <w:right w:val="nil"/>
             </w:tcBorders>
-            <w:shd w:val="clear" w:color="auto" w:fill="auto"/>
           </w:tcPr>
           <w:p>
             <w:pPr>
@@ -11674,7 +12506,6 @@
               <w:bottom w:val="nil"/>
               <w:right w:val="nil"/>
             </w:tcBorders>
-            <w:shd w:val="clear" w:color="auto" w:fill="auto"/>
           </w:tcPr>
           <w:p>
             <w:pPr>
@@ -11696,7 +12527,6 @@
               <w:bottom w:val="nil"/>
               <w:right w:val="nil"/>
             </w:tcBorders>
-            <w:shd w:val="clear" w:color="auto" w:fill="auto"/>
           </w:tcPr>
           <w:p>
             <w:pPr>
@@ -11718,7 +12548,6 @@
               <w:bottom w:val="nil"/>
               <w:right w:val="nil"/>
             </w:tcBorders>
-            <w:shd w:val="clear" w:color="auto" w:fill="auto"/>
           </w:tcPr>
           <w:p>
             <w:pPr>
@@ -11740,7 +12569,6 @@
               <w:bottom w:val="nil"/>
               <w:right w:val="nil"/>
             </w:tcBorders>
-            <w:shd w:val="clear" w:color="auto" w:fill="auto"/>
           </w:tcPr>
           <w:p>
             <w:pPr>
@@ -11762,7 +12590,6 @@
               <w:bottom w:val="nil"/>
               <w:right w:val="nil"/>
             </w:tcBorders>
-            <w:shd w:val="clear" w:color="auto" w:fill="auto"/>
           </w:tcPr>
           <w:p>
             <w:pPr>
@@ -11784,7 +12611,6 @@
               <w:bottom w:val="nil"/>
               <w:right w:val="nil"/>
             </w:tcBorders>
-            <w:shd w:val="clear" w:color="auto" w:fill="auto"/>
           </w:tcPr>
           <w:p>
             <w:pPr>
@@ -11806,7 +12632,6 @@
               <w:bottom w:val="nil"/>
               <w:right w:val="single" w:sz="4" w:space="0" w:color="auto"/>
             </w:tcBorders>
-            <w:shd w:val="clear" w:color="auto" w:fill="auto"/>
           </w:tcPr>
           <w:p>
             <w:pPr>
@@ -11841,7 +12666,7 @@
             <w:pPr>
               <w:jc w:val="both"/>
               <w:rPr>
-                <w:rFonts w:eastAsia="標楷體" w:hint="eastAsia"/>
+                <w:rFonts w:eastAsia="標楷體"/>
                 <w:color w:val="000000" w:themeColor="text1"/>
                 <w:sz w:val="22"/>
                 <w:szCs w:val="28"/>
@@ -12026,7 +12851,6 @@
               <w:bottom w:val="nil"/>
               <w:right w:val="nil"/>
             </w:tcBorders>
-            <w:shd w:val="clear" w:color="auto" w:fill="auto"/>
           </w:tcPr>
           <w:p>
             <w:pPr>
@@ -12048,7 +12872,6 @@
               <w:bottom w:val="nil"/>
               <w:right w:val="nil"/>
             </w:tcBorders>
-            <w:shd w:val="clear" w:color="auto" w:fill="auto"/>
           </w:tcPr>
           <w:p>
             <w:pPr>
@@ -12070,7 +12893,6 @@
               <w:bottom w:val="nil"/>
               <w:right w:val="nil"/>
             </w:tcBorders>
-            <w:shd w:val="clear" w:color="auto" w:fill="auto"/>
           </w:tcPr>
           <w:p>
             <w:pPr>
@@ -12092,7 +12914,6 @@
               <w:bottom w:val="nil"/>
               <w:right w:val="nil"/>
             </w:tcBorders>
-            <w:shd w:val="clear" w:color="auto" w:fill="auto"/>
           </w:tcPr>
           <w:p>
             <w:pPr>
@@ -12114,7 +12935,6 @@
               <w:bottom w:val="nil"/>
               <w:right w:val="nil"/>
             </w:tcBorders>
-            <w:shd w:val="clear" w:color="auto" w:fill="auto"/>
           </w:tcPr>
           <w:p>
             <w:pPr>
@@ -12136,7 +12956,6 @@
               <w:bottom w:val="nil"/>
               <w:right w:val="nil"/>
             </w:tcBorders>
-            <w:shd w:val="clear" w:color="auto" w:fill="auto"/>
           </w:tcPr>
           <w:p>
             <w:pPr>
@@ -12158,7 +12977,6 @@
               <w:bottom w:val="nil"/>
               <w:right w:val="nil"/>
             </w:tcBorders>
-            <w:shd w:val="clear" w:color="auto" w:fill="auto"/>
           </w:tcPr>
           <w:p>
             <w:pPr>
@@ -12180,7 +12998,6 @@
               <w:bottom w:val="nil"/>
               <w:right w:val="nil"/>
             </w:tcBorders>
-            <w:shd w:val="clear" w:color="auto" w:fill="auto"/>
           </w:tcPr>
           <w:p>
             <w:pPr>
@@ -12202,7 +13019,6 @@
               <w:bottom w:val="nil"/>
               <w:right w:val="nil"/>
             </w:tcBorders>
-            <w:shd w:val="clear" w:color="auto" w:fill="auto"/>
           </w:tcPr>
           <w:p>
             <w:pPr>
@@ -12224,7 +13040,6 @@
               <w:bottom w:val="nil"/>
               <w:right w:val="nil"/>
             </w:tcBorders>
-            <w:shd w:val="clear" w:color="auto" w:fill="auto"/>
           </w:tcPr>
           <w:p>
             <w:pPr>
@@ -12246,7 +13061,6 @@
               <w:bottom w:val="nil"/>
               <w:right w:val="nil"/>
             </w:tcBorders>
-            <w:shd w:val="clear" w:color="auto" w:fill="auto"/>
           </w:tcPr>
           <w:p>
             <w:pPr>
@@ -12268,7 +13082,6 @@
               <w:bottom w:val="nil"/>
               <w:right w:val="nil"/>
             </w:tcBorders>
-            <w:shd w:val="clear" w:color="auto" w:fill="auto"/>
           </w:tcPr>
           <w:p>
             <w:pPr>
@@ -12290,7 +13103,6 @@
               <w:bottom w:val="nil"/>
               <w:right w:val="nil"/>
             </w:tcBorders>
-            <w:shd w:val="clear" w:color="auto" w:fill="auto"/>
           </w:tcPr>
           <w:p>
             <w:pPr>
@@ -12312,7 +13124,6 @@
               <w:bottom w:val="nil"/>
               <w:right w:val="nil"/>
             </w:tcBorders>
-            <w:shd w:val="clear" w:color="auto" w:fill="auto"/>
           </w:tcPr>
           <w:p>
             <w:pPr>
@@ -12334,7 +13145,6 @@
               <w:bottom w:val="nil"/>
               <w:right w:val="nil"/>
             </w:tcBorders>
-            <w:shd w:val="clear" w:color="auto" w:fill="auto"/>
           </w:tcPr>
           <w:p>
             <w:pPr>
@@ -12356,7 +13166,6 @@
               <w:bottom w:val="nil"/>
               <w:right w:val="single" w:sz="4" w:space="0" w:color="auto"/>
             </w:tcBorders>
-            <w:shd w:val="clear" w:color="auto" w:fill="auto"/>
           </w:tcPr>
           <w:p>
             <w:pPr>
@@ -12576,7 +13385,6 @@
               <w:bottom w:val="nil"/>
               <w:right w:val="nil"/>
             </w:tcBorders>
-            <w:shd w:val="clear" w:color="auto" w:fill="auto"/>
           </w:tcPr>
           <w:p>
             <w:pPr>
@@ -12598,7 +13406,6 @@
               <w:bottom w:val="nil"/>
               <w:right w:val="nil"/>
             </w:tcBorders>
-            <w:shd w:val="clear" w:color="auto" w:fill="auto"/>
           </w:tcPr>
           <w:p>
             <w:pPr>
@@ -12620,7 +13427,6 @@
               <w:bottom w:val="nil"/>
               <w:right w:val="nil"/>
             </w:tcBorders>
-            <w:shd w:val="clear" w:color="auto" w:fill="auto"/>
           </w:tcPr>
           <w:p>
             <w:pPr>
@@ -12642,7 +13448,6 @@
               <w:bottom w:val="nil"/>
               <w:right w:val="nil"/>
             </w:tcBorders>
-            <w:shd w:val="clear" w:color="auto" w:fill="auto"/>
           </w:tcPr>
           <w:p>
             <w:pPr>
@@ -12664,7 +13469,6 @@
               <w:bottom w:val="nil"/>
               <w:right w:val="nil"/>
             </w:tcBorders>
-            <w:shd w:val="clear" w:color="auto" w:fill="auto"/>
           </w:tcPr>
           <w:p>
             <w:pPr>
@@ -12686,7 +13490,6 @@
               <w:bottom w:val="nil"/>
               <w:right w:val="nil"/>
             </w:tcBorders>
-            <w:shd w:val="clear" w:color="auto" w:fill="auto"/>
           </w:tcPr>
           <w:p>
             <w:pPr>
@@ -12708,7 +13511,6 @@
               <w:bottom w:val="nil"/>
               <w:right w:val="nil"/>
             </w:tcBorders>
-            <w:shd w:val="clear" w:color="auto" w:fill="auto"/>
           </w:tcPr>
           <w:p>
             <w:pPr>
@@ -12730,7 +13532,6 @@
               <w:bottom w:val="nil"/>
               <w:right w:val="nil"/>
             </w:tcBorders>
-            <w:shd w:val="clear" w:color="auto" w:fill="auto"/>
           </w:tcPr>
           <w:p>
             <w:pPr>
@@ -12752,7 +13553,6 @@
               <w:bottom w:val="nil"/>
               <w:right w:val="nil"/>
             </w:tcBorders>
-            <w:shd w:val="clear" w:color="auto" w:fill="auto"/>
           </w:tcPr>
           <w:p>
             <w:pPr>
@@ -12774,7 +13574,6 @@
               <w:bottom w:val="nil"/>
               <w:right w:val="nil"/>
             </w:tcBorders>
-            <w:shd w:val="clear" w:color="auto" w:fill="auto"/>
           </w:tcPr>
           <w:p>
             <w:pPr>
@@ -12796,7 +13595,6 @@
               <w:bottom w:val="nil"/>
               <w:right w:val="nil"/>
             </w:tcBorders>
-            <w:shd w:val="clear" w:color="auto" w:fill="auto"/>
           </w:tcPr>
           <w:p>
             <w:pPr>
@@ -12818,7 +13616,6 @@
               <w:bottom w:val="nil"/>
               <w:right w:val="nil"/>
             </w:tcBorders>
-            <w:shd w:val="clear" w:color="auto" w:fill="auto"/>
           </w:tcPr>
           <w:p>
             <w:pPr>
@@ -12840,7 +13637,6 @@
               <w:bottom w:val="nil"/>
               <w:right w:val="nil"/>
             </w:tcBorders>
-            <w:shd w:val="clear" w:color="auto" w:fill="auto"/>
           </w:tcPr>
           <w:p>
             <w:pPr>
@@ -12862,7 +13658,6 @@
               <w:bottom w:val="nil"/>
               <w:right w:val="nil"/>
             </w:tcBorders>
-            <w:shd w:val="clear" w:color="auto" w:fill="auto"/>
           </w:tcPr>
           <w:p>
             <w:pPr>
@@ -12884,7 +13679,6 @@
               <w:bottom w:val="nil"/>
               <w:right w:val="nil"/>
             </w:tcBorders>
-            <w:shd w:val="clear" w:color="auto" w:fill="auto"/>
           </w:tcPr>
           <w:p>
             <w:pPr>
@@ -12906,7 +13700,6 @@
               <w:bottom w:val="nil"/>
               <w:right w:val="single" w:sz="4" w:space="0" w:color="auto"/>
             </w:tcBorders>
-            <w:shd w:val="clear" w:color="auto" w:fill="auto"/>
           </w:tcPr>
           <w:p>
             <w:pPr>
@@ -13188,7 +13981,6 @@
               <w:bottom w:val="single" w:sz="4" w:space="0" w:color="auto"/>
               <w:right w:val="nil"/>
             </w:tcBorders>
-            <w:shd w:val="clear" w:color="auto" w:fill="auto"/>
           </w:tcPr>
           <w:p>
             <w:pPr>
@@ -13210,7 +14002,6 @@
               <w:bottom w:val="single" w:sz="4" w:space="0" w:color="auto"/>
               <w:right w:val="nil"/>
             </w:tcBorders>
-            <w:shd w:val="clear" w:color="auto" w:fill="auto"/>
           </w:tcPr>
           <w:p>
             <w:pPr>
@@ -13232,7 +14023,6 @@
               <w:bottom w:val="single" w:sz="4" w:space="0" w:color="auto"/>
               <w:right w:val="nil"/>
             </w:tcBorders>
-            <w:shd w:val="clear" w:color="auto" w:fill="auto"/>
           </w:tcPr>
           <w:p>
             <w:pPr>
@@ -13254,7 +14044,6 @@
               <w:bottom w:val="single" w:sz="4" w:space="0" w:color="auto"/>
               <w:right w:val="nil"/>
             </w:tcBorders>
-            <w:shd w:val="clear" w:color="auto" w:fill="auto"/>
           </w:tcPr>
           <w:p>
             <w:pPr>
@@ -13276,7 +14065,6 @@
               <w:bottom w:val="single" w:sz="4" w:space="0" w:color="auto"/>
               <w:right w:val="nil"/>
             </w:tcBorders>
-            <w:shd w:val="clear" w:color="auto" w:fill="auto"/>
           </w:tcPr>
           <w:p>
             <w:pPr>
@@ -13298,7 +14086,6 @@
               <w:bottom w:val="single" w:sz="4" w:space="0" w:color="auto"/>
               <w:right w:val="nil"/>
             </w:tcBorders>
-            <w:shd w:val="clear" w:color="auto" w:fill="auto"/>
           </w:tcPr>
           <w:p>
             <w:pPr>
@@ -13320,7 +14107,6 @@
               <w:bottom w:val="single" w:sz="4" w:space="0" w:color="auto"/>
               <w:right w:val="nil"/>
             </w:tcBorders>
-            <w:shd w:val="clear" w:color="auto" w:fill="auto"/>
           </w:tcPr>
           <w:p>
             <w:pPr>
@@ -13342,7 +14128,6 @@
               <w:bottom w:val="single" w:sz="4" w:space="0" w:color="auto"/>
               <w:right w:val="nil"/>
             </w:tcBorders>
-            <w:shd w:val="clear" w:color="auto" w:fill="auto"/>
           </w:tcPr>
           <w:p>
             <w:pPr>
@@ -13364,7 +14149,6 @@
               <w:bottom w:val="single" w:sz="4" w:space="0" w:color="auto"/>
               <w:right w:val="nil"/>
             </w:tcBorders>
-            <w:shd w:val="clear" w:color="auto" w:fill="auto"/>
           </w:tcPr>
           <w:p>
             <w:pPr>
@@ -13386,7 +14170,6 @@
               <w:bottom w:val="single" w:sz="4" w:space="0" w:color="auto"/>
               <w:right w:val="nil"/>
             </w:tcBorders>
-            <w:shd w:val="clear" w:color="auto" w:fill="auto"/>
           </w:tcPr>
           <w:p>
             <w:pPr>
@@ -13408,7 +14191,6 @@
               <w:bottom w:val="single" w:sz="4" w:space="0" w:color="auto"/>
               <w:right w:val="nil"/>
             </w:tcBorders>
-            <w:shd w:val="clear" w:color="auto" w:fill="auto"/>
           </w:tcPr>
           <w:p>
             <w:pPr>
@@ -13430,7 +14212,6 @@
               <w:bottom w:val="single" w:sz="4" w:space="0" w:color="auto"/>
               <w:right w:val="nil"/>
             </w:tcBorders>
-            <w:shd w:val="clear" w:color="auto" w:fill="auto"/>
           </w:tcPr>
           <w:p>
             <w:pPr>
@@ -13452,7 +14233,6 @@
               <w:bottom w:val="single" w:sz="4" w:space="0" w:color="auto"/>
               <w:right w:val="single" w:sz="4" w:space="0" w:color="auto"/>
             </w:tcBorders>
-            <w:shd w:val="clear" w:color="auto" w:fill="auto"/>
           </w:tcPr>
           <w:p>
             <w:pPr>
@@ -13467,18 +14247,19 @@
         </w:tc>
       </w:tr>
     </w:tbl>
-    <w:bookmarkEnd w:id="8"/>
     <w:p>
       <w:pPr>
         <w:jc w:val="center"/>
         <w:outlineLvl w:val="1"/>
         <w:rPr>
-          <w:rFonts w:eastAsia="標楷體" w:hint="eastAsia"/>
+          <w:rFonts w:eastAsia="標楷體"/>
           <w:bCs/>
           <w:sz w:val="36"/>
           <w:szCs w:val="36"/>
         </w:rPr>
       </w:pPr>
+      <w:bookmarkStart w:id="15" w:name="_Toc227357995"/>
+      <w:bookmarkEnd w:id="14"/>
       <w:r>
         <w:rPr>
           <w:rFonts w:ascii="標楷體" w:eastAsia="標楷體" w:hAnsi="標楷體" w:hint="eastAsia"/>
@@ -13521,13 +14302,14 @@
         </w:rPr>
         <w:t>圖</w:t>
       </w:r>
+      <w:bookmarkEnd w:id="15"/>
     </w:p>
     <w:p>
       <w:pPr>
         <w:jc w:val="center"/>
         <w:outlineLvl w:val="0"/>
         <w:rPr>
-          <w:rFonts w:eastAsia="標楷體" w:hint="eastAsia"/>
+          <w:rFonts w:eastAsia="標楷體"/>
           <w:bCs/>
           <w:sz w:val="36"/>
           <w:szCs w:val="36"/>
@@ -13550,48 +14332,58 @@
         <w:ind w:leftChars="0"/>
         <w:outlineLvl w:val="1"/>
         <w:rPr>
+          <w:rFonts w:eastAsia="標楷體"/>
+          <w:bCs/>
+          <w:sz w:val="32"/>
+          <w:szCs w:val="36"/>
+        </w:rPr>
+      </w:pPr>
+      <w:bookmarkStart w:id="16" w:name="_Toc227357996"/>
+      <w:r>
+        <w:rPr>
           <w:rFonts w:eastAsia="標楷體" w:hint="eastAsia"/>
           <w:bCs/>
           <w:sz w:val="32"/>
           <w:szCs w:val="36"/>
         </w:rPr>
-      </w:pPr>
-      <w:r>
-        <w:rPr>
-          <w:rFonts w:eastAsia="標楷體" w:hint="eastAsia"/>
-          <w:bCs/>
-          <w:sz w:val="32"/>
-          <w:szCs w:val="36"/>
-        </w:rPr>
         <w:lastRenderedPageBreak/>
         <w:t>專案組織與分工</w:t>
       </w:r>
+      <w:bookmarkEnd w:id="16"/>
     </w:p>
     <w:p>
       <w:pPr>
         <w:widowControl/>
         <w:jc w:val="center"/>
         <w:rPr>
+          <w:rFonts w:eastAsia="標楷體"/>
+          <w:sz w:val="28"/>
+          <w:szCs w:val="28"/>
+        </w:rPr>
+      </w:pPr>
+      <w:r>
+        <w:rPr>
+          <w:rFonts w:eastAsia="標楷體"/>
+          <w:sz w:val="28"/>
+          <w:szCs w:val="28"/>
+        </w:rPr>
+        <w:t>表</w:t>
+      </w:r>
+      <w:r>
+        <w:rPr>
           <w:rFonts w:eastAsia="標楷體" w:hint="eastAsia"/>
           <w:sz w:val="28"/>
           <w:szCs w:val="28"/>
         </w:rPr>
-      </w:pPr>
+        <w:t>4-2</w:t>
+      </w:r>
       <w:r>
         <w:rPr>
           <w:rFonts w:eastAsia="標楷體"/>
           <w:sz w:val="28"/>
           <w:szCs w:val="28"/>
         </w:rPr>
-        <w:t>表</w:t>
-      </w:r>
-      <w:r>
-        <w:rPr>
-          <w:rFonts w:eastAsia="標楷體" w:hint="eastAsia"/>
-          <w:sz w:val="28"/>
-          <w:szCs w:val="28"/>
-        </w:rPr>
-        <w:t>4-2</w:t>
+        <w:t xml:space="preserve"> </w:t>
       </w:r>
       <w:r>
         <w:rPr>
@@ -13599,25 +14391,7 @@
           <w:sz w:val="28"/>
           <w:szCs w:val="28"/>
         </w:rPr>
-        <w:t xml:space="preserve"> </w:t>
-      </w:r>
-      <w:r>
-        <w:rPr>
-          <w:rFonts w:eastAsia="標楷體"/>
-          <w:sz w:val="28"/>
-          <w:szCs w:val="28"/>
-        </w:rPr>
-        <w:t>專</w:t>
-      </w:r>
-      <w:bookmarkStart w:id="9" w:name="_GoBack"/>
-      <w:bookmarkEnd w:id="9"/>
-      <w:r>
-        <w:rPr>
-          <w:rFonts w:eastAsia="標楷體"/>
-          <w:sz w:val="28"/>
-          <w:szCs w:val="28"/>
-        </w:rPr>
-        <w:t>案組織與分工</w:t>
+        <w:t>專案組織與分工</w:t>
       </w:r>
     </w:p>
     <w:p>
@@ -13771,7 +14545,7 @@
             <w:pPr>
               <w:jc w:val="center"/>
               <w:rPr>
-                <w:rFonts w:eastAsia="標楷體" w:hint="eastAsia"/>
+                <w:rFonts w:eastAsia="標楷體"/>
                 <w:sz w:val="28"/>
                 <w:szCs w:val="28"/>
               </w:rPr>
@@ -13796,7 +14570,7 @@
             <w:pPr>
               <w:jc w:val="center"/>
               <w:rPr>
-                <w:rFonts w:eastAsia="標楷體" w:hint="eastAsia"/>
+                <w:rFonts w:eastAsia="標楷體"/>
                 <w:sz w:val="28"/>
                 <w:szCs w:val="28"/>
               </w:rPr>
@@ -13829,7 +14603,7 @@
             <w:pPr>
               <w:jc w:val="center"/>
               <w:rPr>
-                <w:rFonts w:eastAsia="標楷體" w:hint="eastAsia"/>
+                <w:rFonts w:eastAsia="標楷體"/>
                 <w:sz w:val="28"/>
                 <w:szCs w:val="28"/>
               </w:rPr>
@@ -13862,7 +14636,7 @@
             <w:pPr>
               <w:jc w:val="center"/>
               <w:rPr>
-                <w:rFonts w:eastAsia="標楷體" w:hint="eastAsia"/>
+                <w:rFonts w:eastAsia="標楷體"/>
                 <w:sz w:val="28"/>
                 <w:szCs w:val="28"/>
               </w:rPr>
@@ -13905,7 +14679,7 @@
             <w:pPr>
               <w:jc w:val="center"/>
               <w:rPr>
-                <w:rFonts w:eastAsia="標楷體" w:hint="eastAsia"/>
+                <w:rFonts w:eastAsia="標楷體"/>
                 <w:sz w:val="28"/>
                 <w:szCs w:val="28"/>
               </w:rPr>
@@ -13944,7 +14718,6 @@
           <w:tcPr>
             <w:tcW w:w="414" w:type="pct"/>
             <w:vMerge w:val="restart"/>
-            <w:shd w:val="clear" w:color="auto" w:fill="auto"/>
             <w:vAlign w:val="center"/>
           </w:tcPr>
           <w:p>
@@ -13969,7 +14742,6 @@
         <w:tc>
           <w:tcPr>
             <w:tcW w:w="1313" w:type="pct"/>
-            <w:shd w:val="clear" w:color="auto" w:fill="auto"/>
           </w:tcPr>
           <w:p>
             <w:pPr>
@@ -13996,7 +14768,7 @@
           <w:p>
             <w:pPr>
               <w:rPr>
-                <w:rFonts w:eastAsia="標楷體" w:hint="eastAsia"/>
+                <w:rFonts w:eastAsia="標楷體"/>
                 <w:sz w:val="28"/>
                 <w:szCs w:val="28"/>
               </w:rPr>
@@ -14006,12 +14778,11 @@
         <w:tc>
           <w:tcPr>
             <w:tcW w:w="651" w:type="pct"/>
-            <w:shd w:val="clear" w:color="auto" w:fill="auto"/>
-          </w:tcPr>
-          <w:p>
-            <w:pPr>
-              <w:rPr>
-                <w:rFonts w:eastAsia="標楷體" w:hint="eastAsia"/>
+          </w:tcPr>
+          <w:p>
+            <w:pPr>
+              <w:rPr>
+                <w:rFonts w:eastAsia="標楷體"/>
                 <w:sz w:val="28"/>
                 <w:szCs w:val="28"/>
               </w:rPr>
@@ -14021,7 +14792,6 @@
         <w:tc>
           <w:tcPr>
             <w:tcW w:w="658" w:type="pct"/>
-            <w:shd w:val="clear" w:color="auto" w:fill="auto"/>
           </w:tcPr>
           <w:p>
             <w:pPr>
@@ -14036,7 +14806,6 @@
         <w:tc>
           <w:tcPr>
             <w:tcW w:w="659" w:type="pct"/>
-            <w:shd w:val="clear" w:color="auto" w:fill="auto"/>
           </w:tcPr>
           <w:p>
             <w:pPr>
@@ -14051,7 +14820,6 @@
         <w:tc>
           <w:tcPr>
             <w:tcW w:w="654" w:type="pct"/>
-            <w:shd w:val="clear" w:color="auto" w:fill="auto"/>
           </w:tcPr>
           <w:p>
             <w:pPr>
@@ -14069,7 +14837,6 @@
           <w:tcPr>
             <w:tcW w:w="414" w:type="pct"/>
             <w:vMerge/>
-            <w:shd w:val="clear" w:color="auto" w:fill="auto"/>
             <w:vAlign w:val="center"/>
           </w:tcPr>
           <w:p>
@@ -14086,7 +14853,6 @@
         <w:tc>
           <w:tcPr>
             <w:tcW w:w="1313" w:type="pct"/>
-            <w:shd w:val="clear" w:color="auto" w:fill="auto"/>
           </w:tcPr>
           <w:p>
             <w:pPr>
@@ -14123,7 +14889,6 @@
         <w:tc>
           <w:tcPr>
             <w:tcW w:w="651" w:type="pct"/>
-            <w:shd w:val="clear" w:color="auto" w:fill="auto"/>
           </w:tcPr>
           <w:p>
             <w:pPr>
@@ -14138,7 +14903,6 @@
         <w:tc>
           <w:tcPr>
             <w:tcW w:w="658" w:type="pct"/>
-            <w:shd w:val="clear" w:color="auto" w:fill="auto"/>
           </w:tcPr>
           <w:p>
             <w:pPr>
@@ -14153,7 +14917,6 @@
         <w:tc>
           <w:tcPr>
             <w:tcW w:w="659" w:type="pct"/>
-            <w:shd w:val="clear" w:color="auto" w:fill="auto"/>
           </w:tcPr>
           <w:p>
             <w:pPr>
@@ -14168,7 +14931,6 @@
         <w:tc>
           <w:tcPr>
             <w:tcW w:w="654" w:type="pct"/>
-            <w:shd w:val="clear" w:color="auto" w:fill="auto"/>
           </w:tcPr>
           <w:p>
             <w:pPr>
@@ -14186,7 +14948,6 @@
           <w:tcPr>
             <w:tcW w:w="414" w:type="pct"/>
             <w:vMerge/>
-            <w:shd w:val="clear" w:color="auto" w:fill="auto"/>
             <w:vAlign w:val="center"/>
           </w:tcPr>
           <w:p>
@@ -14203,7 +14964,6 @@
         <w:tc>
           <w:tcPr>
             <w:tcW w:w="1313" w:type="pct"/>
-            <w:shd w:val="clear" w:color="auto" w:fill="auto"/>
           </w:tcPr>
           <w:p>
             <w:pPr>
@@ -14232,7 +14992,6 @@
         <w:tc>
           <w:tcPr>
             <w:tcW w:w="651" w:type="pct"/>
-            <w:shd w:val="clear" w:color="auto" w:fill="auto"/>
           </w:tcPr>
           <w:p>
             <w:pPr>
@@ -14247,7 +15006,6 @@
         <w:tc>
           <w:tcPr>
             <w:tcW w:w="658" w:type="pct"/>
-            <w:shd w:val="clear" w:color="auto" w:fill="auto"/>
           </w:tcPr>
           <w:p>
             <w:pPr>
@@ -14262,7 +15020,6 @@
         <w:tc>
           <w:tcPr>
             <w:tcW w:w="659" w:type="pct"/>
-            <w:shd w:val="clear" w:color="auto" w:fill="auto"/>
           </w:tcPr>
           <w:p>
             <w:pPr>
@@ -14277,7 +15034,6 @@
         <w:tc>
           <w:tcPr>
             <w:tcW w:w="654" w:type="pct"/>
-            <w:shd w:val="clear" w:color="auto" w:fill="auto"/>
           </w:tcPr>
           <w:p>
             <w:pPr>
@@ -14295,7 +15051,6 @@
           <w:tcPr>
             <w:tcW w:w="414" w:type="pct"/>
             <w:vMerge/>
-            <w:shd w:val="clear" w:color="auto" w:fill="auto"/>
             <w:vAlign w:val="center"/>
           </w:tcPr>
           <w:p>
@@ -14312,7 +15067,6 @@
         <w:tc>
           <w:tcPr>
             <w:tcW w:w="1313" w:type="pct"/>
-            <w:shd w:val="clear" w:color="auto" w:fill="auto"/>
           </w:tcPr>
           <w:p>
             <w:pPr>
@@ -14341,7 +15095,6 @@
         <w:tc>
           <w:tcPr>
             <w:tcW w:w="651" w:type="pct"/>
-            <w:shd w:val="clear" w:color="auto" w:fill="auto"/>
           </w:tcPr>
           <w:p>
             <w:pPr>
@@ -14356,7 +15109,6 @@
         <w:tc>
           <w:tcPr>
             <w:tcW w:w="658" w:type="pct"/>
-            <w:shd w:val="clear" w:color="auto" w:fill="auto"/>
           </w:tcPr>
           <w:p>
             <w:pPr>
@@ -14371,7 +15123,6 @@
         <w:tc>
           <w:tcPr>
             <w:tcW w:w="659" w:type="pct"/>
-            <w:shd w:val="clear" w:color="auto" w:fill="auto"/>
           </w:tcPr>
           <w:p>
             <w:pPr>
@@ -14386,7 +15137,6 @@
         <w:tc>
           <w:tcPr>
             <w:tcW w:w="654" w:type="pct"/>
-            <w:shd w:val="clear" w:color="auto" w:fill="auto"/>
           </w:tcPr>
           <w:p>
             <w:pPr>
@@ -14404,7 +15154,6 @@
           <w:tcPr>
             <w:tcW w:w="414" w:type="pct"/>
             <w:vMerge/>
-            <w:shd w:val="clear" w:color="auto" w:fill="auto"/>
             <w:vAlign w:val="center"/>
           </w:tcPr>
           <w:p>
@@ -14421,12 +15170,11 @@
         <w:tc>
           <w:tcPr>
             <w:tcW w:w="1313" w:type="pct"/>
-            <w:shd w:val="clear" w:color="auto" w:fill="auto"/>
-          </w:tcPr>
-          <w:p>
-            <w:pPr>
-              <w:rPr>
-                <w:rFonts w:eastAsia="標楷體" w:hint="eastAsia"/>
+          </w:tcPr>
+          <w:p>
+            <w:pPr>
+              <w:rPr>
+                <w:rFonts w:eastAsia="標楷體"/>
                 <w:sz w:val="28"/>
                 <w:szCs w:val="28"/>
               </w:rPr>
@@ -14450,7 +15198,6 @@
         <w:tc>
           <w:tcPr>
             <w:tcW w:w="651" w:type="pct"/>
-            <w:shd w:val="clear" w:color="auto" w:fill="auto"/>
           </w:tcPr>
           <w:p>
             <w:pPr>
@@ -14465,7 +15212,6 @@
         <w:tc>
           <w:tcPr>
             <w:tcW w:w="658" w:type="pct"/>
-            <w:shd w:val="clear" w:color="auto" w:fill="auto"/>
           </w:tcPr>
           <w:p>
             <w:pPr>
@@ -14480,7 +15226,6 @@
         <w:tc>
           <w:tcPr>
             <w:tcW w:w="659" w:type="pct"/>
-            <w:shd w:val="clear" w:color="auto" w:fill="auto"/>
           </w:tcPr>
           <w:p>
             <w:pPr>
@@ -14495,7 +15240,6 @@
         <w:tc>
           <w:tcPr>
             <w:tcW w:w="654" w:type="pct"/>
-            <w:shd w:val="clear" w:color="auto" w:fill="auto"/>
           </w:tcPr>
           <w:p>
             <w:pPr>
@@ -14513,7 +15257,6 @@
           <w:tcPr>
             <w:tcW w:w="414" w:type="pct"/>
             <w:vMerge w:val="restart"/>
-            <w:shd w:val="clear" w:color="auto" w:fill="auto"/>
             <w:vAlign w:val="center"/>
           </w:tcPr>
           <w:p>
@@ -14538,7 +15281,6 @@
         <w:tc>
           <w:tcPr>
             <w:tcW w:w="1313" w:type="pct"/>
-            <w:shd w:val="clear" w:color="auto" w:fill="auto"/>
           </w:tcPr>
           <w:p>
             <w:pPr>
@@ -14575,7 +15317,6 @@
         <w:tc>
           <w:tcPr>
             <w:tcW w:w="651" w:type="pct"/>
-            <w:shd w:val="clear" w:color="auto" w:fill="auto"/>
           </w:tcPr>
           <w:p>
             <w:pPr>
@@ -14590,7 +15331,6 @@
         <w:tc>
           <w:tcPr>
             <w:tcW w:w="658" w:type="pct"/>
-            <w:shd w:val="clear" w:color="auto" w:fill="auto"/>
           </w:tcPr>
           <w:p>
             <w:pPr>
@@ -14605,7 +15345,6 @@
         <w:tc>
           <w:tcPr>
             <w:tcW w:w="659" w:type="pct"/>
-            <w:shd w:val="clear" w:color="auto" w:fill="auto"/>
           </w:tcPr>
           <w:p>
             <w:pPr>
@@ -14620,7 +15359,6 @@
         <w:tc>
           <w:tcPr>
             <w:tcW w:w="654" w:type="pct"/>
-            <w:shd w:val="clear" w:color="auto" w:fill="auto"/>
           </w:tcPr>
           <w:p>
             <w:pPr>
@@ -14638,7 +15376,6 @@
           <w:tcPr>
             <w:tcW w:w="414" w:type="pct"/>
             <w:vMerge/>
-            <w:shd w:val="clear" w:color="auto" w:fill="auto"/>
             <w:vAlign w:val="center"/>
           </w:tcPr>
           <w:p>
@@ -14655,7 +15392,6 @@
         <w:tc>
           <w:tcPr>
             <w:tcW w:w="1313" w:type="pct"/>
-            <w:shd w:val="clear" w:color="auto" w:fill="auto"/>
           </w:tcPr>
           <w:p>
             <w:pPr>
@@ -14700,7 +15436,6 @@
         <w:tc>
           <w:tcPr>
             <w:tcW w:w="651" w:type="pct"/>
-            <w:shd w:val="clear" w:color="auto" w:fill="auto"/>
           </w:tcPr>
           <w:p>
             <w:pPr>
@@ -14715,7 +15450,6 @@
         <w:tc>
           <w:tcPr>
             <w:tcW w:w="658" w:type="pct"/>
-            <w:shd w:val="clear" w:color="auto" w:fill="auto"/>
           </w:tcPr>
           <w:p>
             <w:pPr>
@@ -14730,7 +15464,6 @@
         <w:tc>
           <w:tcPr>
             <w:tcW w:w="659" w:type="pct"/>
-            <w:shd w:val="clear" w:color="auto" w:fill="auto"/>
           </w:tcPr>
           <w:p>
             <w:pPr>
@@ -14745,7 +15478,6 @@
         <w:tc>
           <w:tcPr>
             <w:tcW w:w="654" w:type="pct"/>
-            <w:shd w:val="clear" w:color="auto" w:fill="auto"/>
           </w:tcPr>
           <w:p>
             <w:pPr>
@@ -14763,7 +15495,6 @@
           <w:tcPr>
             <w:tcW w:w="414" w:type="pct"/>
             <w:vMerge/>
-            <w:shd w:val="clear" w:color="auto" w:fill="auto"/>
             <w:vAlign w:val="center"/>
           </w:tcPr>
           <w:p>
@@ -14780,7 +15511,6 @@
         <w:tc>
           <w:tcPr>
             <w:tcW w:w="1313" w:type="pct"/>
-            <w:shd w:val="clear" w:color="auto" w:fill="auto"/>
           </w:tcPr>
           <w:p>
             <w:pPr>
@@ -14825,7 +15555,6 @@
         <w:tc>
           <w:tcPr>
             <w:tcW w:w="651" w:type="pct"/>
-            <w:shd w:val="clear" w:color="auto" w:fill="auto"/>
           </w:tcPr>
           <w:p>
             <w:pPr>
@@ -14840,7 +15569,6 @@
         <w:tc>
           <w:tcPr>
             <w:tcW w:w="658" w:type="pct"/>
-            <w:shd w:val="clear" w:color="auto" w:fill="auto"/>
           </w:tcPr>
           <w:p>
             <w:pPr>
@@ -14855,7 +15583,6 @@
         <w:tc>
           <w:tcPr>
             <w:tcW w:w="659" w:type="pct"/>
-            <w:shd w:val="clear" w:color="auto" w:fill="auto"/>
           </w:tcPr>
           <w:p>
             <w:pPr>
@@ -14870,7 +15597,6 @@
         <w:tc>
           <w:tcPr>
             <w:tcW w:w="654" w:type="pct"/>
-            <w:shd w:val="clear" w:color="auto" w:fill="auto"/>
           </w:tcPr>
           <w:p>
             <w:pPr>
@@ -14888,7 +15614,6 @@
           <w:tcPr>
             <w:tcW w:w="414" w:type="pct"/>
             <w:vMerge/>
-            <w:shd w:val="clear" w:color="auto" w:fill="auto"/>
             <w:vAlign w:val="center"/>
           </w:tcPr>
           <w:p>
@@ -14905,7 +15630,6 @@
         <w:tc>
           <w:tcPr>
             <w:tcW w:w="1313" w:type="pct"/>
-            <w:shd w:val="clear" w:color="auto" w:fill="auto"/>
           </w:tcPr>
           <w:p>
             <w:pPr>
@@ -14950,7 +15674,6 @@
         <w:tc>
           <w:tcPr>
             <w:tcW w:w="651" w:type="pct"/>
-            <w:shd w:val="clear" w:color="auto" w:fill="auto"/>
           </w:tcPr>
           <w:p>
             <w:pPr>
@@ -14965,7 +15688,6 @@
         <w:tc>
           <w:tcPr>
             <w:tcW w:w="658" w:type="pct"/>
-            <w:shd w:val="clear" w:color="auto" w:fill="auto"/>
           </w:tcPr>
           <w:p>
             <w:pPr>
@@ -14980,7 +15702,6 @@
         <w:tc>
           <w:tcPr>
             <w:tcW w:w="659" w:type="pct"/>
-            <w:shd w:val="clear" w:color="auto" w:fill="auto"/>
           </w:tcPr>
           <w:p>
             <w:pPr>
@@ -14995,7 +15716,6 @@
         <w:tc>
           <w:tcPr>
             <w:tcW w:w="654" w:type="pct"/>
-            <w:shd w:val="clear" w:color="auto" w:fill="auto"/>
           </w:tcPr>
           <w:p>
             <w:pPr>
@@ -15013,7 +15733,6 @@
           <w:tcPr>
             <w:tcW w:w="414" w:type="pct"/>
             <w:vMerge w:val="restart"/>
-            <w:shd w:val="clear" w:color="auto" w:fill="auto"/>
             <w:vAlign w:val="center"/>
           </w:tcPr>
           <w:p>
@@ -15038,7 +15757,6 @@
         <w:tc>
           <w:tcPr>
             <w:tcW w:w="1313" w:type="pct"/>
-            <w:shd w:val="clear" w:color="auto" w:fill="auto"/>
           </w:tcPr>
           <w:p>
             <w:pPr>
@@ -15083,7 +15801,6 @@
         <w:tc>
           <w:tcPr>
             <w:tcW w:w="651" w:type="pct"/>
-            <w:shd w:val="clear" w:color="auto" w:fill="auto"/>
           </w:tcPr>
           <w:p>
             <w:pPr>
@@ -15098,7 +15815,6 @@
         <w:tc>
           <w:tcPr>
             <w:tcW w:w="658" w:type="pct"/>
-            <w:shd w:val="clear" w:color="auto" w:fill="auto"/>
           </w:tcPr>
           <w:p>
             <w:pPr>
@@ -15113,7 +15829,6 @@
         <w:tc>
           <w:tcPr>
             <w:tcW w:w="659" w:type="pct"/>
-            <w:shd w:val="clear" w:color="auto" w:fill="auto"/>
           </w:tcPr>
           <w:p>
             <w:pPr>
@@ -15128,7 +15843,6 @@
         <w:tc>
           <w:tcPr>
             <w:tcW w:w="654" w:type="pct"/>
-            <w:shd w:val="clear" w:color="auto" w:fill="auto"/>
           </w:tcPr>
           <w:p>
             <w:pPr>
@@ -15146,7 +15860,6 @@
           <w:tcPr>
             <w:tcW w:w="414" w:type="pct"/>
             <w:vMerge/>
-            <w:shd w:val="clear" w:color="auto" w:fill="auto"/>
             <w:vAlign w:val="center"/>
           </w:tcPr>
           <w:p>
@@ -15163,7 +15876,6 @@
         <w:tc>
           <w:tcPr>
             <w:tcW w:w="1313" w:type="pct"/>
-            <w:shd w:val="clear" w:color="auto" w:fill="auto"/>
           </w:tcPr>
           <w:p>
             <w:pPr>
@@ -15216,7 +15928,6 @@
         <w:tc>
           <w:tcPr>
             <w:tcW w:w="651" w:type="pct"/>
-            <w:shd w:val="clear" w:color="auto" w:fill="auto"/>
           </w:tcPr>
           <w:p>
             <w:pPr>
@@ -15231,7 +15942,6 @@
         <w:tc>
           <w:tcPr>
             <w:tcW w:w="658" w:type="pct"/>
-            <w:shd w:val="clear" w:color="auto" w:fill="auto"/>
           </w:tcPr>
           <w:p>
             <w:pPr>
@@ -15246,7 +15956,6 @@
         <w:tc>
           <w:tcPr>
             <w:tcW w:w="659" w:type="pct"/>
-            <w:shd w:val="clear" w:color="auto" w:fill="auto"/>
           </w:tcPr>
           <w:p>
             <w:pPr>
@@ -15261,7 +15970,6 @@
         <w:tc>
           <w:tcPr>
             <w:tcW w:w="654" w:type="pct"/>
-            <w:shd w:val="clear" w:color="auto" w:fill="auto"/>
           </w:tcPr>
           <w:p>
             <w:pPr>
@@ -15279,7 +15987,6 @@
           <w:tcPr>
             <w:tcW w:w="414" w:type="pct"/>
             <w:vMerge/>
-            <w:shd w:val="clear" w:color="auto" w:fill="auto"/>
             <w:vAlign w:val="center"/>
           </w:tcPr>
           <w:p>
@@ -15296,7 +16003,6 @@
         <w:tc>
           <w:tcPr>
             <w:tcW w:w="1313" w:type="pct"/>
-            <w:shd w:val="clear" w:color="auto" w:fill="auto"/>
           </w:tcPr>
           <w:p>
             <w:pPr>
@@ -15333,7 +16039,6 @@
         <w:tc>
           <w:tcPr>
             <w:tcW w:w="651" w:type="pct"/>
-            <w:shd w:val="clear" w:color="auto" w:fill="auto"/>
           </w:tcPr>
           <w:p>
             <w:pPr>
@@ -15348,7 +16053,6 @@
         <w:tc>
           <w:tcPr>
             <w:tcW w:w="658" w:type="pct"/>
-            <w:shd w:val="clear" w:color="auto" w:fill="auto"/>
           </w:tcPr>
           <w:p>
             <w:pPr>
@@ -15363,7 +16067,6 @@
         <w:tc>
           <w:tcPr>
             <w:tcW w:w="659" w:type="pct"/>
-            <w:shd w:val="clear" w:color="auto" w:fill="auto"/>
           </w:tcPr>
           <w:p>
             <w:pPr>
@@ -15378,7 +16081,6 @@
         <w:tc>
           <w:tcPr>
             <w:tcW w:w="654" w:type="pct"/>
-            <w:shd w:val="clear" w:color="auto" w:fill="auto"/>
           </w:tcPr>
           <w:p>
             <w:pPr>
@@ -15396,7 +16098,6 @@
           <w:tcPr>
             <w:tcW w:w="414" w:type="pct"/>
             <w:vMerge/>
-            <w:shd w:val="clear" w:color="auto" w:fill="auto"/>
             <w:vAlign w:val="center"/>
           </w:tcPr>
           <w:p>
@@ -15413,7 +16114,6 @@
         <w:tc>
           <w:tcPr>
             <w:tcW w:w="1313" w:type="pct"/>
-            <w:shd w:val="clear" w:color="auto" w:fill="auto"/>
           </w:tcPr>
           <w:p>
             <w:pPr>
@@ -15466,7 +16166,6 @@
         <w:tc>
           <w:tcPr>
             <w:tcW w:w="651" w:type="pct"/>
-            <w:shd w:val="clear" w:color="auto" w:fill="auto"/>
           </w:tcPr>
           <w:p>
             <w:pPr>
@@ -15481,7 +16180,6 @@
         <w:tc>
           <w:tcPr>
             <w:tcW w:w="658" w:type="pct"/>
-            <w:shd w:val="clear" w:color="auto" w:fill="auto"/>
           </w:tcPr>
           <w:p>
             <w:pPr>
@@ -15496,7 +16194,6 @@
         <w:tc>
           <w:tcPr>
             <w:tcW w:w="659" w:type="pct"/>
-            <w:shd w:val="clear" w:color="auto" w:fill="auto"/>
           </w:tcPr>
           <w:p>
             <w:pPr>
@@ -15511,7 +16208,6 @@
         <w:tc>
           <w:tcPr>
             <w:tcW w:w="654" w:type="pct"/>
-            <w:shd w:val="clear" w:color="auto" w:fill="auto"/>
           </w:tcPr>
           <w:p>
             <w:pPr>
@@ -15529,7 +16225,6 @@
           <w:tcPr>
             <w:tcW w:w="414" w:type="pct"/>
             <w:vMerge/>
-            <w:shd w:val="clear" w:color="auto" w:fill="auto"/>
             <w:vAlign w:val="center"/>
           </w:tcPr>
           <w:p>
@@ -15546,7 +16241,6 @@
         <w:tc>
           <w:tcPr>
             <w:tcW w:w="1313" w:type="pct"/>
-            <w:shd w:val="clear" w:color="auto" w:fill="auto"/>
           </w:tcPr>
           <w:p>
             <w:pPr>
@@ -15583,7 +16277,6 @@
         <w:tc>
           <w:tcPr>
             <w:tcW w:w="651" w:type="pct"/>
-            <w:shd w:val="clear" w:color="auto" w:fill="auto"/>
           </w:tcPr>
           <w:p>
             <w:pPr>
@@ -15598,7 +16291,6 @@
         <w:tc>
           <w:tcPr>
             <w:tcW w:w="658" w:type="pct"/>
-            <w:shd w:val="clear" w:color="auto" w:fill="auto"/>
           </w:tcPr>
           <w:p>
             <w:pPr>
@@ -15613,7 +16305,6 @@
         <w:tc>
           <w:tcPr>
             <w:tcW w:w="659" w:type="pct"/>
-            <w:shd w:val="clear" w:color="auto" w:fill="auto"/>
           </w:tcPr>
           <w:p>
             <w:pPr>
@@ -15628,7 +16319,6 @@
         <w:tc>
           <w:tcPr>
             <w:tcW w:w="654" w:type="pct"/>
-            <w:shd w:val="clear" w:color="auto" w:fill="auto"/>
           </w:tcPr>
           <w:p>
             <w:pPr>
@@ -15646,7 +16336,6 @@
           <w:tcPr>
             <w:tcW w:w="414" w:type="pct"/>
             <w:vMerge w:val="restart"/>
-            <w:shd w:val="clear" w:color="auto" w:fill="auto"/>
             <w:vAlign w:val="center"/>
           </w:tcPr>
           <w:p>
@@ -15671,7 +16360,6 @@
         <w:tc>
           <w:tcPr>
             <w:tcW w:w="1313" w:type="pct"/>
-            <w:shd w:val="clear" w:color="auto" w:fill="auto"/>
           </w:tcPr>
           <w:p>
             <w:pPr>
@@ -15708,7 +16396,6 @@
         <w:tc>
           <w:tcPr>
             <w:tcW w:w="651" w:type="pct"/>
-            <w:shd w:val="clear" w:color="auto" w:fill="auto"/>
           </w:tcPr>
           <w:p>
             <w:pPr>
@@ -15723,7 +16410,6 @@
         <w:tc>
           <w:tcPr>
             <w:tcW w:w="658" w:type="pct"/>
-            <w:shd w:val="clear" w:color="auto" w:fill="auto"/>
           </w:tcPr>
           <w:p>
             <w:pPr>
@@ -15738,7 +16424,6 @@
         <w:tc>
           <w:tcPr>
             <w:tcW w:w="659" w:type="pct"/>
-            <w:shd w:val="clear" w:color="auto" w:fill="auto"/>
           </w:tcPr>
           <w:p>
             <w:pPr>
@@ -15753,7 +16438,6 @@
         <w:tc>
           <w:tcPr>
             <w:tcW w:w="654" w:type="pct"/>
-            <w:shd w:val="clear" w:color="auto" w:fill="auto"/>
           </w:tcPr>
           <w:p>
             <w:pPr>
@@ -15771,7 +16455,6 @@
           <w:tcPr>
             <w:tcW w:w="414" w:type="pct"/>
             <w:vMerge/>
-            <w:shd w:val="clear" w:color="auto" w:fill="auto"/>
             <w:textDirection w:val="tbRlV"/>
             <w:vAlign w:val="center"/>
           </w:tcPr>
@@ -15790,7 +16473,6 @@
         <w:tc>
           <w:tcPr>
             <w:tcW w:w="1313" w:type="pct"/>
-            <w:shd w:val="clear" w:color="auto" w:fill="auto"/>
           </w:tcPr>
           <w:p>
             <w:pPr>
@@ -15859,7 +16541,6 @@
         <w:tc>
           <w:tcPr>
             <w:tcW w:w="651" w:type="pct"/>
-            <w:shd w:val="clear" w:color="auto" w:fill="auto"/>
           </w:tcPr>
           <w:p>
             <w:pPr>
@@ -15874,7 +16555,6 @@
         <w:tc>
           <w:tcPr>
             <w:tcW w:w="658" w:type="pct"/>
-            <w:shd w:val="clear" w:color="auto" w:fill="auto"/>
           </w:tcPr>
           <w:p>
             <w:pPr>
@@ -15889,7 +16569,6 @@
         <w:tc>
           <w:tcPr>
             <w:tcW w:w="659" w:type="pct"/>
-            <w:shd w:val="clear" w:color="auto" w:fill="auto"/>
           </w:tcPr>
           <w:p>
             <w:pPr>
@@ -15904,7 +16583,6 @@
         <w:tc>
           <w:tcPr>
             <w:tcW w:w="654" w:type="pct"/>
-            <w:shd w:val="clear" w:color="auto" w:fill="auto"/>
           </w:tcPr>
           <w:p>
             <w:pPr>
@@ -15922,7 +16600,6 @@
           <w:tcPr>
             <w:tcW w:w="414" w:type="pct"/>
             <w:vMerge/>
-            <w:shd w:val="clear" w:color="auto" w:fill="auto"/>
             <w:textDirection w:val="tbRlV"/>
             <w:vAlign w:val="center"/>
           </w:tcPr>
@@ -15941,7 +16618,6 @@
         <w:tc>
           <w:tcPr>
             <w:tcW w:w="1313" w:type="pct"/>
-            <w:shd w:val="clear" w:color="auto" w:fill="auto"/>
           </w:tcPr>
           <w:p>
             <w:pPr>
@@ -16018,7 +16694,6 @@
         <w:tc>
           <w:tcPr>
             <w:tcW w:w="651" w:type="pct"/>
-            <w:shd w:val="clear" w:color="auto" w:fill="auto"/>
           </w:tcPr>
           <w:p>
             <w:pPr>
@@ -16033,7 +16708,6 @@
         <w:tc>
           <w:tcPr>
             <w:tcW w:w="658" w:type="pct"/>
-            <w:shd w:val="clear" w:color="auto" w:fill="auto"/>
           </w:tcPr>
           <w:p>
             <w:pPr>
@@ -16048,7 +16722,6 @@
         <w:tc>
           <w:tcPr>
             <w:tcW w:w="659" w:type="pct"/>
-            <w:shd w:val="clear" w:color="auto" w:fill="auto"/>
           </w:tcPr>
           <w:p>
             <w:pPr>
@@ -16063,7 +16736,6 @@
         <w:tc>
           <w:tcPr>
             <w:tcW w:w="654" w:type="pct"/>
-            <w:shd w:val="clear" w:color="auto" w:fill="auto"/>
           </w:tcPr>
           <w:p>
             <w:pPr>
@@ -16081,7 +16753,6 @@
           <w:tcPr>
             <w:tcW w:w="414" w:type="pct"/>
             <w:vMerge/>
-            <w:shd w:val="clear" w:color="auto" w:fill="auto"/>
             <w:textDirection w:val="tbRlV"/>
             <w:vAlign w:val="center"/>
           </w:tcPr>
@@ -16100,7 +16771,6 @@
         <w:tc>
           <w:tcPr>
             <w:tcW w:w="1313" w:type="pct"/>
-            <w:shd w:val="clear" w:color="auto" w:fill="auto"/>
           </w:tcPr>
           <w:p>
             <w:pPr>
@@ -16169,7 +16839,6 @@
         <w:tc>
           <w:tcPr>
             <w:tcW w:w="651" w:type="pct"/>
-            <w:shd w:val="clear" w:color="auto" w:fill="auto"/>
           </w:tcPr>
           <w:p>
             <w:pPr>
@@ -16184,7 +16853,6 @@
         <w:tc>
           <w:tcPr>
             <w:tcW w:w="658" w:type="pct"/>
-            <w:shd w:val="clear" w:color="auto" w:fill="auto"/>
           </w:tcPr>
           <w:p>
             <w:pPr>
@@ -16199,7 +16867,6 @@
         <w:tc>
           <w:tcPr>
             <w:tcW w:w="659" w:type="pct"/>
-            <w:shd w:val="clear" w:color="auto" w:fill="auto"/>
           </w:tcPr>
           <w:p>
             <w:pPr>
@@ -16214,7 +16881,6 @@
         <w:tc>
           <w:tcPr>
             <w:tcW w:w="654" w:type="pct"/>
-            <w:shd w:val="clear" w:color="auto" w:fill="auto"/>
           </w:tcPr>
           <w:p>
             <w:pPr>
@@ -16232,7 +16898,6 @@
           <w:tcPr>
             <w:tcW w:w="414" w:type="pct"/>
             <w:vMerge/>
-            <w:shd w:val="clear" w:color="auto" w:fill="auto"/>
             <w:textDirection w:val="tbRlV"/>
             <w:vAlign w:val="center"/>
           </w:tcPr>
@@ -16251,7 +16916,6 @@
         <w:tc>
           <w:tcPr>
             <w:tcW w:w="1313" w:type="pct"/>
-            <w:shd w:val="clear" w:color="auto" w:fill="auto"/>
           </w:tcPr>
           <w:p>
             <w:pPr>
@@ -16320,7 +16984,6 @@
         <w:tc>
           <w:tcPr>
             <w:tcW w:w="651" w:type="pct"/>
-            <w:shd w:val="clear" w:color="auto" w:fill="auto"/>
           </w:tcPr>
           <w:p>
             <w:pPr>
@@ -16335,7 +16998,6 @@
         <w:tc>
           <w:tcPr>
             <w:tcW w:w="658" w:type="pct"/>
-            <w:shd w:val="clear" w:color="auto" w:fill="auto"/>
           </w:tcPr>
           <w:p>
             <w:pPr>
@@ -16350,7 +17012,6 @@
         <w:tc>
           <w:tcPr>
             <w:tcW w:w="659" w:type="pct"/>
-            <w:shd w:val="clear" w:color="auto" w:fill="auto"/>
           </w:tcPr>
           <w:p>
             <w:pPr>
@@ -16365,7 +17026,6 @@
         <w:tc>
           <w:tcPr>
             <w:tcW w:w="654" w:type="pct"/>
-            <w:shd w:val="clear" w:color="auto" w:fill="auto"/>
           </w:tcPr>
           <w:p>
             <w:pPr>
@@ -16383,7 +17043,6 @@
           <w:tcPr>
             <w:tcW w:w="414" w:type="pct"/>
             <w:vMerge/>
-            <w:shd w:val="clear" w:color="auto" w:fill="auto"/>
             <w:textDirection w:val="tbRlV"/>
             <w:vAlign w:val="center"/>
           </w:tcPr>
@@ -16402,7 +17061,6 @@
         <w:tc>
           <w:tcPr>
             <w:tcW w:w="1313" w:type="pct"/>
-            <w:shd w:val="clear" w:color="auto" w:fill="auto"/>
           </w:tcPr>
           <w:p>
             <w:pPr>
@@ -16471,7 +17129,6 @@
         <w:tc>
           <w:tcPr>
             <w:tcW w:w="651" w:type="pct"/>
-            <w:shd w:val="clear" w:color="auto" w:fill="auto"/>
           </w:tcPr>
           <w:p>
             <w:pPr>
@@ -16486,7 +17143,6 @@
         <w:tc>
           <w:tcPr>
             <w:tcW w:w="658" w:type="pct"/>
-            <w:shd w:val="clear" w:color="auto" w:fill="auto"/>
           </w:tcPr>
           <w:p>
             <w:pPr>
@@ -16501,7 +17157,6 @@
         <w:tc>
           <w:tcPr>
             <w:tcW w:w="659" w:type="pct"/>
-            <w:shd w:val="clear" w:color="auto" w:fill="auto"/>
           </w:tcPr>
           <w:p>
             <w:pPr>
@@ -16516,7 +17171,6 @@
         <w:tc>
           <w:tcPr>
             <w:tcW w:w="654" w:type="pct"/>
-            <w:shd w:val="clear" w:color="auto" w:fill="auto"/>
           </w:tcPr>
           <w:p>
             <w:pPr>
@@ -16534,7 +17188,6 @@
           <w:tcPr>
             <w:tcW w:w="414" w:type="pct"/>
             <w:vMerge/>
-            <w:shd w:val="clear" w:color="auto" w:fill="auto"/>
             <w:textDirection w:val="tbRlV"/>
             <w:vAlign w:val="center"/>
           </w:tcPr>
@@ -16553,12 +17206,11 @@
         <w:tc>
           <w:tcPr>
             <w:tcW w:w="1313" w:type="pct"/>
-            <w:shd w:val="clear" w:color="auto" w:fill="auto"/>
-          </w:tcPr>
-          <w:p>
-            <w:pPr>
-              <w:rPr>
-                <w:rFonts w:eastAsia="標楷體" w:hint="eastAsia"/>
+          </w:tcPr>
+          <w:p>
+            <w:pPr>
+              <w:rPr>
+                <w:rFonts w:eastAsia="標楷體"/>
                 <w:sz w:val="28"/>
                 <w:szCs w:val="28"/>
               </w:rPr>
@@ -16631,7 +17283,6 @@
         <w:tc>
           <w:tcPr>
             <w:tcW w:w="651" w:type="pct"/>
-            <w:shd w:val="clear" w:color="auto" w:fill="auto"/>
           </w:tcPr>
           <w:p>
             <w:pPr>
@@ -16646,7 +17297,6 @@
         <w:tc>
           <w:tcPr>
             <w:tcW w:w="658" w:type="pct"/>
-            <w:shd w:val="clear" w:color="auto" w:fill="auto"/>
           </w:tcPr>
           <w:p>
             <w:pPr>
@@ -16661,7 +17311,6 @@
         <w:tc>
           <w:tcPr>
             <w:tcW w:w="659" w:type="pct"/>
-            <w:shd w:val="clear" w:color="auto" w:fill="auto"/>
           </w:tcPr>
           <w:p>
             <w:pPr>
@@ -16676,7 +17325,6 @@
         <w:tc>
           <w:tcPr>
             <w:tcW w:w="654" w:type="pct"/>
-            <w:shd w:val="clear" w:color="auto" w:fill="auto"/>
           </w:tcPr>
           <w:p>
             <w:pPr>
@@ -16694,7 +17342,6 @@
           <w:tcPr>
             <w:tcW w:w="414" w:type="pct"/>
             <w:vMerge/>
-            <w:shd w:val="clear" w:color="auto" w:fill="auto"/>
             <w:textDirection w:val="tbRlV"/>
             <w:vAlign w:val="center"/>
           </w:tcPr>
@@ -16713,12 +17360,11 @@
         <w:tc>
           <w:tcPr>
             <w:tcW w:w="1313" w:type="pct"/>
-            <w:shd w:val="clear" w:color="auto" w:fill="auto"/>
-          </w:tcPr>
-          <w:p>
-            <w:pPr>
-              <w:rPr>
-                <w:rFonts w:eastAsia="標楷體" w:hint="eastAsia"/>
+          </w:tcPr>
+          <w:p>
+            <w:pPr>
+              <w:rPr>
+                <w:rFonts w:eastAsia="標楷體"/>
                 <w:sz w:val="28"/>
                 <w:szCs w:val="28"/>
               </w:rPr>
@@ -16791,7 +17437,6 @@
         <w:tc>
           <w:tcPr>
             <w:tcW w:w="651" w:type="pct"/>
-            <w:shd w:val="clear" w:color="auto" w:fill="auto"/>
           </w:tcPr>
           <w:p>
             <w:pPr>
@@ -16806,7 +17451,6 @@
         <w:tc>
           <w:tcPr>
             <w:tcW w:w="658" w:type="pct"/>
-            <w:shd w:val="clear" w:color="auto" w:fill="auto"/>
           </w:tcPr>
           <w:p>
             <w:pPr>
@@ -16821,7 +17465,6 @@
         <w:tc>
           <w:tcPr>
             <w:tcW w:w="659" w:type="pct"/>
-            <w:shd w:val="clear" w:color="auto" w:fill="auto"/>
           </w:tcPr>
           <w:p>
             <w:pPr>
@@ -16836,7 +17479,6 @@
         <w:tc>
           <w:tcPr>
             <w:tcW w:w="654" w:type="pct"/>
-            <w:shd w:val="clear" w:color="auto" w:fill="auto"/>
           </w:tcPr>
           <w:p>
             <w:pPr>
@@ -16854,7 +17496,6 @@
           <w:tcPr>
             <w:tcW w:w="414" w:type="pct"/>
             <w:vMerge/>
-            <w:shd w:val="clear" w:color="auto" w:fill="auto"/>
             <w:textDirection w:val="tbRlV"/>
             <w:vAlign w:val="center"/>
           </w:tcPr>
@@ -16873,7 +17514,6 @@
         <w:tc>
           <w:tcPr>
             <w:tcW w:w="1313" w:type="pct"/>
-            <w:shd w:val="clear" w:color="auto" w:fill="auto"/>
           </w:tcPr>
           <w:p>
             <w:pPr>
@@ -16932,7 +17572,7 @@
           <w:p>
             <w:pPr>
               <w:rPr>
-                <w:rFonts w:eastAsia="標楷體" w:hint="eastAsia"/>
+                <w:rFonts w:eastAsia="標楷體"/>
                 <w:sz w:val="28"/>
                 <w:szCs w:val="28"/>
               </w:rPr>
@@ -16942,12 +17582,11 @@
         <w:tc>
           <w:tcPr>
             <w:tcW w:w="651" w:type="pct"/>
-            <w:shd w:val="clear" w:color="auto" w:fill="auto"/>
-          </w:tcPr>
-          <w:p>
-            <w:pPr>
-              <w:rPr>
-                <w:rFonts w:eastAsia="標楷體" w:hint="eastAsia"/>
+          </w:tcPr>
+          <w:p>
+            <w:pPr>
+              <w:rPr>
+                <w:rFonts w:eastAsia="標楷體"/>
                 <w:sz w:val="28"/>
                 <w:szCs w:val="28"/>
               </w:rPr>
@@ -16957,7 +17596,6 @@
         <w:tc>
           <w:tcPr>
             <w:tcW w:w="658" w:type="pct"/>
-            <w:shd w:val="clear" w:color="auto" w:fill="auto"/>
           </w:tcPr>
           <w:p>
             <w:pPr>
@@ -16972,7 +17610,6 @@
         <w:tc>
           <w:tcPr>
             <w:tcW w:w="659" w:type="pct"/>
-            <w:shd w:val="clear" w:color="auto" w:fill="auto"/>
           </w:tcPr>
           <w:p>
             <w:pPr>
@@ -16987,7 +17624,6 @@
         <w:tc>
           <w:tcPr>
             <w:tcW w:w="654" w:type="pct"/>
-            <w:shd w:val="clear" w:color="auto" w:fill="auto"/>
           </w:tcPr>
           <w:p>
             <w:pPr>
@@ -17005,7 +17641,6 @@
           <w:tcPr>
             <w:tcW w:w="414" w:type="pct"/>
             <w:vMerge/>
-            <w:shd w:val="clear" w:color="auto" w:fill="auto"/>
             <w:textDirection w:val="tbRlV"/>
             <w:vAlign w:val="center"/>
           </w:tcPr>
@@ -17024,7 +17659,6 @@
         <w:tc>
           <w:tcPr>
             <w:tcW w:w="1313" w:type="pct"/>
-            <w:shd w:val="clear" w:color="auto" w:fill="auto"/>
           </w:tcPr>
           <w:p>
             <w:pPr>
@@ -17093,7 +17727,6 @@
         <w:tc>
           <w:tcPr>
             <w:tcW w:w="651" w:type="pct"/>
-            <w:shd w:val="clear" w:color="auto" w:fill="auto"/>
           </w:tcPr>
           <w:p>
             <w:pPr>
@@ -17108,7 +17741,6 @@
         <w:tc>
           <w:tcPr>
             <w:tcW w:w="658" w:type="pct"/>
-            <w:shd w:val="clear" w:color="auto" w:fill="auto"/>
           </w:tcPr>
           <w:p>
             <w:pPr>
@@ -17123,7 +17755,6 @@
         <w:tc>
           <w:tcPr>
             <w:tcW w:w="659" w:type="pct"/>
-            <w:shd w:val="clear" w:color="auto" w:fill="auto"/>
           </w:tcPr>
           <w:p>
             <w:pPr>
@@ -17138,7 +17769,6 @@
         <w:tc>
           <w:tcPr>
             <w:tcW w:w="654" w:type="pct"/>
-            <w:shd w:val="clear" w:color="auto" w:fill="auto"/>
           </w:tcPr>
           <w:p>
             <w:pPr>
@@ -17156,7 +17786,6 @@
           <w:tcPr>
             <w:tcW w:w="414" w:type="pct"/>
             <w:vMerge/>
-            <w:shd w:val="clear" w:color="auto" w:fill="auto"/>
             <w:textDirection w:val="tbRlV"/>
             <w:vAlign w:val="center"/>
           </w:tcPr>
@@ -17175,7 +17804,6 @@
         <w:tc>
           <w:tcPr>
             <w:tcW w:w="1313" w:type="pct"/>
-            <w:shd w:val="clear" w:color="auto" w:fill="auto"/>
           </w:tcPr>
           <w:p>
             <w:pPr>
@@ -17244,7 +17872,6 @@
         <w:tc>
           <w:tcPr>
             <w:tcW w:w="651" w:type="pct"/>
-            <w:shd w:val="clear" w:color="auto" w:fill="auto"/>
           </w:tcPr>
           <w:p>
             <w:pPr>
@@ -17259,7 +17886,6 @@
         <w:tc>
           <w:tcPr>
             <w:tcW w:w="658" w:type="pct"/>
-            <w:shd w:val="clear" w:color="auto" w:fill="auto"/>
           </w:tcPr>
           <w:p>
             <w:pPr>
@@ -17274,7 +17900,6 @@
         <w:tc>
           <w:tcPr>
             <w:tcW w:w="659" w:type="pct"/>
-            <w:shd w:val="clear" w:color="auto" w:fill="auto"/>
           </w:tcPr>
           <w:p>
             <w:pPr>
@@ -17289,7 +17914,6 @@
         <w:tc>
           <w:tcPr>
             <w:tcW w:w="654" w:type="pct"/>
-            <w:shd w:val="clear" w:color="auto" w:fill="auto"/>
           </w:tcPr>
           <w:p>
             <w:pPr>
@@ -17307,7 +17931,6 @@
           <w:tcPr>
             <w:tcW w:w="414" w:type="pct"/>
             <w:vMerge/>
-            <w:shd w:val="clear" w:color="auto" w:fill="auto"/>
             <w:textDirection w:val="tbRlV"/>
             <w:vAlign w:val="center"/>
           </w:tcPr>
@@ -17326,7 +17949,6 @@
         <w:tc>
           <w:tcPr>
             <w:tcW w:w="1313" w:type="pct"/>
-            <w:shd w:val="clear" w:color="auto" w:fill="auto"/>
           </w:tcPr>
           <w:p>
             <w:pPr>
@@ -17395,7 +18017,6 @@
         <w:tc>
           <w:tcPr>
             <w:tcW w:w="651" w:type="pct"/>
-            <w:shd w:val="clear" w:color="auto" w:fill="auto"/>
           </w:tcPr>
           <w:p>
             <w:pPr>
@@ -17410,7 +18031,6 @@
         <w:tc>
           <w:tcPr>
             <w:tcW w:w="658" w:type="pct"/>
-            <w:shd w:val="clear" w:color="auto" w:fill="auto"/>
           </w:tcPr>
           <w:p>
             <w:pPr>
@@ -17425,7 +18045,6 @@
         <w:tc>
           <w:tcPr>
             <w:tcW w:w="659" w:type="pct"/>
-            <w:shd w:val="clear" w:color="auto" w:fill="auto"/>
           </w:tcPr>
           <w:p>
             <w:pPr>
@@ -17440,7 +18059,6 @@
         <w:tc>
           <w:tcPr>
             <w:tcW w:w="654" w:type="pct"/>
-            <w:shd w:val="clear" w:color="auto" w:fill="auto"/>
           </w:tcPr>
           <w:p>
             <w:pPr>
@@ -17458,7 +18076,6 @@
           <w:tcPr>
             <w:tcW w:w="414" w:type="pct"/>
             <w:vMerge/>
-            <w:shd w:val="clear" w:color="auto" w:fill="auto"/>
             <w:textDirection w:val="tbRlV"/>
             <w:vAlign w:val="center"/>
           </w:tcPr>
@@ -17477,7 +18094,6 @@
         <w:tc>
           <w:tcPr>
             <w:tcW w:w="1313" w:type="pct"/>
-            <w:shd w:val="clear" w:color="auto" w:fill="auto"/>
           </w:tcPr>
           <w:p>
             <w:pPr>
@@ -17546,7 +18162,6 @@
         <w:tc>
           <w:tcPr>
             <w:tcW w:w="651" w:type="pct"/>
-            <w:shd w:val="clear" w:color="auto" w:fill="auto"/>
           </w:tcPr>
           <w:p>
             <w:pPr>
@@ -17561,7 +18176,6 @@
         <w:tc>
           <w:tcPr>
             <w:tcW w:w="658" w:type="pct"/>
-            <w:shd w:val="clear" w:color="auto" w:fill="auto"/>
           </w:tcPr>
           <w:p>
             <w:pPr>
@@ -17576,7 +18190,6 @@
         <w:tc>
           <w:tcPr>
             <w:tcW w:w="659" w:type="pct"/>
-            <w:shd w:val="clear" w:color="auto" w:fill="auto"/>
           </w:tcPr>
           <w:p>
             <w:pPr>
@@ -17591,7 +18204,6 @@
         <w:tc>
           <w:tcPr>
             <w:tcW w:w="654" w:type="pct"/>
-            <w:shd w:val="clear" w:color="auto" w:fill="auto"/>
           </w:tcPr>
           <w:p>
             <w:pPr>
@@ -17611,7 +18223,6 @@
         <w:tc>
           <w:tcPr>
             <w:tcW w:w="414" w:type="pct"/>
-            <w:shd w:val="clear" w:color="auto" w:fill="auto"/>
             <w:vAlign w:val="center"/>
           </w:tcPr>
           <w:p>
@@ -17636,7 +18247,6 @@
         <w:tc>
           <w:tcPr>
             <w:tcW w:w="1313" w:type="pct"/>
-            <w:shd w:val="clear" w:color="auto" w:fill="auto"/>
             <w:vAlign w:val="center"/>
           </w:tcPr>
           <w:p>
@@ -17675,7 +18285,6 @@
         <w:tc>
           <w:tcPr>
             <w:tcW w:w="651" w:type="pct"/>
-            <w:shd w:val="clear" w:color="auto" w:fill="auto"/>
           </w:tcPr>
           <w:p>
             <w:pPr>
@@ -17690,7 +18299,6 @@
         <w:tc>
           <w:tcPr>
             <w:tcW w:w="658" w:type="pct"/>
-            <w:shd w:val="clear" w:color="auto" w:fill="auto"/>
           </w:tcPr>
           <w:p>
             <w:pPr>
@@ -17705,7 +18313,6 @@
         <w:tc>
           <w:tcPr>
             <w:tcW w:w="659" w:type="pct"/>
-            <w:shd w:val="clear" w:color="auto" w:fill="auto"/>
           </w:tcPr>
           <w:p>
             <w:pPr>
@@ -17720,7 +18327,6 @@
         <w:tc>
           <w:tcPr>
             <w:tcW w:w="654" w:type="pct"/>
-            <w:shd w:val="clear" w:color="auto" w:fill="auto"/>
           </w:tcPr>
           <w:p>
             <w:pPr>
@@ -17811,7 +18417,7 @@
           <w:szCs w:val="36"/>
         </w:rPr>
       </w:pPr>
-      <w:bookmarkStart w:id="10" w:name="_Toc226649598"/>
+      <w:bookmarkStart w:id="17" w:name="_Toc227357997"/>
       <w:r>
         <w:rPr>
           <w:rFonts w:eastAsia="標楷體" w:hint="eastAsia"/>
@@ -17858,7 +18464,7 @@
         </w:rPr>
         <w:t>需求模型</w:t>
       </w:r>
-      <w:bookmarkEnd w:id="10"/>
+      <w:bookmarkEnd w:id="17"/>
     </w:p>
     <w:p>
       <w:pPr>
@@ -17937,7 +18543,7 @@
           <w:szCs w:val="36"/>
         </w:rPr>
       </w:pPr>
-      <w:bookmarkStart w:id="11" w:name="_Toc226649599"/>
+      <w:bookmarkStart w:id="18" w:name="_Toc227357998"/>
       <w:r>
         <w:rPr>
           <w:rFonts w:eastAsia="標楷體" w:hint="eastAsia"/>
@@ -17984,7 +18590,7 @@
         </w:rPr>
         <w:t>程序模型</w:t>
       </w:r>
-      <w:bookmarkEnd w:id="11"/>
+      <w:bookmarkEnd w:id="18"/>
     </w:p>
     <w:p>
       <w:pPr>
@@ -18051,7 +18657,7 @@
           <w:szCs w:val="36"/>
         </w:rPr>
       </w:pPr>
-      <w:bookmarkStart w:id="12" w:name="_Toc226649600"/>
+      <w:bookmarkStart w:id="19" w:name="_Toc227357999"/>
       <w:r>
         <w:rPr>
           <w:rFonts w:eastAsia="標楷體" w:hint="eastAsia"/>
@@ -18098,7 +18704,7 @@
         </w:rPr>
         <w:t>系統模型</w:t>
       </w:r>
-      <w:bookmarkEnd w:id="12"/>
+      <w:bookmarkEnd w:id="19"/>
     </w:p>
     <w:p>
       <w:pPr>
@@ -18201,7 +18807,7 @@
           <w:szCs w:val="36"/>
         </w:rPr>
       </w:pPr>
-      <w:bookmarkStart w:id="13" w:name="_Toc226649601"/>
+      <w:bookmarkStart w:id="20" w:name="_Toc227358000"/>
       <w:r>
         <w:rPr>
           <w:rFonts w:eastAsia="標楷體" w:hint="eastAsia"/>
@@ -18248,7 +18854,7 @@
         </w:rPr>
         <w:t>資料庫設計</w:t>
       </w:r>
-      <w:bookmarkEnd w:id="13"/>
+      <w:bookmarkEnd w:id="20"/>
     </w:p>
     <w:p>
       <w:pPr>
@@ -18283,7 +18889,7 @@
 </file>
 
 <file path=word/numbering.xml><?xml version="1.0" encoding="utf-8"?>
-<w:numbering xmlns:wpc="http://schemas.microsoft.com/office/word/2010/wordprocessingCanvas" xmlns:cx="http://schemas.microsoft.com/office/drawing/2014/chartex" xmlns:cx1="http://schemas.microsoft.com/office/drawing/2015/9/8/chartex" xmlns:cx2="http://schemas.microsoft.com/office/drawing/2015/10/21/chartex" xmlns:cx3="http://schemas.microsoft.com/office/drawing/2016/5/9/chartex" xmlns:cx4="http://schemas.microsoft.com/office/drawing/2016/5/10/chartex" xmlns:cx5="http://schemas.microsoft.com/office/drawing/2016/5/11/chartex" xmlns:cx6="http://schemas.microsoft.com/office/drawing/2016/5/12/chartex" xmlns:cx7="http://schemas.microsoft.com/office/drawing/2016/5/13/chartex" xmlns:cx8="http://schemas.microsoft.com/office/drawing/2016/5/14/chartex" xmlns:mc="http://schemas.openxmlformats.org/markup-compatibility/2006" xmlns:aink="http://schemas.microsoft.com/office/drawing/2016/ink" xmlns:am3d="http://schemas.microsoft.com/office/drawing/2017/model3d" xmlns:o="urn:schemas-microsoft-com:office:office" xmlns:r="http://schemas.openxmlformats.org/officeDocument/2006/relationships" xmlns:m="http://schemas.openxmlformats.org/officeDocument/2006/math" xmlns:v="urn:schemas-microsoft-com:vml" xmlns:wp14="http://schemas.microsoft.com/office/word/2010/wordprocessingDrawing" xmlns:wp="http://schemas.openxmlformats.org/drawingml/2006/wordprocessingDrawing" xmlns:w10="urn:schemas-microsoft-com:office:word" xmlns:w="http://schemas.openxmlformats.org/wordprocessingml/2006/main" xmlns:w14="http://schemas.microsoft.com/office/word/2010/wordml" xmlns:w15="http://schemas.microsoft.com/office/word/2012/wordml" xmlns:w16cid="http://schemas.microsoft.com/office/word/2016/wordml/cid" xmlns:w16se="http://schemas.microsoft.com/office/word/2015/wordml/symex" xmlns:wpg="http://schemas.microsoft.com/office/word/2010/wordprocessingGroup" xmlns:wpi="http://schemas.microsoft.com/office/word/2010/wordprocessingInk" xmlns:wne="http://schemas.microsoft.com/office/word/2006/wordml" xmlns:wps="http://schemas.microsoft.com/office/word/2010/wordprocessingShape" mc:Ignorable="w14 w15 w16se w16cid wp14">
+<w:numbering xmlns:wpc="http://schemas.microsoft.com/office/word/2010/wordprocessingCanvas" xmlns:cx="http://schemas.microsoft.com/office/drawing/2014/chartex" xmlns:cx1="http://schemas.microsoft.com/office/drawing/2015/9/8/chartex" xmlns:cx2="http://schemas.microsoft.com/office/drawing/2015/10/21/chartex" xmlns:cx3="http://schemas.microsoft.com/office/drawing/2016/5/9/chartex" xmlns:cx4="http://schemas.microsoft.com/office/drawing/2016/5/10/chartex" xmlns:cx5="http://schemas.microsoft.com/office/drawing/2016/5/11/chartex" xmlns:cx6="http://schemas.microsoft.com/office/drawing/2016/5/12/chartex" xmlns:cx7="http://schemas.microsoft.com/office/drawing/2016/5/13/chartex" xmlns:cx8="http://schemas.microsoft.com/office/drawing/2016/5/14/chartex" xmlns:mc="http://schemas.openxmlformats.org/markup-compatibility/2006" xmlns:aink="http://schemas.microsoft.com/office/drawing/2016/ink" xmlns:am3d="http://schemas.microsoft.com/office/drawing/2017/model3d" xmlns:o="urn:schemas-microsoft-com:office:office" xmlns:oel="http://schemas.microsoft.com/office/2019/extlst" xmlns:r="http://schemas.openxmlformats.org/officeDocument/2006/relationships" xmlns:m="http://schemas.openxmlformats.org/officeDocument/2006/math" xmlns:v="urn:schemas-microsoft-com:vml" xmlns:wp14="http://schemas.microsoft.com/office/word/2010/wordprocessingDrawing" xmlns:wp="http://schemas.openxmlformats.org/drawingml/2006/wordprocessingDrawing" xmlns:w10="urn:schemas-microsoft-com:office:word" xmlns:w="http://schemas.openxmlformats.org/wordprocessingml/2006/main" xmlns:w14="http://schemas.microsoft.com/office/word/2010/wordml" xmlns:w15="http://schemas.microsoft.com/office/word/2012/wordml" xmlns:w16cex="http://schemas.microsoft.com/office/word/2018/wordml/cex" xmlns:w16cid="http://schemas.microsoft.com/office/word/2016/wordml/cid" xmlns:w16="http://schemas.microsoft.com/office/word/2018/wordml" xmlns:w16du="http://schemas.microsoft.com/office/word/2023/wordml/word16du" xmlns:w16sdtdh="http://schemas.microsoft.com/office/word/2020/wordml/sdtdatahash" xmlns:w16sdtfl="http://schemas.microsoft.com/office/word/2024/wordml/sdtformatlock" xmlns:w16se="http://schemas.microsoft.com/office/word/2015/wordml/symex" xmlns:wpg="http://schemas.microsoft.com/office/word/2010/wordprocessingGroup" xmlns:wpi="http://schemas.microsoft.com/office/word/2010/wordprocessingInk" xmlns:wne="http://schemas.microsoft.com/office/word/2006/wordml" xmlns:wps="http://schemas.microsoft.com/office/word/2010/wordprocessingShape" mc:Ignorable="w14 w15 w16se w16cid w16 w16cex w16sdtdh w16sdtfl w16du wp14">
   <w:abstractNum w:abstractNumId="0" w15:restartNumberingAfterBreak="0">
     <w:nsid w:val="0204078B"/>
     <w:multiLevelType w:val="multilevel"/>
@@ -19116,35 +19722,124 @@
       </w:pPr>
     </w:lvl>
   </w:abstractNum>
-  <w:num w:numId="1">
+  <w:abstractNum w:abstractNumId="8" w15:restartNumberingAfterBreak="0">
+    <w:nsid w:val="6FA1357C"/>
+    <w:multiLevelType w:val="hybridMultilevel"/>
+    <w:tmpl w:val="35F098F0"/>
+    <w:lvl w:ilvl="0" w:tplc="0409000F">
+      <w:start w:val="1"/>
+      <w:numFmt w:val="decimal"/>
+      <w:lvlText w:val="%1."/>
+      <w:lvlJc w:val="left"/>
+      <w:pPr>
+        <w:ind w:left="480" w:hanging="480"/>
+      </w:pPr>
+    </w:lvl>
+    <w:lvl w:ilvl="1" w:tplc="04090019">
+      <w:start w:val="1"/>
+      <w:numFmt w:val="ideographTraditional"/>
+      <w:lvlText w:val="%2、"/>
+      <w:lvlJc w:val="left"/>
+      <w:pPr>
+        <w:ind w:left="960" w:hanging="480"/>
+      </w:pPr>
+    </w:lvl>
+    <w:lvl w:ilvl="2" w:tplc="0409001B" w:tentative="1">
+      <w:start w:val="1"/>
+      <w:numFmt w:val="lowerRoman"/>
+      <w:lvlText w:val="%3."/>
+      <w:lvlJc w:val="right"/>
+      <w:pPr>
+        <w:ind w:left="1440" w:hanging="480"/>
+      </w:pPr>
+    </w:lvl>
+    <w:lvl w:ilvl="3" w:tplc="0409000F" w:tentative="1">
+      <w:start w:val="1"/>
+      <w:numFmt w:val="decimal"/>
+      <w:lvlText w:val="%4."/>
+      <w:lvlJc w:val="left"/>
+      <w:pPr>
+        <w:ind w:left="1920" w:hanging="480"/>
+      </w:pPr>
+    </w:lvl>
+    <w:lvl w:ilvl="4" w:tplc="04090019" w:tentative="1">
+      <w:start w:val="1"/>
+      <w:numFmt w:val="ideographTraditional"/>
+      <w:lvlText w:val="%5、"/>
+      <w:lvlJc w:val="left"/>
+      <w:pPr>
+        <w:ind w:left="2400" w:hanging="480"/>
+      </w:pPr>
+    </w:lvl>
+    <w:lvl w:ilvl="5" w:tplc="0409001B" w:tentative="1">
+      <w:start w:val="1"/>
+      <w:numFmt w:val="lowerRoman"/>
+      <w:lvlText w:val="%6."/>
+      <w:lvlJc w:val="right"/>
+      <w:pPr>
+        <w:ind w:left="2880" w:hanging="480"/>
+      </w:pPr>
+    </w:lvl>
+    <w:lvl w:ilvl="6" w:tplc="0409000F" w:tentative="1">
+      <w:start w:val="1"/>
+      <w:numFmt w:val="decimal"/>
+      <w:lvlText w:val="%7."/>
+      <w:lvlJc w:val="left"/>
+      <w:pPr>
+        <w:ind w:left="3360" w:hanging="480"/>
+      </w:pPr>
+    </w:lvl>
+    <w:lvl w:ilvl="7" w:tplc="04090019" w:tentative="1">
+      <w:start w:val="1"/>
+      <w:numFmt w:val="ideographTraditional"/>
+      <w:lvlText w:val="%8、"/>
+      <w:lvlJc w:val="left"/>
+      <w:pPr>
+        <w:ind w:left="3840" w:hanging="480"/>
+      </w:pPr>
+    </w:lvl>
+    <w:lvl w:ilvl="8" w:tplc="0409001B" w:tentative="1">
+      <w:start w:val="1"/>
+      <w:numFmt w:val="lowerRoman"/>
+      <w:lvlText w:val="%9."/>
+      <w:lvlJc w:val="right"/>
+      <w:pPr>
+        <w:ind w:left="4320" w:hanging="480"/>
+      </w:pPr>
+    </w:lvl>
+  </w:abstractNum>
+  <w:num w:numId="1" w16cid:durableId="1596745774">
     <w:abstractNumId w:val="2"/>
   </w:num>
-  <w:num w:numId="2">
+  <w:num w:numId="2" w16cid:durableId="1792092594">
     <w:abstractNumId w:val="0"/>
   </w:num>
-  <w:num w:numId="3">
+  <w:num w:numId="3" w16cid:durableId="1847863364">
     <w:abstractNumId w:val="4"/>
   </w:num>
-  <w:num w:numId="4">
+  <w:num w:numId="4" w16cid:durableId="1705864907">
     <w:abstractNumId w:val="6"/>
   </w:num>
-  <w:num w:numId="5">
+  <w:num w:numId="5" w16cid:durableId="13775572">
     <w:abstractNumId w:val="1"/>
   </w:num>
-  <w:num w:numId="6">
+  <w:num w:numId="6" w16cid:durableId="1221210957">
     <w:abstractNumId w:val="7"/>
   </w:num>
-  <w:num w:numId="7">
+  <w:num w:numId="7" w16cid:durableId="585385115">
     <w:abstractNumId w:val="3"/>
   </w:num>
-  <w:num w:numId="8">
+  <w:num w:numId="8" w16cid:durableId="1050230642">
     <w:abstractNumId w:val="5"/>
+  </w:num>
+  <w:num w:numId="9" w16cid:durableId="757294032">
+    <w:abstractNumId w:val="8"/>
   </w:num>
 </w:numbering>
 </file>
 
 <file path=word/styles.xml><?xml version="1.0" encoding="utf-8"?>
-<w:styles xmlns:mc="http://schemas.openxmlformats.org/markup-compatibility/2006" xmlns:r="http://schemas.openxmlformats.org/officeDocument/2006/relationships" xmlns:w="http://schemas.openxmlformats.org/wordprocessingml/2006/main" xmlns:w14="http://schemas.microsoft.com/office/word/2010/wordml" xmlns:w15="http://schemas.microsoft.com/office/word/2012/wordml" xmlns:w16cid="http://schemas.microsoft.com/office/word/2016/wordml/cid" xmlns:w16se="http://schemas.microsoft.com/office/word/2015/wordml/symex" mc:Ignorable="w14 w15 w16se w16cid">
+<w:styles xmlns:mc="http://schemas.openxmlformats.org/markup-compatibility/2006" xmlns:r="http://schemas.openxmlformats.org/officeDocument/2006/relationships" xmlns:w="http://schemas.openxmlformats.org/wordprocessingml/2006/main" xmlns:w14="http://schemas.microsoft.com/office/word/2010/wordml" xmlns:w15="http://schemas.microsoft.com/office/word/2012/wordml" xmlns:w16cex="http://schemas.microsoft.com/office/word/2018/wordml/cex" xmlns:w16cid="http://schemas.microsoft.com/office/word/2016/wordml/cid" xmlns:w16="http://schemas.microsoft.com/office/word/2018/wordml" xmlns:w16du="http://schemas.microsoft.com/office/word/2023/wordml/word16du" xmlns:w16sdtdh="http://schemas.microsoft.com/office/word/2020/wordml/sdtdatahash" xmlns:w16sdtfl="http://schemas.microsoft.com/office/word/2024/wordml/sdtformatlock" xmlns:w16se="http://schemas.microsoft.com/office/word/2015/wordml/symex" mc:Ignorable="w14 w15 w16se w16cid w16 w16cex w16sdtdh w16sdtfl w16du">
   <w:docDefaults>
     <w:rPrDefault>
       <w:rPr>
@@ -19157,7 +19852,7 @@
     </w:rPrDefault>
     <w:pPrDefault/>
   </w:docDefaults>
-  <w:latentStyles w:defLockedState="0" w:defUIPriority="99" w:defSemiHidden="0" w:defUnhideWhenUsed="0" w:defQFormat="0" w:count="375">
+  <w:latentStyles w:defLockedState="0" w:defUIPriority="99" w:defSemiHidden="0" w:defUnhideWhenUsed="0" w:defQFormat="0" w:count="376">
     <w:lsdException w:name="Normal" w:uiPriority="0" w:qFormat="1"/>
     <w:lsdException w:name="heading 1" w:uiPriority="9" w:qFormat="1"/>
     <w:lsdException w:name="heading 2" w:semiHidden="1" w:uiPriority="9" w:unhideWhenUsed="1" w:qFormat="1"/>
@@ -19533,6 +20228,7 @@
     <w:lsdException w:name="Smart Hyperlink" w:semiHidden="1" w:unhideWhenUsed="1"/>
     <w:lsdException w:name="Hashtag" w:semiHidden="1" w:unhideWhenUsed="1"/>
     <w:lsdException w:name="Unresolved Mention" w:semiHidden="1" w:unhideWhenUsed="1"/>
+    <w:lsdException w:name="Smart Link" w:semiHidden="1" w:unhideWhenUsed="1"/>
   </w:latentStyles>
   <w:style w:type="paragraph" w:default="1" w:styleId="a">
     <w:name w:val="Normal"/>
@@ -19566,6 +20262,29 @@
       <w:kern w:val="52"/>
       <w:sz w:val="52"/>
       <w:szCs w:val="52"/>
+    </w:rPr>
+  </w:style>
+  <w:style w:type="paragraph" w:styleId="2">
+    <w:name w:val="heading 2"/>
+    <w:basedOn w:val="a"/>
+    <w:next w:val="a"/>
+    <w:link w:val="20"/>
+    <w:uiPriority w:val="9"/>
+    <w:semiHidden/>
+    <w:unhideWhenUsed/>
+    <w:qFormat/>
+    <w:rsid w:val="009D0C92"/>
+    <w:pPr>
+      <w:keepNext/>
+      <w:spacing w:line="720" w:lineRule="auto"/>
+      <w:outlineLvl w:val="1"/>
+    </w:pPr>
+    <w:rPr>
+      <w:rFonts w:asciiTheme="majorHAnsi" w:eastAsiaTheme="majorEastAsia" w:hAnsiTheme="majorHAnsi" w:cstheme="majorBidi"/>
+      <w:b/>
+      <w:bCs/>
+      <w:sz w:val="48"/>
+      <w:szCs w:val="48"/>
     </w:rPr>
   </w:style>
   <w:style w:type="character" w:default="1" w:styleId="a0">
@@ -19668,7 +20387,7 @@
       <w:szCs w:val="32"/>
     </w:rPr>
   </w:style>
-  <w:style w:type="paragraph" w:styleId="2">
+  <w:style w:type="paragraph" w:styleId="21">
     <w:name w:val="toc 2"/>
     <w:basedOn w:val="a"/>
     <w:next w:val="a"/>
@@ -19773,10 +20492,51 @@
     <w:next w:val="a"/>
     <w:uiPriority w:val="99"/>
     <w:unhideWhenUsed/>
-    <w:rsid w:val="006841C8"/>
+    <w:rsid w:val="009D0C92"/>
     <w:pPr>
       <w:ind w:left="200" w:hangingChars="200" w:hanging="200"/>
     </w:pPr>
+  </w:style>
+  <w:style w:type="character" w:customStyle="1" w:styleId="20">
+    <w:name w:val="標題 2 字元"/>
+    <w:basedOn w:val="a0"/>
+    <w:link w:val="2"/>
+    <w:uiPriority w:val="9"/>
+    <w:semiHidden/>
+    <w:rsid w:val="009D0C92"/>
+    <w:rPr>
+      <w:rFonts w:asciiTheme="majorHAnsi" w:eastAsiaTheme="majorEastAsia" w:hAnsiTheme="majorHAnsi" w:cstheme="majorBidi"/>
+      <w:b/>
+      <w:bCs/>
+      <w:sz w:val="48"/>
+      <w:szCs w:val="48"/>
+    </w:rPr>
+  </w:style>
+  <w:style w:type="paragraph" w:customStyle="1" w:styleId="ab">
+    <w:name w:val="論表樣式"/>
+    <w:basedOn w:val="a"/>
+    <w:link w:val="ac"/>
+    <w:qFormat/>
+    <w:rsid w:val="009D0C92"/>
+    <w:pPr>
+      <w:widowControl/>
+      <w:spacing w:line="480" w:lineRule="auto"/>
+      <w:jc w:val="center"/>
+      <w:outlineLvl w:val="8"/>
+    </w:pPr>
+    <w:rPr>
+      <w:rFonts w:eastAsia="標楷體"/>
+      <w:szCs w:val="22"/>
+    </w:rPr>
+  </w:style>
+  <w:style w:type="character" w:customStyle="1" w:styleId="ac">
+    <w:name w:val="論表樣式 字元"/>
+    <w:basedOn w:val="a0"/>
+    <w:link w:val="ab"/>
+    <w:rsid w:val="009D0C92"/>
+    <w:rPr>
+      <w:rFonts w:ascii="Times New Roman" w:hAnsi="Times New Roman" w:cs="Times New Roman"/>
+    </w:rPr>
   </w:style>
 </w:styles>
 </file>
